--- a/downloads/workbook/ai-7-week-19.docx
+++ b/downloads/workbook/ai-7-week-19.docx
@@ -961,6 +961,178 @@
         <w:t>Project connection: For the Reproducible AI Research Study, retain an annotated worked trace and the changed-case reasoning. Connect the claim to its records, units and assumptions so another investigator can challenge or reproduce it.</w:t>
       </w:r>
     </w:p>
+    <w:p>
+      <w:pPr>
+        <w:pStyle w:val="Heading1"/>
+      </w:pPr>
+      <w:r>
+        <w:t>13. Project portfolio milestone</w:t>
+      </w:r>
+    </w:p>
+    <w:p>
+      <w:r>
+        <w:t>Project: Reproducible AI Research Study</w:t>
+      </w:r>
+    </w:p>
+    <w:p>
+      <w:r>
+        <w:t>Current milestone: Evaluate and revise. Compare with your starting method, explain errors and record a justified revision.</w:t>
+      </w:r>
+    </w:p>
+    <w:p>
+      <w:r>
+        <w:t>For the Reproducible AI Research Study, retain an annotated worked trace and the changed-case reasoning. Connect the claim to its records, units and assumptions so another investigator can challenge or reproduce it.</w:t>
+      </w:r>
+    </w:p>
+    <w:tbl>
+      <w:tblPr>
+        <w:tblStyle w:val="LightShading-Accent1"/>
+        <w:tblW w:type="auto" w:w="0"/>
+        <w:tblLook w:firstColumn="1" w:firstRow="1" w:lastColumn="0" w:lastRow="0" w:noHBand="0" w:noVBand="1" w:val="04A0"/>
+      </w:tblPr>
+      <w:tblGrid>
+        <w:gridCol w:w="5112"/>
+        <w:gridCol w:w="5112"/>
+      </w:tblGrid>
+      <w:tr>
+        <w:trPr>
+          <w:tblHeader/>
+        </w:trPr>
+        <w:tc>
+          <w:tcPr>
+            <w:tcW w:type="dxa" w:w="5112"/>
+          </w:tcPr>
+          <w:p>
+            <w:r>
+              <w:t>Evidence to keep</w:t>
+            </w:r>
+          </w:p>
+        </w:tc>
+        <w:tc>
+          <w:tcPr>
+            <w:tcW w:type="dxa" w:w="5112"/>
+          </w:tcPr>
+          <w:p>
+            <w:r>
+              <w:t>My record</w:t>
+            </w:r>
+          </w:p>
+        </w:tc>
+      </w:tr>
+      <w:tr>
+        <w:tc>
+          <w:tcPr>
+            <w:tcW w:type="dxa" w:w="5112"/>
+          </w:tcPr>
+          <w:p>
+            <w:r>
+              <w:t>This week’s input and deciding step</w:t>
+            </w:r>
+          </w:p>
+        </w:tc>
+        <w:tc>
+          <w:tcPr>
+            <w:tcW w:type="dxa" w:w="5112"/>
+          </w:tcPr>
+          <w:p>
+            <w:r/>
+          </w:p>
+        </w:tc>
+      </w:tr>
+      <w:tr>
+        <w:tc>
+          <w:tcPr>
+            <w:tcW w:type="dxa" w:w="5112"/>
+          </w:tcPr>
+          <w:p>
+            <w:r>
+              <w:t>Prediction and actual result (or labelled paper trace)</w:t>
+            </w:r>
+          </w:p>
+        </w:tc>
+        <w:tc>
+          <w:tcPr>
+            <w:tcW w:type="dxa" w:w="5112"/>
+          </w:tcPr>
+          <w:p>
+            <w:r/>
+          </w:p>
+        </w:tc>
+      </w:tr>
+      <w:tr>
+        <w:tc>
+          <w:tcPr>
+            <w:tcW w:type="dxa" w:w="5112"/>
+          </w:tcPr>
+          <w:p>
+            <w:r>
+              <w:t>One change since the previous checkpoint and why</w:t>
+            </w:r>
+          </w:p>
+        </w:tc>
+        <w:tc>
+          <w:tcPr>
+            <w:tcW w:type="dxa" w:w="5112"/>
+          </w:tcPr>
+          <w:p>
+            <w:r/>
+          </w:p>
+        </w:tc>
+      </w:tr>
+      <w:tr>
+        <w:tc>
+          <w:tcPr>
+            <w:tcW w:type="dxa" w:w="5112"/>
+          </w:tcPr>
+          <w:p>
+            <w:r>
+              <w:t>One error or limit and the next test</w:t>
+            </w:r>
+          </w:p>
+        </w:tc>
+        <w:tc>
+          <w:tcPr>
+            <w:tcW w:type="dxa" w:w="5112"/>
+          </w:tcPr>
+          <w:p>
+            <w:r/>
+          </w:p>
+        </w:tc>
+      </w:tr>
+    </w:tbl>
+    <w:p>
+      <w:pPr>
+        <w:pStyle w:val="Heading3"/>
+      </w:pPr>
+      <w:r>
+        <w:t>Explain what this week adds to your project. Reuse last week’s record rather than starting again.</w:t>
+      </w:r>
+    </w:p>
+    <w:p>
+      <w:r>
+        <w:t>________________________________________________________________</w:t>
+      </w:r>
+    </w:p>
+    <w:p>
+      <w:r>
+        <w:t>________________________________________________________________</w:t>
+      </w:r>
+    </w:p>
+    <w:p>
+      <w:r>
+        <w:t>________________________________________________________________</w:t>
+      </w:r>
+    </w:p>
+    <w:p>
+      <w:r>
+        <w:t>________________________________________________________________</w:t>
+      </w:r>
+    </w:p>
+    <w:p>
+      <w:r>
+        <w:t>________________________________________________________________</w:t>
+      </w:r>
+    </w:p>
     <w:sectPr>
       <w:pgSz w:w="12240" w:h="15840"/>
       <w:pgMar w:top="936" w:right="1008" w:bottom="936" w:left="1008" w:header="720" w:footer="720" w:gutter="0"/>

--- a/downloads/workbook/ai-7-week-19.docx
+++ b/downloads/workbook/ai-7-week-19.docx
@@ -1133,6 +1133,235 @@
         <w:t>________________________________________________________________</w:t>
       </w:r>
     </w:p>
+    <w:p>
+      <w:pPr>
+        <w:pStyle w:val="Heading1"/>
+      </w:pPr>
+      <w:r>
+        <w:t>14. Supported practice and learning evidence</w:t>
+      </w:r>
+    </w:p>
+    <w:p>
+      <w:r>
+        <w:t>Use this supported practice once, in the browser or on paper. Keep the reserved independent assessment for a separate first attempt before teacher feedback.</w:t>
+      </w:r>
+    </w:p>
+    <w:p>
+      <w:r>
+        <w:t>Consent is specific, not universal. A fictional study asks adults to submit anonymous drawings for one pattern-recognition investigation.</w:t>
+      </w:r>
+    </w:p>
+    <w:p>
+      <w:pPr>
+        <w:pStyle w:val="Heading3"/>
+      </w:pPr>
+      <w:r>
+        <w:t>Practice 1: explain the deciding evidence</w:t>
+      </w:r>
+    </w:p>
+    <w:p>
+      <w:r>
+        <w:t>Which labelled step matches this detail? Record permitted uses and the approved withdrawal procedure.</w:t>
+      </w:r>
+    </w:p>
+    <w:p>
+      <w:r>
+        <w:t>1. State the purpose</w:t>
+      </w:r>
+    </w:p>
+    <w:p>
+      <w:r>
+        <w:t>2. Keep the agreement</w:t>
+      </w:r>
+    </w:p>
+    <w:p>
+      <w:r>
+        <w:t>3. Respect exclusions</w:t>
+      </w:r>
+    </w:p>
+    <w:p>
+      <w:pPr>
+        <w:pStyle w:val="Heading3"/>
+      </w:pPr>
+      <w:r>
+        <w:t>My selected conclusion, deciding fact and explanation</w:t>
+      </w:r>
+    </w:p>
+    <w:p>
+      <w:r>
+        <w:t>________________________________________________________________</w:t>
+      </w:r>
+    </w:p>
+    <w:p>
+      <w:r>
+        <w:t>________________________________________________________________</w:t>
+      </w:r>
+    </w:p>
+    <w:p>
+      <w:r>
+        <w:t>________________________________________________________________</w:t>
+      </w:r>
+    </w:p>
+    <w:p>
+      <w:r>
+        <w:t>________________________________________________________________</w:t>
+      </w:r>
+    </w:p>
+    <w:p>
+      <w:r>
+        <w:t>________________________________________________________________</w:t>
+      </w:r>
+    </w:p>
+    <w:p>
+      <w:r>
+        <w:t>Hint if needed: Read the steps in the pictorial case. Match the supplied detail to the stage that performs or records it.</w:t>
+      </w:r>
+    </w:p>
+    <w:p>
+      <w:r>
+        <w:t>After your attempt, compare with the supported explanation: Keep the agreement Record permitted uses and the approved withdrawal procedure. Research ethics includes what people agree to, how they can decline and how risks are addressed. A contribution does not grant unlimited reuse.</w:t>
+      </w:r>
+    </w:p>
+    <w:p>
+      <w:pPr>
+        <w:pStyle w:val="Heading3"/>
+      </w:pPr>
+      <w:r>
+        <w:t>Practice 2: explain the deciding evidence</w:t>
+      </w:r>
+    </w:p>
+    <w:p>
+      <w:r>
+        <w:t>Changed-case practice: A new project requests the same drawings for an excluded purpose. Which conclusion is supported by the supplied facts?</w:t>
+      </w:r>
+    </w:p>
+    <w:p>
+      <w:r>
+        <w:t>1. This one example guarantees correct results for every future input.</w:t>
+      </w:r>
+    </w:p>
+    <w:p>
+      <w:r>
+        <w:t>2. Do not reuse them under the existing consent; seek the required new authorisation.</w:t>
+      </w:r>
+    </w:p>
+    <w:p>
+      <w:r>
+        <w:t>3. We can decide the result without examining the changed input or the procedure.</w:t>
+      </w:r>
+    </w:p>
+    <w:p>
+      <w:pPr>
+        <w:pStyle w:val="Heading3"/>
+      </w:pPr>
+      <w:r>
+        <w:t>My selected conclusion, deciding fact and explanation</w:t>
+      </w:r>
+    </w:p>
+    <w:p>
+      <w:r>
+        <w:t>________________________________________________________________</w:t>
+      </w:r>
+    </w:p>
+    <w:p>
+      <w:r>
+        <w:t>________________________________________________________________</w:t>
+      </w:r>
+    </w:p>
+    <w:p>
+      <w:r>
+        <w:t>________________________________________________________________</w:t>
+      </w:r>
+    </w:p>
+    <w:p>
+      <w:r>
+        <w:t>________________________________________________________________</w:t>
+      </w:r>
+    </w:p>
+    <w:p>
+      <w:r>
+        <w:t>________________________________________________________________</w:t>
+      </w:r>
+    </w:p>
+    <w:p>
+      <w:r>
+        <w:t>Hint if needed: Use the changed condition and the deciding step in the pictorial trace. The answer must say what follows from those facts.</w:t>
+      </w:r>
+    </w:p>
+    <w:p>
+      <w:r>
+        <w:t>After your attempt, compare with the supported explanation: Do not reuse them under the existing consent; seek the required new authorisation. The new purpose falls outside the stated agreement.</w:t>
+      </w:r>
+    </w:p>
+    <w:p>
+      <w:pPr>
+        <w:pStyle w:val="Heading3"/>
+      </w:pPr>
+      <w:r>
+        <w:t>Repair a missing building block</w:t>
+      </w:r>
+    </w:p>
+    <w:p>
+      <w:r>
+        <w:t>Review Dataset and benchmark limitations (ai-7/18). Goal: Explain the mechanism and terminology of dataset and benchmark limitations. Short practice: Report the indoor benchmark with its denominator and missing condition. After two correct outdoor cases out of four are added, what slice rate is supported and what remains uncertain?. Return to this week and explain what you changed.</w:t>
+      </w:r>
+    </w:p>
+    <w:p>
+      <w:r>
+        <w:t>Review Ablation studies (ai-7/16). Goal: Explain the mechanism and terminology of ablation studies. Short practice: Calculate the filter ablation’s two rates and count change. Which single component is altered, and why does also changing the model prevent isolating the filter?. Return to this week and explain what you changed.</w:t>
+      </w:r>
+    </w:p>
+    <w:p>
+      <w:r>
+        <w:t>Review Effect size and practical importance (ai-7/13). Goal: Explain the mechanism and terminology of effect size and practical importance. Short practice: Calculate the absolute error-rate reduction from 20/1000 to 15/1000. Does it meet the ten-fewer-errors threshold, and what changes when B has eight errors?. Return to this week and explain what you changed.</w:t>
+      </w:r>
+    </w:p>
+    <w:p>
+      <w:pPr>
+        <w:pStyle w:val="Heading3"/>
+      </w:pPr>
+      <w:r>
+        <w:t>Keep your completed work</w:t>
+      </w:r>
+    </w:p>
+    <w:p>
+      <w:r>
+        <w:t>Use Download completed work in the hosted lesson to export your answers, reflections, practice feedback and code-run evidence. Open the HTML copy to read or print it. Drafts stay in this browser when storage is available; clear drafts on a shared device.</w:t>
+      </w:r>
+    </w:p>
+    <w:p>
+      <w:pPr>
+        <w:pStyle w:val="Heading3"/>
+      </w:pPr>
+      <w:r>
+        <w:t>What I repaired, the evidence I kept and the next test</w:t>
+      </w:r>
+    </w:p>
+    <w:p>
+      <w:r>
+        <w:t>________________________________________________________________</w:t>
+      </w:r>
+    </w:p>
+    <w:p>
+      <w:r>
+        <w:t>________________________________________________________________</w:t>
+      </w:r>
+    </w:p>
+    <w:p>
+      <w:r>
+        <w:t>________________________________________________________________</w:t>
+      </w:r>
+    </w:p>
+    <w:p>
+      <w:r>
+        <w:t>________________________________________________________________</w:t>
+      </w:r>
+    </w:p>
+    <w:p>
+      <w:r>
+        <w:t>________________________________________________________________</w:t>
+      </w:r>
+    </w:p>
     <w:sectPr>
       <w:pgSz w:w="12240" w:h="15840"/>
       <w:pgMar w:top="936" w:right="1008" w:bottom="936" w:left="1008" w:header="720" w:footer="720" w:gutter="0"/>

--- a/downloads/workbook/ai-7-week-19.docx
+++ b/downloads/workbook/ai-7-week-19.docx
@@ -30,33 +30,45 @@
     </w:p>
     <w:p>
       <w:r>
-        <w:t>Try the recall before opening notes. Then use a different colour or a labelled second line to correct your explanation.</w:t>
+        <w:t>Record your starting explanation for Research ethics and consent before opening notes. Show any later correction separately.</w:t>
       </w:r>
     </w:p>
     <w:p>
       <w:pPr>
-        <w:pStyle w:val="Heading3"/>
-      </w:pPr>
-      <w:r>
-        <w:t>Dataset and benchmark limitations</w:t>
+        <w:spacing w:line="336" w:lineRule="auto" w:after="180"/>
+      </w:pPr>
+      <w:r>
+        <w:rPr>
+          <w:b w:val="0"/>
+        </w:rPr>
+        <w:t>Try the recall before opening notes. Then use a different colour or a labelled second line to correct your explanation.</w:t>
       </w:r>
     </w:p>
     <w:p>
-      <w:r>
-        <w:t>Without opening the old lesson, explain one key idea from Dataset and benchmark limitations. Give an example and a mistake that the idea helps you avoid.</w:t>
+      <w:pPr>
+        <w:pStyle w:val="Heading3"/>
+      </w:pPr>
+      <w:r>
+        <w:t>Dataset and benchmark limitations</w:t>
       </w:r>
     </w:p>
     <w:p>
       <w:pPr>
-        <w:pStyle w:val="Heading3"/>
-      </w:pPr>
-      <w:r>
-        <w:t>My remembered idea, example and correction</w:t>
+        <w:spacing w:line="336" w:lineRule="auto" w:after="180"/>
+      </w:pPr>
+      <w:r>
+        <w:rPr>
+          <w:b w:val="0"/>
+        </w:rPr>
+        <w:t>Without opening the old lesson, explain one key idea from Dataset and benchmark limitations. Give an example and a mistake that the idea helps you avoid.</w:t>
       </w:r>
     </w:p>
     <w:p>
-      <w:r>
-        <w:t>________________________________________________________________</w:t>
+      <w:pPr>
+        <w:pStyle w:val="Heading3"/>
+      </w:pPr>
+      <w:r>
+        <w:t>My remembered idea, example and correction</w:t>
       </w:r>
     </w:p>
     <w:p>
@@ -70,29 +82,35 @@
       </w:r>
     </w:p>
     <w:p>
-      <w:pPr>
-        <w:pStyle w:val="Heading3"/>
-      </w:pPr>
-      <w:r>
-        <w:t>Ablation studies</w:t>
+      <w:r>
+        <w:t>________________________________________________________________</w:t>
       </w:r>
     </w:p>
     <w:p>
-      <w:r>
-        <w:t>Without opening the old lesson, explain one key idea from Ablation studies. Give an example and a mistake that the idea helps you avoid.</w:t>
+      <w:pPr>
+        <w:pStyle w:val="Heading3"/>
+      </w:pPr>
+      <w:r>
+        <w:t>Ablation studies</w:t>
       </w:r>
     </w:p>
     <w:p>
       <w:pPr>
-        <w:pStyle w:val="Heading3"/>
-      </w:pPr>
-      <w:r>
-        <w:t>My remembered idea, example and correction</w:t>
+        <w:spacing w:line="336" w:lineRule="auto" w:after="180"/>
+      </w:pPr>
+      <w:r>
+        <w:rPr>
+          <w:b w:val="0"/>
+        </w:rPr>
+        <w:t>Without opening the old lesson, explain one key idea from Ablation studies. Give an example and a mistake that the idea helps you avoid.</w:t>
       </w:r>
     </w:p>
     <w:p>
-      <w:r>
-        <w:t>________________________________________________________________</w:t>
+      <w:pPr>
+        <w:pStyle w:val="Heading3"/>
+      </w:pPr>
+      <w:r>
+        <w:t>My remembered idea, example and correction</w:t>
       </w:r>
     </w:p>
     <w:p>
@@ -106,29 +124,35 @@
       </w:r>
     </w:p>
     <w:p>
-      <w:pPr>
-        <w:pStyle w:val="Heading3"/>
-      </w:pPr>
-      <w:r>
-        <w:t>Effect size and practical importance</w:t>
+      <w:r>
+        <w:t>________________________________________________________________</w:t>
       </w:r>
     </w:p>
     <w:p>
-      <w:r>
-        <w:t>Without opening the old lesson, explain one key idea from Effect size and practical importance. Give an example and a mistake that the idea helps you avoid.</w:t>
+      <w:pPr>
+        <w:pStyle w:val="Heading3"/>
+      </w:pPr>
+      <w:r>
+        <w:t>Effect size and practical importance</w:t>
       </w:r>
     </w:p>
     <w:p>
       <w:pPr>
-        <w:pStyle w:val="Heading3"/>
-      </w:pPr>
-      <w:r>
-        <w:t>My remembered idea, example and correction</w:t>
+        <w:spacing w:line="336" w:lineRule="auto" w:after="180"/>
+      </w:pPr>
+      <w:r>
+        <w:rPr>
+          <w:b w:val="0"/>
+        </w:rPr>
+        <w:t>Without opening the old lesson, explain one key idea from Effect size and practical importance. Give an example and a mistake that the idea helps you avoid.</w:t>
       </w:r>
     </w:p>
     <w:p>
-      <w:r>
-        <w:t>________________________________________________________________</w:t>
+      <w:pPr>
+        <w:pStyle w:val="Heading3"/>
+      </w:pPr>
+      <w:r>
+        <w:t>My remembered idea, example and correction</w:t>
       </w:r>
     </w:p>
     <w:p>
@@ -142,16 +166,44 @@
       </w:r>
     </w:p>
     <w:p>
-      <w:pPr>
-        <w:pStyle w:val="Heading1"/>
-      </w:pPr>
-      <w:r>
-        <w:t>02. Practise with fading help</w:t>
+      <w:r>
+        <w:t>________________________________________________________________</w:t>
       </w:r>
     </w:p>
     <w:p>
-      <w:r>
-        <w:t>Use W2: Trace the worked case for Research ethics and consent. Record the answer once; the lesson and workbook refer to the same attempt.</w:t>
+      <w:pPr>
+        <w:pStyle w:val="Heading1"/>
+      </w:pPr>
+      <w:r>
+        <w:t>02. Practise with fading help</w:t>
+      </w:r>
+    </w:p>
+    <w:p>
+      <w:r>
+        <w:t>Complete the supported Research ethics and consent trace and record the first step you can explain without help.</w:t>
+      </w:r>
+    </w:p>
+    <w:p>
+      <w:pPr>
+        <w:spacing w:line="336" w:lineRule="auto" w:after="180"/>
+      </w:pPr>
+      <w:r>
+        <w:rPr>
+          <w:b w:val="0"/>
+        </w:rPr>
+        <w:t xml:space="preserve">Use W2: Trace the worked case for Research ethics and </w:t>
+      </w:r>
+      <w:r>
+        <w:rPr>
+          <w:b/>
+        </w:rPr>
+        <w:t>consent</w:t>
+      </w:r>
+      <w:r>
+        <w:rPr>
+          <w:b w:val="0"/>
+        </w:rPr>
+        <w:t>. Record the answer once; the lesson and workbook refer to the same attempt.</w:t>
       </w:r>
     </w:p>
     <w:tbl>
@@ -279,25 +331,49 @@
     </w:p>
     <w:p>
       <w:r>
-        <w:t>Use the worked case for Research ethics and consent. Proposed explanation: “The worked result establishes every future case”. Decide whether this explanation is supported. Point to the step or supplied fact that decides; explain your repair if needed.</w:t>
+        <w:t>Check the proposed Research ethics and consent explanation against the supplied facts before discussing it.</w:t>
       </w:r>
     </w:p>
     <w:p>
       <w:pPr>
-        <w:pStyle w:val="Heading3"/>
-      </w:pPr>
-      <w:r>
-        <w:t>My explanation before partner discussion</w:t>
+        <w:spacing w:line="336" w:lineRule="auto" w:after="180"/>
+      </w:pPr>
+      <w:r>
+        <w:rPr>
+          <w:b w:val="0"/>
+        </w:rPr>
+        <w:t xml:space="preserve">Use the worked case for Research ethics and </w:t>
+      </w:r>
+      <w:r>
+        <w:rPr>
+          <w:b/>
+        </w:rPr>
+        <w:t>consent</w:t>
+      </w:r>
+      <w:r>
+        <w:rPr>
+          <w:b w:val="0"/>
+        </w:rPr>
+        <w:t>. Proposed explanation: “The worked result establishes every future case”. Decide whether this explanation is supported.</w:t>
       </w:r>
     </w:p>
     <w:p>
-      <w:r>
-        <w:t>________________________________________________________________</w:t>
+      <w:pPr>
+        <w:spacing w:line="336" w:lineRule="auto" w:after="180"/>
+      </w:pPr>
+      <w:r>
+        <w:rPr>
+          <w:b w:val="0"/>
+        </w:rPr>
+        <w:t>Point to the step or supplied fact that decides; explain your repair if needed.</w:t>
       </w:r>
     </w:p>
     <w:p>
-      <w:r>
-        <w:t>________________________________________________________________</w:t>
+      <w:pPr>
+        <w:pStyle w:val="Heading3"/>
+      </w:pPr>
+      <w:r>
+        <w:t>My explanation before partner discussion</w:t>
       </w:r>
     </w:p>
     <w:p>
@@ -311,47 +387,53 @@
       </w:r>
     </w:p>
     <w:p>
-      <w:pPr>
-        <w:pStyle w:val="Heading1"/>
-      </w:pPr>
-      <w:r>
-        <w:t>04. Independent transfer case</w:t>
+      <w:r>
+        <w:t>________________________________________________________________</w:t>
       </w:r>
     </w:p>
     <w:p>
-      <w:pPr>
-        <w:pStyle w:val="Heading3"/>
-      </w:pPr>
-      <w:r>
-        <w:t>Independent case: Apply a new case independently</w:t>
+      <w:r>
+        <w:t>________________________________________________________________</w:t>
       </w:r>
     </w:p>
     <w:p>
-      <w:r>
-        <w:t>A fictional policy requires opt-in; proposal treats silence as agreement and grades participation. Audit.</w:t>
+      <w:pPr>
+        <w:pStyle w:val="Heading1"/>
+      </w:pPr>
+      <w:r>
+        <w:t>04. Independent transfer case</w:t>
       </w:r>
     </w:p>
     <w:p>
-      <w:pPr>
-        <w:pStyle w:val="Heading3"/>
-      </w:pPr>
-      <w:r>
-        <w:t>My independent explanation, trace and limits</w:t>
+      <w:r>
+        <w:t>Write one first attempt at the reserved independent case before feedback. Repeated copies of that case refer to the same recorded attempt.</w:t>
       </w:r>
     </w:p>
     <w:p>
-      <w:r>
-        <w:t>________________________________________________________________</w:t>
+      <w:pPr>
+        <w:pStyle w:val="Heading3"/>
+      </w:pPr>
+      <w:r>
+        <w:t>Independent case: Apply a new case independently</w:t>
       </w:r>
     </w:p>
     <w:p>
-      <w:r>
-        <w:t>________________________________________________________________</w:t>
+      <w:pPr>
+        <w:spacing w:line="336" w:lineRule="auto" w:after="180"/>
+      </w:pPr>
+      <w:r>
+        <w:rPr>
+          <w:b w:val="0"/>
+        </w:rPr>
+        <w:t>A fictional policy requires opt-in; proposal treats silence as agreement and grades participation. Audit.</w:t>
       </w:r>
     </w:p>
     <w:p>
-      <w:r>
-        <w:t>________________________________________________________________</w:t>
+      <w:pPr>
+        <w:pStyle w:val="Heading3"/>
+      </w:pPr>
+      <w:r>
+        <w:t>My independent explanation, trace and limits</w:t>
       </w:r>
     </w:p>
     <w:p>
@@ -376,48 +458,96 @@
     </w:p>
     <w:p>
       <w:r>
-        <w:t>Attempt this case before feedback. Record any help. Earlier examples below are further practice; a case already practised with feedback cannot establish fresh transfer.</w:t>
+        <w:t>________________________________________________________________</w:t>
       </w:r>
     </w:p>
     <w:p>
-      <w:pPr>
-        <w:pStyle w:val="Heading1"/>
-      </w:pPr>
-      <w:r>
-        <w:t>05. W1 Explain the mechanism</w:t>
+      <w:r>
+        <w:t>________________________________________________________________</w:t>
       </w:r>
     </w:p>
     <w:p>
       <w:r>
-        <w:t>Explain the weekly mechanism in your own words. Use the worked scenario to name its input, decision rule and output.</w:t>
+        <w:t>________________________________________________________________</w:t>
       </w:r>
     </w:p>
     <w:p>
       <w:pPr>
-        <w:pStyle w:val="Heading3"/>
-      </w:pPr>
-      <w:r>
-        <w:t>My reasoning and evidence</w:t>
+        <w:spacing w:line="336" w:lineRule="auto" w:after="180"/>
+      </w:pPr>
+      <w:r>
+        <w:rPr>
+          <w:b w:val="0"/>
+        </w:rPr>
+        <w:t>Attempt this case before feedback. Record any help. Earlier examples below are further practice; a case already practised with feedback cannot establish fresh transfer.</w:t>
       </w:r>
     </w:p>
     <w:p>
-      <w:r>
-        <w:t>________________________________________________________________</w:t>
+      <w:pPr>
+        <w:pStyle w:val="Heading1"/>
+      </w:pPr>
+      <w:r>
+        <w:t>05. W1 Explain the mechanism</w:t>
       </w:r>
     </w:p>
     <w:p>
       <w:r>
-        <w:t>________________________________________________________________</w:t>
+        <w:t>Explain the mechanism. Apply the supplied Research ethics and consent facts and keep your reasoning.</w:t>
       </w:r>
     </w:p>
     <w:p>
-      <w:r>
-        <w:t>________________________________________________________________</w:t>
+      <w:pPr>
+        <w:spacing w:line="336" w:lineRule="auto" w:after="180"/>
+      </w:pPr>
+      <w:r>
+        <w:rPr>
+          <w:b w:val="0"/>
+        </w:rPr>
+        <w:t xml:space="preserve">Explain the weekly </w:t>
+      </w:r>
+      <w:r>
+        <w:rPr>
+          <w:b/>
+        </w:rPr>
+        <w:t>mechanism</w:t>
+      </w:r>
+      <w:r>
+        <w:rPr>
+          <w:b w:val="0"/>
+        </w:rPr>
+        <w:t xml:space="preserve"> in your own words. Use the worked scenario to name its </w:t>
+      </w:r>
+      <w:r>
+        <w:rPr>
+          <w:b/>
+        </w:rPr>
+        <w:t>input</w:t>
+      </w:r>
+      <w:r>
+        <w:rPr>
+          <w:b w:val="0"/>
+        </w:rPr>
+        <w:t xml:space="preserve">, decision rule and </w:t>
+      </w:r>
+      <w:r>
+        <w:rPr>
+          <w:b/>
+        </w:rPr>
+        <w:t>output</w:t>
+      </w:r>
+      <w:r>
+        <w:rPr>
+          <w:b w:val="0"/>
+        </w:rPr>
+        <w:t>.</w:t>
       </w:r>
     </w:p>
     <w:p>
-      <w:r>
-        <w:t>________________________________________________________________</w:t>
+      <w:pPr>
+        <w:pStyle w:val="Heading3"/>
+      </w:pPr>
+      <w:r>
+        <w:t>My reasoning and evidence</w:t>
       </w:r>
     </w:p>
     <w:p>
@@ -431,24 +561,18 @@
       </w:r>
     </w:p>
     <w:p>
-      <w:pPr>
-        <w:pStyle w:val="Heading1"/>
-      </w:pPr>
-      <w:r>
-        <w:t>06. W2 Trace the worked case</w:t>
+      <w:r>
+        <w:t>________________________________________________________________</w:t>
       </w:r>
     </w:p>
     <w:p>
       <w:r>
-        <w:t>Proposal automatically copies student essays into a study because they were submitted for grading. Show the intermediate steps and give the conclusion with its scope.</w:t>
+        <w:t>________________________________________________________________</w:t>
       </w:r>
     </w:p>
     <w:p>
-      <w:pPr>
-        <w:pStyle w:val="Heading3"/>
-      </w:pPr>
-      <w:r>
-        <w:t>My reasoning and evidence</w:t>
+      <w:r>
+        <w:t>________________________________________________________________</w:t>
       </w:r>
     </w:p>
     <w:p>
@@ -457,23 +581,35 @@
       </w:r>
     </w:p>
     <w:p>
-      <w:r>
-        <w:t>________________________________________________________________</w:t>
+      <w:pPr>
+        <w:pStyle w:val="Heading1"/>
+      </w:pPr>
+      <w:r>
+        <w:t>06. W2 Trace the worked case</w:t>
       </w:r>
     </w:p>
     <w:p>
       <w:r>
-        <w:t>________________________________________________________________</w:t>
+        <w:t>Trace the worked case. Apply the supplied Research ethics and consent facts and keep your reasoning.</w:t>
       </w:r>
     </w:p>
     <w:p>
-      <w:r>
-        <w:t>________________________________________________________________</w:t>
+      <w:pPr>
+        <w:spacing w:line="336" w:lineRule="auto" w:after="180"/>
+      </w:pPr>
+      <w:r>
+        <w:rPr>
+          <w:b w:val="0"/>
+        </w:rPr>
+        <w:t>Proposal automatically copies student essays into a study because they were submitted for grading. Show the intermediate steps and give the conclusion with its scope.</w:t>
       </w:r>
     </w:p>
     <w:p>
-      <w:r>
-        <w:t>________________________________________________________________</w:t>
+      <w:pPr>
+        <w:pStyle w:val="Heading3"/>
+      </w:pPr>
+      <w:r>
+        <w:t>My reasoning and evidence</w:t>
       </w:r>
     </w:p>
     <w:p>
@@ -487,24 +623,18 @@
       </w:r>
     </w:p>
     <w:p>
-      <w:pPr>
-        <w:pStyle w:val="Heading1"/>
-      </w:pPr>
-      <w:r>
-        <w:t>07. W3 Audit the limit</w:t>
+      <w:r>
+        <w:t>________________________________________________________________</w:t>
       </w:r>
     </w:p>
     <w:p>
       <w:r>
-        <w:t>A report omits this qualification: This classroom policy exercise does not determine real legal or institutional requirements. Explain how omitting it could change a reader's interpretation, and write an accurate replacement.</w:t>
+        <w:t>________________________________________________________________</w:t>
       </w:r>
     </w:p>
     <w:p>
-      <w:pPr>
-        <w:pStyle w:val="Heading3"/>
-      </w:pPr>
-      <w:r>
-        <w:t>My reasoning and evidence</w:t>
+      <w:r>
+        <w:t>________________________________________________________________</w:t>
       </w:r>
     </w:p>
     <w:p>
@@ -518,44 +648,50 @@
       </w:r>
     </w:p>
     <w:p>
-      <w:r>
-        <w:t>________________________________________________________________</w:t>
+      <w:pPr>
+        <w:pStyle w:val="Heading1"/>
+      </w:pPr>
+      <w:r>
+        <w:t>07. W3 Audit the limit</w:t>
       </w:r>
     </w:p>
     <w:p>
       <w:r>
-        <w:t>________________________________________________________________</w:t>
+        <w:t>Audit the limit. Apply the supplied Research ethics and consent facts and keep your reasoning.</w:t>
       </w:r>
     </w:p>
     <w:p>
-      <w:r>
-        <w:t>________________________________________________________________</w:t>
+      <w:pPr>
+        <w:spacing w:line="336" w:lineRule="auto" w:after="180"/>
+      </w:pPr>
+      <w:r>
+        <w:rPr>
+          <w:b w:val="0"/>
+        </w:rPr>
+        <w:t>A report omits this qualification: This classroom policy exercise does not determine real legal or institutional requirements. Explain how omitting it could change a reader's interpretation, and write an accurate replacement.</w:t>
       </w:r>
     </w:p>
     <w:p>
-      <w:r>
-        <w:t>________________________________________________________________</w:t>
+      <w:pPr>
+        <w:pStyle w:val="Heading3"/>
+      </w:pPr>
+      <w:r>
+        <w:t>My reasoning and evidence</w:t>
       </w:r>
     </w:p>
     <w:p>
-      <w:pPr>
-        <w:pStyle w:val="Heading1"/>
-      </w:pPr>
-      <w:r>
-        <w:t>08. W4 Apply a new case independently</w:t>
+      <w:r>
+        <w:t>________________________________________________________________</w:t>
       </w:r>
     </w:p>
     <w:p>
       <w:r>
-        <w:t>A fictional policy requires opt-in; proposal treats silence as agreement and grades participation. Audit.</w:t>
+        <w:t>________________________________________________________________</w:t>
       </w:r>
     </w:p>
     <w:p>
-      <w:pPr>
-        <w:pStyle w:val="Heading3"/>
-      </w:pPr>
-      <w:r>
-        <w:t>My reasoning and evidence</w:t>
+      <w:r>
+        <w:t>________________________________________________________________</w:t>
       </w:r>
     </w:p>
     <w:p>
@@ -574,23 +710,35 @@
       </w:r>
     </w:p>
     <w:p>
-      <w:r>
-        <w:t>________________________________________________________________</w:t>
+      <w:pPr>
+        <w:pStyle w:val="Heading1"/>
+      </w:pPr>
+      <w:r>
+        <w:t>08. W4 Apply a new case independently</w:t>
       </w:r>
     </w:p>
     <w:p>
       <w:r>
-        <w:t>________________________________________________________________</w:t>
+        <w:t>Attempt before feedback. If this repeats the selected independent case, reuse that first attempt; otherwise keep a separate record. Apply a new case independently. Apply the supplied Research ethics and consent facts and keep your reasoning.</w:t>
       </w:r>
     </w:p>
     <w:p>
-      <w:r>
-        <w:t>________________________________________________________________</w:t>
+      <w:pPr>
+        <w:spacing w:line="336" w:lineRule="auto" w:after="180"/>
+      </w:pPr>
+      <w:r>
+        <w:rPr>
+          <w:b w:val="0"/>
+        </w:rPr>
+        <w:t>A fictional policy requires opt-in; proposal treats silence as agreement and grades participation. Audit.</w:t>
       </w:r>
     </w:p>
     <w:p>
-      <w:r>
-        <w:t>________________________________________________________________</w:t>
+      <w:pPr>
+        <w:pStyle w:val="Heading3"/>
+      </w:pPr>
+      <w:r>
+        <w:t>My reasoning and evidence</w:t>
       </w:r>
     </w:p>
     <w:p>
@@ -599,24 +747,18 @@
       </w:r>
     </w:p>
     <w:p>
-      <w:pPr>
-        <w:pStyle w:val="Heading1"/>
-      </w:pPr>
-      <w:r>
-        <w:t>09. W5 Design a revealing follow-up</w:t>
+      <w:r>
+        <w:t>________________________________________________________________</w:t>
       </w:r>
     </w:p>
     <w:p>
       <w:r>
-        <w:t>For the worked scenario, propose one additional case that could reveal a failure, describe its expected outcome before running it, and explain what would need to remain fixed for a fair comparison. Do not reuse W4 as a new final test after receiving feedback.</w:t>
+        <w:t>________________________________________________________________</w:t>
       </w:r>
     </w:p>
     <w:p>
-      <w:pPr>
-        <w:pStyle w:val="Heading3"/>
-      </w:pPr>
-      <w:r>
-        <w:t>My reasoning and evidence</w:t>
+      <w:r>
+        <w:t>________________________________________________________________</w:t>
       </w:r>
     </w:p>
     <w:p>
@@ -640,39 +782,51 @@
       </w:r>
     </w:p>
     <w:p>
-      <w:r>
-        <w:t>________________________________________________________________</w:t>
+      <w:pPr>
+        <w:pStyle w:val="Heading1"/>
+      </w:pPr>
+      <w:r>
+        <w:t>09. W5 Design a revealing follow-up</w:t>
       </w:r>
     </w:p>
     <w:p>
       <w:r>
-        <w:t>________________________________________________________________</w:t>
+        <w:t>Design a revealing follow-up. Apply the supplied Research ethics and consent facts and keep your reasoning.</w:t>
       </w:r>
     </w:p>
     <w:p>
-      <w:r>
-        <w:t>________________________________________________________________</w:t>
+      <w:pPr>
+        <w:spacing w:line="336" w:lineRule="auto" w:after="180"/>
+      </w:pPr>
+      <w:r>
+        <w:rPr>
+          <w:b w:val="0"/>
+        </w:rPr>
+        <w:t>For the worked scenario, propose one additional case that could reveal a failure, describe its expected outcome before running it, and explain what would need to remain fixed for a fair comparison.</w:t>
       </w:r>
     </w:p>
     <w:p>
       <w:pPr>
-        <w:pStyle w:val="Heading1"/>
-      </w:pPr>
-      <w:r>
-        <w:t>10. Project checkpoint and reflection</w:t>
+        <w:spacing w:line="336" w:lineRule="auto" w:after="180"/>
+      </w:pPr>
+      <w:r>
+        <w:rPr>
+          <w:b w:val="0"/>
+        </w:rPr>
+        <w:t>Do not reuse W4 as a new final test after receiving feedback.</w:t>
       </w:r>
     </w:p>
     <w:p>
-      <w:r>
-        <w:t>Add a labelled research ethics and consent evidence sheet to Reproducible AI Research Study. Show how you can explain the mechanism and terminology of research ethics and consent. Use the supplied fictional case and keep its inputs, intermediate steps, calculation or prediction, and limitation. Connect this record to last week’s record; a matching answer without a trace is insufficient.</w:t>
+      <w:pPr>
+        <w:pStyle w:val="Heading3"/>
+      </w:pPr>
+      <w:r>
+        <w:t>My reasoning and evidence</w:t>
       </w:r>
     </w:p>
     <w:p>
-      <w:pPr>
-        <w:pStyle w:val="Heading3"/>
-      </w:pPr>
-      <w:r>
-        <w:t>My project change, supporting evidence and remaining limit</w:t>
+      <w:r>
+        <w:t>________________________________________________________________</w:t>
       </w:r>
     </w:p>
     <w:p>
@@ -710,7 +864,157 @@
         <w:pStyle w:val="Heading1"/>
       </w:pPr>
       <w:r>
+        <w:t>10. Project checkpoint and reflection</w:t>
+      </w:r>
+    </w:p>
+    <w:p>
+      <w:r>
+        <w:t>Connect Research ethics and consent to Reproducible AI Research Study, identify a limit and choose the next useful test.</w:t>
+      </w:r>
+    </w:p>
+    <w:p>
+      <w:pPr>
+        <w:spacing w:line="336" w:lineRule="auto" w:after="180"/>
+      </w:pPr>
+      <w:r>
+        <w:rPr>
+          <w:b w:val="0"/>
+        </w:rPr>
+        <w:t xml:space="preserve">Add a labelled research ethics and </w:t>
+      </w:r>
+      <w:r>
+        <w:rPr>
+          <w:b/>
+        </w:rPr>
+        <w:t>consent</w:t>
+      </w:r>
+      <w:r>
+        <w:rPr>
+          <w:b w:val="0"/>
+        </w:rPr>
+        <w:t xml:space="preserve"> </w:t>
+      </w:r>
+      <w:r>
+        <w:rPr>
+          <w:b/>
+        </w:rPr>
+        <w:t>evidence</w:t>
+      </w:r>
+      <w:r>
+        <w:rPr>
+          <w:b w:val="0"/>
+        </w:rPr>
+        <w:t xml:space="preserve"> sheet to Reproducible AI Research Study. Show how you can explain the </w:t>
+      </w:r>
+      <w:r>
+        <w:rPr>
+          <w:b/>
+        </w:rPr>
+        <w:t>mechanism</w:t>
+      </w:r>
+      <w:r>
+        <w:rPr>
+          <w:b w:val="0"/>
+        </w:rPr>
+        <w:t xml:space="preserve"> and terminology of research ethics and </w:t>
+      </w:r>
+      <w:r>
+        <w:rPr>
+          <w:b/>
+        </w:rPr>
+        <w:t>consent</w:t>
+      </w:r>
+      <w:r>
+        <w:rPr>
+          <w:b w:val="0"/>
+        </w:rPr>
+        <w:t>.</w:t>
+      </w:r>
+    </w:p>
+    <w:p>
+      <w:pPr>
+        <w:spacing w:line="336" w:lineRule="auto" w:after="180"/>
+      </w:pPr>
+      <w:r>
+        <w:rPr>
+          <w:b w:val="0"/>
+        </w:rPr>
+        <w:t xml:space="preserve">Use the supplied fictional case and keep its </w:t>
+      </w:r>
+      <w:r>
+        <w:rPr>
+          <w:b/>
+        </w:rPr>
+        <w:t>input</w:t>
+      </w:r>
+      <w:r>
+        <w:rPr>
+          <w:b w:val="0"/>
+        </w:rPr>
+        <w:t xml:space="preserve">s, intermediate steps, calculation or </w:t>
+      </w:r>
+      <w:r>
+        <w:rPr>
+          <w:b/>
+        </w:rPr>
+        <w:t>prediction</w:t>
+      </w:r>
+      <w:r>
+        <w:rPr>
+          <w:b w:val="0"/>
+        </w:rPr>
+        <w:t>, and limitation. Connect this record to last week’s record; a matching answer without a trace is insufficient.</w:t>
+      </w:r>
+    </w:p>
+    <w:p>
+      <w:pPr>
+        <w:pStyle w:val="Heading3"/>
+      </w:pPr>
+      <w:r>
+        <w:t>My project change, supporting evidence and remaining limit</w:t>
+      </w:r>
+    </w:p>
+    <w:p>
+      <w:r>
+        <w:t>________________________________________________________________</w:t>
+      </w:r>
+    </w:p>
+    <w:p>
+      <w:r>
+        <w:t>________________________________________________________________</w:t>
+      </w:r>
+    </w:p>
+    <w:p>
+      <w:r>
+        <w:t>________________________________________________________________</w:t>
+      </w:r>
+    </w:p>
+    <w:p>
+      <w:r>
+        <w:t>________________________________________________________________</w:t>
+      </w:r>
+    </w:p>
+    <w:p>
+      <w:r>
+        <w:t>________________________________________________________________</w:t>
+      </w:r>
+    </w:p>
+    <w:p>
+      <w:r>
+        <w:t>________________________________________________________________</w:t>
+      </w:r>
+    </w:p>
+    <w:p>
+      <w:pPr>
+        <w:pStyle w:val="Heading1"/>
+      </w:pPr>
+      <w:r>
         <w:t>11. Feedback, return check and learning record</w:t>
+      </w:r>
+    </w:p>
+    <w:p>
+      <w:r>
+        <w:t>Record the first repaired step and a different case to revisit after a delay.</w:t>
       </w:r>
     </w:p>
     <w:tbl>
@@ -850,7 +1154,13 @@
       </w:tr>
     </w:tbl>
     <w:p>
-      <w:r>
+      <w:pPr>
+        <w:spacing w:line="336" w:lineRule="auto" w:after="180"/>
+      </w:pPr>
+      <w:r>
+        <w:rPr>
+          <w:b w:val="0"/>
+        </w:rPr>
         <w:t>Revisit this idea with your teacher after a delay. Familiarity is different from explaining and using it on a changed case.</w:t>
       </w:r>
     </w:p>
@@ -864,12 +1174,41 @@
     </w:p>
     <w:p>
       <w:r>
-        <w:t>Consent is specific, not universal. A fictional study asks adults to submit anonymous drawings for one pattern-recognition investigation.</w:t>
+        <w:t>Consent is specific, not universal. A fictional study asks adults to submit anonymous drawings for one pattern-recognition investigation. Explain the labelled step before checking the changed condition.</w:t>
       </w:r>
     </w:p>
     <w:p>
-      <w:r>
-        <w:t>Consent covers this study only. It excludes public posting of originals and unrelated face-recognition research.</w:t>
+      <w:pPr>
+        <w:spacing w:line="336" w:lineRule="auto" w:after="180"/>
+      </w:pPr>
+      <w:r>
+        <w:rPr>
+          <w:b/>
+        </w:rPr>
+        <w:t>Consent</w:t>
+      </w:r>
+      <w:r>
+        <w:rPr>
+          <w:b w:val="0"/>
+        </w:rPr>
+        <w:t xml:space="preserve"> is specific, not universal. A fictional study asks adults to submit anonymous drawings for one pattern-recognition investigation.</w:t>
+      </w:r>
+    </w:p>
+    <w:p>
+      <w:pPr>
+        <w:spacing w:line="336" w:lineRule="auto" w:after="180"/>
+      </w:pPr>
+      <w:r>
+        <w:rPr>
+          <w:b/>
+        </w:rPr>
+        <w:t>Consent</w:t>
+      </w:r>
+      <w:r>
+        <w:rPr>
+          <w:b w:val="0"/>
+        </w:rPr>
+        <w:t xml:space="preserve"> covers this study only. It excludes public posting of originals and unrelated face-recognition research.</w:t>
       </w:r>
     </w:p>
     <w:p>
@@ -909,8 +1248,27 @@
       </w:r>
     </w:p>
     <w:p>
-      <w:r>
-        <w:t>Identify which uses the drawing consent permits and excludes. Can the unrelated project reuse the drawings under this agreement, and what new authorisation would be needed?</w:t>
+      <w:pPr>
+        <w:spacing w:line="336" w:lineRule="auto" w:after="180"/>
+        <w:shd w:fill="F5F1FB"/>
+      </w:pPr>
+      <w:r>
+        <w:rPr>
+          <w:b w:val="0"/>
+        </w:rPr>
+        <w:t xml:space="preserve">Identify which uses the drawing </w:t>
+      </w:r>
+      <w:r>
+        <w:rPr>
+          <w:b/>
+        </w:rPr>
+        <w:t>consent</w:t>
+      </w:r>
+      <w:r>
+        <w:rPr>
+          <w:b w:val="0"/>
+        </w:rPr>
+        <w:t xml:space="preserve"> permits and excludes. Can the unrelated project reuse the drawings under this agreement, and what new authorisation would be needed?</w:t>
       </w:r>
     </w:p>
     <w:p>
@@ -952,35 +1310,102 @@
       </w:r>
     </w:p>
     <w:p>
-      <w:r>
-        <w:t>Support used: alone / hint / worked example. This record is practice evidence.</w:t>
+      <w:pPr>
+        <w:pStyle w:val="Heading3"/>
+      </w:pPr>
+      <w:r>
+        <w:t>Record the help used</w:t>
       </w:r>
     </w:p>
     <w:p>
-      <w:r>
-        <w:t>Project connection: For the Reproducible AI Research Study, retain an annotated worked trace and the changed-case reasoning. Connect the claim to its records, units and assumptions so another investigator can challenge or reproduce it.</w:t>
+      <w:pPr>
+        <w:spacing w:line="336" w:lineRule="auto" w:after="180"/>
+        <w:shd w:fill="F1F6F8"/>
+      </w:pPr>
+      <w:r>
+        <w:rPr>
+          <w:b w:val="0"/>
+        </w:rPr>
+        <w:t xml:space="preserve">Support used: alone / hint / worked example. This record is practice </w:t>
+      </w:r>
+      <w:r>
+        <w:rPr>
+          <w:b/>
+        </w:rPr>
+        <w:t>evidence</w:t>
+      </w:r>
+      <w:r>
+        <w:rPr>
+          <w:b w:val="0"/>
+        </w:rPr>
+        <w:t>.</w:t>
       </w:r>
     </w:p>
     <w:p>
       <w:pPr>
-        <w:pStyle w:val="Heading1"/>
-      </w:pPr>
-      <w:r>
-        <w:t>13. Project portfolio milestone</w:t>
+        <w:spacing w:line="336" w:lineRule="auto" w:after="180"/>
+      </w:pPr>
+      <w:r>
+        <w:rPr>
+          <w:b w:val="0"/>
+        </w:rPr>
+        <w:t>Project connection: For the Reproducible AI Research Study, retain an annotated worked trace and the changed-case reasoning.</w:t>
       </w:r>
     </w:p>
     <w:p>
-      <w:r>
-        <w:t>Project: Reproducible AI Research Study</w:t>
+      <w:pPr>
+        <w:spacing w:line="336" w:lineRule="auto" w:after="180"/>
+      </w:pPr>
+      <w:r>
+        <w:rPr>
+          <w:b w:val="0"/>
+        </w:rPr>
+        <w:t>Connect the claim to its records, units and assumptions so another investigator can challenge or reproduce it.</w:t>
       </w:r>
     </w:p>
     <w:p>
-      <w:r>
-        <w:t>Current milestone: Evaluate and revise. Compare with your starting method, explain errors and record a justified revision.</w:t>
+      <w:pPr>
+        <w:pStyle w:val="Heading1"/>
+      </w:pPr>
+      <w:r>
+        <w:t>13. Project portfolio milestone</w:t>
       </w:r>
     </w:p>
     <w:p>
       <w:r>
+        <w:t>Keep this week’s input, deciding step, result and limit together in the Reproducible AI Research Study record.</w:t>
+      </w:r>
+    </w:p>
+    <w:p>
+      <w:pPr>
+        <w:spacing w:line="336" w:lineRule="auto" w:after="180"/>
+      </w:pPr>
+      <w:r>
+        <w:rPr>
+          <w:b w:val="0"/>
+        </w:rPr>
+        <w:t>Project: Reproducible AI Research Study</w:t>
+      </w:r>
+    </w:p>
+    <w:p>
+      <w:pPr>
+        <w:spacing w:line="336" w:lineRule="auto" w:after="180"/>
+      </w:pPr>
+      <w:r>
+        <w:rPr>
+          <w:b w:val="0"/>
+        </w:rPr>
+        <w:t>Current milestone: Evaluate and revise. Compare with your starting method, explain errors and record a justified revision.</w:t>
+      </w:r>
+    </w:p>
+    <w:p>
+      <w:pPr>
+        <w:spacing w:line="336" w:lineRule="auto" w:after="180"/>
+      </w:pPr>
+      <w:r>
+        <w:rPr>
+          <w:b w:val="0"/>
+        </w:rPr>
         <w:t>For the Reproducible AI Research Study, retain an annotated worked trace and the changed-case reasoning. Connect the claim to its records, units and assumptions so another investigator can challenge or reproduce it.</w:t>
       </w:r>
     </w:p>
@@ -1143,53 +1568,98 @@
     </w:p>
     <w:p>
       <w:r>
-        <w:t>Use this supported practice once, in the browser or on paper. Keep the reserved independent assessment for a separate first attempt before teacher feedback.</w:t>
+        <w:t>Try the supported questions before comparing with hints and feedback. Record what you repaired and the evidence you retained.</w:t>
       </w:r>
     </w:p>
     <w:p>
-      <w:r>
-        <w:t>Consent is specific, not universal. A fictional study asks adults to submit anonymous drawings for one pattern-recognition investigation.</w:t>
+      <w:pPr>
+        <w:spacing w:line="336" w:lineRule="auto" w:after="180"/>
+      </w:pPr>
+      <w:r>
+        <w:rPr>
+          <w:b w:val="0"/>
+        </w:rPr>
+        <w:t>Use this supported practice once, in the browser or on paper. Keep the reserved independent assessment for a separate first attempt before teacher feedback.</w:t>
       </w:r>
     </w:p>
     <w:p>
       <w:pPr>
-        <w:pStyle w:val="Heading3"/>
-      </w:pPr>
-      <w:r>
-        <w:t>Practice 1: explain the deciding evidence</w:t>
+        <w:spacing w:line="336" w:lineRule="auto" w:after="180"/>
+      </w:pPr>
+      <w:r>
+        <w:rPr>
+          <w:b/>
+        </w:rPr>
+        <w:t>Consent</w:t>
+      </w:r>
+      <w:r>
+        <w:rPr>
+          <w:b w:val="0"/>
+        </w:rPr>
+        <w:t xml:space="preserve"> is specific, not universal. A fictional study asks adults to submit anonymous drawings for one pattern-recognition investigation.</w:t>
       </w:r>
     </w:p>
     <w:p>
-      <w:r>
-        <w:t>Which labelled step matches this detail? Record permitted uses and the approved withdrawal procedure.</w:t>
+      <w:pPr>
+        <w:pStyle w:val="Heading3"/>
+      </w:pPr>
+      <w:r>
+        <w:t>Practice 1: explain the deciding evidence</w:t>
       </w:r>
     </w:p>
     <w:p>
-      <w:r>
-        <w:t>1. State the purpose</w:t>
+      <w:pPr>
+        <w:spacing w:line="336" w:lineRule="auto" w:after="180"/>
+      </w:pPr>
+      <w:r>
+        <w:rPr>
+          <w:b w:val="0"/>
+        </w:rPr>
+        <w:t>Which labelled step matches this detail? Record permitted uses and the approved withdrawal procedure.</w:t>
       </w:r>
     </w:p>
     <w:p>
-      <w:r>
-        <w:t>2. Keep the agreement</w:t>
+      <w:pPr>
+        <w:spacing w:line="336" w:lineRule="auto" w:after="180"/>
+        <w:shd w:fill="F4F9FC"/>
+      </w:pPr>
+      <w:r>
+        <w:rPr>
+          <w:b w:val="0"/>
+        </w:rPr>
+        <w:t>1. State the purpose</w:t>
       </w:r>
     </w:p>
     <w:p>
-      <w:r>
-        <w:t>3. Respect exclusions</w:t>
+      <w:pPr>
+        <w:spacing w:line="336" w:lineRule="auto" w:after="180"/>
+        <w:shd w:fill="F4F9FC"/>
+      </w:pPr>
+      <w:r>
+        <w:rPr>
+          <w:b w:val="0"/>
+        </w:rPr>
+        <w:t>2. Keep the agreement</w:t>
       </w:r>
     </w:p>
     <w:p>
       <w:pPr>
-        <w:pStyle w:val="Heading3"/>
-      </w:pPr>
-      <w:r>
-        <w:t>My selected conclusion, deciding fact and explanation</w:t>
+        <w:spacing w:line="336" w:lineRule="auto" w:after="180"/>
+        <w:shd w:fill="F4F9FC"/>
+      </w:pPr>
+      <w:r>
+        <w:rPr>
+          <w:b w:val="0"/>
+        </w:rPr>
+        <w:t>3. Respect exclusions</w:t>
       </w:r>
     </w:p>
     <w:p>
-      <w:r>
-        <w:t>________________________________________________________________</w:t>
+      <w:pPr>
+        <w:pStyle w:val="Heading3"/>
+      </w:pPr>
+      <w:r>
+        <w:t>My selected conclusion, deciding fact and explanation</w:t>
       </w:r>
     </w:p>
     <w:p>
@@ -1214,40 +1684,67 @@
     </w:p>
     <w:p>
       <w:r>
-        <w:t>Hint if needed: Read the steps in the pictorial case. Match the supplied detail to the stage that performs or records it.</w:t>
+        <w:t>________________________________________________________________</w:t>
       </w:r>
     </w:p>
     <w:p>
-      <w:r>
-        <w:t>After your attempt, compare with the supported explanation: Keep the agreement Record permitted uses and the approved withdrawal procedure. Research ethics includes what people agree to, how they can decline and how risks are addressed. A contribution does not grant unlimited reuse.</w:t>
+      <w:pPr>
+        <w:pStyle w:val="Heading3"/>
+      </w:pPr>
+      <w:r>
+        <w:t>Hint · try first</w:t>
       </w:r>
     </w:p>
     <w:p>
       <w:pPr>
-        <w:pStyle w:val="Heading3"/>
-      </w:pPr>
-      <w:r>
-        <w:t>Practice 2: explain the deciding evidence</w:t>
+        <w:spacing w:line="336" w:lineRule="auto" w:after="180"/>
+        <w:shd w:fill="F1F6F8"/>
+      </w:pPr>
+      <w:r>
+        <w:rPr>
+          <w:b w:val="0"/>
+        </w:rPr>
+        <w:t>Hint if needed: Read the steps in the pictorial case. Match the supplied detail to the stage that performs or records it.</w:t>
       </w:r>
     </w:p>
     <w:p>
-      <w:r>
-        <w:t>Changed-case practice: A new project requests the same drawings for an excluded purpose. Which conclusion is supported by the supplied facts?</w:t>
+      <w:pPr>
+        <w:pStyle w:val="Heading3"/>
+      </w:pPr>
+      <w:r>
+        <w:t>Feedback · compare after trying</w:t>
       </w:r>
     </w:p>
     <w:p>
-      <w:r>
-        <w:t>1. This one example guarantees correct results for every future input.</w:t>
+      <w:pPr>
+        <w:spacing w:line="336" w:lineRule="auto" w:after="180"/>
+        <w:shd w:fill="F1F6FC"/>
+      </w:pPr>
+      <w:r>
+        <w:rPr>
+          <w:b w:val="0"/>
+        </w:rPr>
+        <w:t>After your attempt, compare with the supported explanation: Keep the agreement Record permitted uses and the approved withdrawal procedure.</w:t>
       </w:r>
     </w:p>
     <w:p>
-      <w:r>
-        <w:t>2. Do not reuse them under the existing consent; seek the required new authorisation.</w:t>
+      <w:pPr>
+        <w:spacing w:line="336" w:lineRule="auto" w:after="180"/>
+        <w:shd w:fill="F1F6FC"/>
+      </w:pPr>
+      <w:r>
+        <w:rPr>
+          <w:b w:val="0"/>
+        </w:rPr>
+        <w:t>Research ethics includes what people agree to, how they can decline and how risks are addressed. A contribution does not grant unlimited reuse.</w:t>
       </w:r>
     </w:p>
     <w:p>
-      <w:r>
-        <w:t>3. We can decide the result without examining the changed input or the procedure.</w:t>
+      <w:pPr>
+        <w:pStyle w:val="Heading3"/>
+      </w:pPr>
+      <w:r>
+        <w:t>Practice 2: explain the deciding evidence</w:t>
       </w:r>
     </w:p>
     <w:p>
@@ -1255,91 +1752,1126 @@
         <w:pStyle w:val="Heading3"/>
       </w:pPr>
       <w:r>
-        <w:t>My selected conclusion, deciding fact and explanation</w:t>
+        <w:t>Changed case · predict first</w:t>
       </w:r>
     </w:p>
     <w:p>
-      <w:r>
-        <w:t>________________________________________________________________</w:t>
+      <w:pPr>
+        <w:spacing w:line="336" w:lineRule="auto" w:after="180"/>
+        <w:shd w:fill="F5F1FB"/>
+      </w:pPr>
+      <w:r>
+        <w:rPr>
+          <w:b w:val="0"/>
+        </w:rPr>
+        <w:t>Changed-case practice: A new project requests the same drawings for an excluded purpose. Which conclusion is supported by the supplied facts?</w:t>
       </w:r>
     </w:p>
     <w:p>
-      <w:r>
-        <w:t>________________________________________________________________</w:t>
+      <w:pPr>
+        <w:spacing w:line="336" w:lineRule="auto" w:after="180"/>
+        <w:shd w:fill="F4F9FC"/>
+      </w:pPr>
+      <w:r>
+        <w:rPr>
+          <w:b w:val="0"/>
+        </w:rPr>
+        <w:t xml:space="preserve">1. This one example guarantees correct results for every future </w:t>
+      </w:r>
+      <w:r>
+        <w:rPr>
+          <w:b/>
+        </w:rPr>
+        <w:t>input</w:t>
+      </w:r>
+      <w:r>
+        <w:rPr>
+          <w:b w:val="0"/>
+        </w:rPr>
+        <w:t>.</w:t>
       </w:r>
     </w:p>
     <w:p>
-      <w:r>
-        <w:t>________________________________________________________________</w:t>
+      <w:pPr>
+        <w:spacing w:line="336" w:lineRule="auto" w:after="180"/>
+        <w:shd w:fill="F4F9FC"/>
+      </w:pPr>
+      <w:r>
+        <w:rPr>
+          <w:b w:val="0"/>
+        </w:rPr>
+        <w:t xml:space="preserve">2. Do not reuse them under the existing </w:t>
+      </w:r>
+      <w:r>
+        <w:rPr>
+          <w:b/>
+        </w:rPr>
+        <w:t>consent</w:t>
+      </w:r>
+      <w:r>
+        <w:rPr>
+          <w:b w:val="0"/>
+        </w:rPr>
+        <w:t>; seek the required new authorisation.</w:t>
       </w:r>
     </w:p>
     <w:p>
-      <w:r>
-        <w:t>________________________________________________________________</w:t>
+      <w:pPr>
+        <w:spacing w:line="336" w:lineRule="auto" w:after="180"/>
+        <w:shd w:fill="F4F9FC"/>
+      </w:pPr>
+      <w:r>
+        <w:rPr>
+          <w:b w:val="0"/>
+        </w:rPr>
+        <w:t xml:space="preserve">3. We can decide the result without examining the changed </w:t>
+      </w:r>
+      <w:r>
+        <w:rPr>
+          <w:b/>
+        </w:rPr>
+        <w:t>input</w:t>
+      </w:r>
+      <w:r>
+        <w:rPr>
+          <w:b w:val="0"/>
+        </w:rPr>
+        <w:t xml:space="preserve"> or the procedure.</w:t>
       </w:r>
     </w:p>
     <w:p>
-      <w:r>
-        <w:t>________________________________________________________________</w:t>
+      <w:pPr>
+        <w:pStyle w:val="Heading3"/>
+      </w:pPr>
+      <w:r>
+        <w:t>My selected conclusion, deciding fact and explanation</w:t>
       </w:r>
     </w:p>
     <w:p>
       <w:r>
-        <w:t>Hint if needed: Use the changed condition and the deciding step in the pictorial trace. The answer must say what follows from those facts.</w:t>
+        <w:t>________________________________________________________________</w:t>
       </w:r>
     </w:p>
     <w:p>
       <w:r>
-        <w:t>After your attempt, compare with the supported explanation: Do not reuse them under the existing consent; seek the required new authorisation. The new purpose falls outside the stated agreement.</w:t>
+        <w:t>________________________________________________________________</w:t>
       </w:r>
     </w:p>
     <w:p>
-      <w:pPr>
-        <w:pStyle w:val="Heading3"/>
-      </w:pPr>
-      <w:r>
-        <w:t>Repair a missing building block</w:t>
+      <w:r>
+        <w:t>________________________________________________________________</w:t>
       </w:r>
     </w:p>
     <w:p>
       <w:r>
-        <w:t>Review Dataset and benchmark limitations (ai-7/18). Goal: Explain the mechanism and terminology of dataset and benchmark limitations. Short practice: Report the indoor benchmark with its denominator and missing condition. After two correct outdoor cases out of four are added, what slice rate is supported and what remains uncertain?. Return to this week and explain what you changed.</w:t>
+        <w:t>________________________________________________________________</w:t>
       </w:r>
     </w:p>
     <w:p>
       <w:r>
-        <w:t>Review Ablation studies (ai-7/16). Goal: Explain the mechanism and terminology of ablation studies. Short practice: Calculate the filter ablation’s two rates and count change. Which single component is altered, and why does also changing the model prevent isolating the filter?. Return to this week and explain what you changed.</w:t>
+        <w:t>________________________________________________________________</w:t>
       </w:r>
     </w:p>
     <w:p>
-      <w:r>
-        <w:t>Review Effect size and practical importance (ai-7/13). Goal: Explain the mechanism and terminology of effect size and practical importance. Short practice: Calculate the absolute error-rate reduction from 20/1000 to 15/1000. Does it meet the ten-fewer-errors threshold, and what changes when B has eight errors?. Return to this week and explain what you changed.</w:t>
+      <w:pPr>
+        <w:pStyle w:val="Heading3"/>
+      </w:pPr>
+      <w:r>
+        <w:t>Hint · try first</w:t>
       </w:r>
     </w:p>
     <w:p>
       <w:pPr>
-        <w:pStyle w:val="Heading3"/>
-      </w:pPr>
-      <w:r>
-        <w:t>Keep your completed work</w:t>
+        <w:spacing w:line="336" w:lineRule="auto" w:after="180"/>
+        <w:shd w:fill="F1F6F8"/>
+      </w:pPr>
+      <w:r>
+        <w:rPr>
+          <w:b w:val="0"/>
+        </w:rPr>
+        <w:t>Hint if needed: Use the changed condition and the deciding step in the pictorial trace. The answer must say what follows from those facts.</w:t>
       </w:r>
     </w:p>
     <w:p>
-      <w:r>
-        <w:t>Use Download completed work in the hosted lesson to export your answers, reflections, practice feedback and code-run evidence. Open the HTML copy to read or print it. Drafts stay in this browser when storage is available; clear drafts on a shared device.</w:t>
+      <w:pPr>
+        <w:pStyle w:val="Heading3"/>
+      </w:pPr>
+      <w:r>
+        <w:t>Feedback · compare after trying</w:t>
       </w:r>
     </w:p>
     <w:p>
       <w:pPr>
-        <w:pStyle w:val="Heading3"/>
-      </w:pPr>
-      <w:r>
-        <w:t>What I repaired, the evidence I kept and the next test</w:t>
+        <w:spacing w:line="336" w:lineRule="auto" w:after="180"/>
+        <w:shd w:fill="F1F6FC"/>
+      </w:pPr>
+      <w:r>
+        <w:rPr>
+          <w:b w:val="0"/>
+        </w:rPr>
+        <w:t xml:space="preserve">After your attempt, compare with the supported explanation: Do not reuse them under the existing </w:t>
+      </w:r>
+      <w:r>
+        <w:rPr>
+          <w:b/>
+        </w:rPr>
+        <w:t>consent</w:t>
+      </w:r>
+      <w:r>
+        <w:rPr>
+          <w:b w:val="0"/>
+        </w:rPr>
+        <w:t>; seek the required new authorisation. The new purpose falls outside the stated agreement.</w:t>
       </w:r>
     </w:p>
     <w:p>
+      <w:pPr>
+        <w:pStyle w:val="Heading3"/>
+      </w:pPr>
+      <w:r>
+        <w:t>Repair a missing building block</w:t>
+      </w:r>
+    </w:p>
+    <w:p>
+      <w:pPr>
+        <w:spacing w:line="336" w:lineRule="auto" w:after="180"/>
+      </w:pPr>
+      <w:r>
+        <w:rPr>
+          <w:b w:val="0"/>
+        </w:rPr>
+        <w:t xml:space="preserve">Review Dataset and benchmark limitations (ai-7/18). Goal: Explain the </w:t>
+      </w:r>
+      <w:r>
+        <w:rPr>
+          <w:b/>
+        </w:rPr>
+        <w:t>mechanism</w:t>
+      </w:r>
+      <w:r>
+        <w:rPr>
+          <w:b w:val="0"/>
+        </w:rPr>
+        <w:t xml:space="preserve"> and terminology of dataset and benchmark limitations. Short practice: Report the indoor benchmark with its denominator and missing condition.</w:t>
+      </w:r>
+    </w:p>
+    <w:p>
+      <w:pPr>
+        <w:spacing w:line="336" w:lineRule="auto" w:after="180"/>
+      </w:pPr>
+      <w:r>
+        <w:rPr>
+          <w:b w:val="0"/>
+        </w:rPr>
+        <w:t>After two correct outdoor cases out of four are added, what slice rate is supported and what remains uncertain?. Return to this week and explain what you changed.</w:t>
+      </w:r>
+    </w:p>
+    <w:p>
+      <w:pPr>
+        <w:spacing w:line="336" w:lineRule="auto" w:after="180"/>
+      </w:pPr>
+      <w:r>
+        <w:rPr>
+          <w:b w:val="0"/>
+        </w:rPr>
+        <w:t xml:space="preserve">Review Ablation studies (ai-7/16). Goal: Explain the </w:t>
+      </w:r>
+      <w:r>
+        <w:rPr>
+          <w:b/>
+        </w:rPr>
+        <w:t>mechanism</w:t>
+      </w:r>
+      <w:r>
+        <w:rPr>
+          <w:b w:val="0"/>
+        </w:rPr>
+        <w:t xml:space="preserve"> and terminology of ablation studies. Short practice: Calculate the filter ablation’s two rates and count change.</w:t>
+      </w:r>
+    </w:p>
+    <w:p>
+      <w:pPr>
+        <w:spacing w:line="336" w:lineRule="auto" w:after="180"/>
+      </w:pPr>
+      <w:r>
+        <w:rPr>
+          <w:b w:val="0"/>
+        </w:rPr>
+        <w:t>Which single component is altered, and why does also changing the model prevent isolating the filter?. Return to this week and explain what you changed.</w:t>
+      </w:r>
+    </w:p>
+    <w:p>
+      <w:pPr>
+        <w:spacing w:line="336" w:lineRule="auto" w:after="180"/>
+      </w:pPr>
+      <w:r>
+        <w:rPr>
+          <w:b w:val="0"/>
+        </w:rPr>
+        <w:t xml:space="preserve">Review Effect size and practical importance (ai-7/13). Goal: Explain the </w:t>
+      </w:r>
+      <w:r>
+        <w:rPr>
+          <w:b/>
+        </w:rPr>
+        <w:t>mechanism</w:t>
+      </w:r>
+      <w:r>
+        <w:rPr>
+          <w:b w:val="0"/>
+        </w:rPr>
+        <w:t xml:space="preserve"> and terminology of effect size and practical importance. Short practice: Calculate the absolute error-rate reduction from 20/1000 to 15/1000.</w:t>
+      </w:r>
+    </w:p>
+    <w:p>
+      <w:pPr>
+        <w:spacing w:line="336" w:lineRule="auto" w:after="180"/>
+      </w:pPr>
+      <w:r>
+        <w:rPr>
+          <w:b w:val="0"/>
+        </w:rPr>
+        <w:t>Does it meet the ten-fewer-errors threshold, and what changes when B has eight errors?. Return to this week and explain what you changed.</w:t>
+      </w:r>
+    </w:p>
+    <w:p>
+      <w:pPr>
+        <w:pStyle w:val="Heading3"/>
+      </w:pPr>
+      <w:r>
+        <w:t>Keep your completed work</w:t>
+      </w:r>
+    </w:p>
+    <w:p>
+      <w:pPr>
+        <w:spacing w:line="336" w:lineRule="auto" w:after="180"/>
+      </w:pPr>
+      <w:r>
+        <w:rPr>
+          <w:b w:val="0"/>
+        </w:rPr>
+        <w:t xml:space="preserve">Use Download completed work in the hosted lesson to export your answers, reflections, practice feedback and code-run </w:t>
+      </w:r>
+      <w:r>
+        <w:rPr>
+          <w:b/>
+        </w:rPr>
+        <w:t>evidence</w:t>
+      </w:r>
+      <w:r>
+        <w:rPr>
+          <w:b w:val="0"/>
+        </w:rPr>
+        <w:t>. Open the HTML copy to read or print it.</w:t>
+      </w:r>
+    </w:p>
+    <w:p>
+      <w:pPr>
+        <w:spacing w:line="336" w:lineRule="auto" w:after="180"/>
+      </w:pPr>
+      <w:r>
+        <w:rPr>
+          <w:b w:val="0"/>
+        </w:rPr>
+        <w:t>Drafts stay in this browser when storage is available; clear drafts on a shared device.</w:t>
+      </w:r>
+    </w:p>
+    <w:p>
+      <w:pPr>
+        <w:pStyle w:val="Heading3"/>
+      </w:pPr>
+      <w:r>
+        <w:t>What I repaired, the evidence I kept and the next test</w:t>
+      </w:r>
+    </w:p>
+    <w:p>
       <w:r>
         <w:t>________________________________________________________________</w:t>
+      </w:r>
+    </w:p>
+    <w:p>
+      <w:r>
+        <w:t>________________________________________________________________</w:t>
+      </w:r>
+    </w:p>
+    <w:p>
+      <w:r>
+        <w:t>________________________________________________________________</w:t>
+      </w:r>
+    </w:p>
+    <w:p>
+      <w:r>
+        <w:t>________________________________________________________________</w:t>
+      </w:r>
+    </w:p>
+    <w:p>
+      <w:r>
+        <w:t>________________________________________________________________</w:t>
+      </w:r>
+    </w:p>
+    <w:p>
+      <w:pPr>
+        <w:pStyle w:val="Heading1"/>
+      </w:pPr>
+      <w:r>
+        <w:t>15. Visual concept journey</w:t>
+      </w:r>
+    </w:p>
+    <w:p>
+      <w:r>
+        <w:t>Explain each Research ethics and consent picture from its labels, then record a relevant limit.</w:t>
+      </w:r>
+    </w:p>
+    <w:p>
+      <w:pPr>
+        <w:pStyle w:val="Heading3"/>
+      </w:pPr>
+      <w:r>
+        <w:t>01. Research ethics and consent: the case</w:t>
+      </w:r>
+    </w:p>
+    <w:p>
+      <w:r>
+        <w:drawing>
+          <wp:inline xmlns:a="http://schemas.openxmlformats.org/drawingml/2006/main" xmlns:pic="http://schemas.openxmlformats.org/drawingml/2006/picture">
+            <wp:extent cx="5486400" cy="2834640"/>
+            <wp:docPr id="2" name="Picture 2" descr="Consent is specific, not universal. A fictional study asks adults to submit anonymous drawings for one pattern-recognition investigation. Supplied facts: Consent covers this study only. It excludes public posting of originals and unrelated face-recognition research."/>
+            <wp:cNvGraphicFramePr>
+              <a:graphicFrameLocks noChangeAspect="1"/>
+            </wp:cNvGraphicFramePr>
+            <a:graphic>
+              <a:graphicData uri="http://schemas.openxmlformats.org/drawingml/2006/picture">
+                <pic:pic>
+                  <pic:nvPicPr>
+                    <pic:cNvPr id="0" name="academy-story-ai-7-19-01.png"/>
+                    <pic:cNvPicPr/>
+                  </pic:nvPicPr>
+                  <pic:blipFill>
+                    <a:blip r:embed="rId10"/>
+                    <a:stretch>
+                      <a:fillRect/>
+                    </a:stretch>
+                  </pic:blipFill>
+                  <pic:spPr>
+                    <a:xfrm>
+                      <a:off x="0" y="0"/>
+                      <a:ext cx="5486400" cy="2834640"/>
+                    </a:xfrm>
+                    <a:prstGeom prst="rect"/>
+                  </pic:spPr>
+                </pic:pic>
+              </a:graphicData>
+            </a:graphic>
+          </wp:inline>
+        </w:drawing>
+      </w:r>
+    </w:p>
+    <w:p>
+      <w:pPr>
+        <w:spacing w:line="336" w:lineRule="auto" w:after="180"/>
+      </w:pPr>
+      <w:r>
+        <w:rPr>
+          <w:b/>
+        </w:rPr>
+        <w:t>Consent</w:t>
+      </w:r>
+      <w:r>
+        <w:rPr>
+          <w:b w:val="0"/>
+        </w:rPr>
+        <w:t xml:space="preserve"> is specific, not universal. A fictional study asks adults to submit anonymous drawings for one pattern-recognition investigation. Supplied facts: </w:t>
+      </w:r>
+      <w:r>
+        <w:rPr>
+          <w:b/>
+        </w:rPr>
+        <w:t>Consent</w:t>
+      </w:r>
+      <w:r>
+        <w:rPr>
+          <w:b w:val="0"/>
+        </w:rPr>
+        <w:t xml:space="preserve"> covers this study only.</w:t>
+      </w:r>
+    </w:p>
+    <w:p>
+      <w:pPr>
+        <w:spacing w:line="336" w:lineRule="auto" w:after="180"/>
+      </w:pPr>
+      <w:r>
+        <w:rPr>
+          <w:b w:val="0"/>
+        </w:rPr>
+        <w:t>It excludes public posting of originals and unrelated face-recognition research.</w:t>
+      </w:r>
+    </w:p>
+    <w:p>
+      <w:pPr>
+        <w:spacing w:line="336" w:lineRule="auto" w:after="180"/>
+        <w:shd w:fill="F5F1FB"/>
+      </w:pPr>
+      <w:r>
+        <w:rPr>
+          <w:b w:val="0"/>
+        </w:rPr>
+        <w:t>Point to the given fact that matters most. Explain why it matters.</w:t>
+      </w:r>
+    </w:p>
+    <w:p>
+      <w:pPr>
+        <w:pStyle w:val="Heading3"/>
+      </w:pPr>
+      <w:r>
+        <w:t>My picture explanation, deciding evidence and one limit</w:t>
+      </w:r>
+    </w:p>
+    <w:p>
+      <w:r>
+        <w:t>________________________________________________________________</w:t>
+      </w:r>
+    </w:p>
+    <w:p>
+      <w:r>
+        <w:t>________________________________________________________________</w:t>
+      </w:r>
+    </w:p>
+    <w:p>
+      <w:r>
+        <w:t>________________________________________________________________</w:t>
+      </w:r>
+    </w:p>
+    <w:p>
+      <w:r>
+        <w:t>________________________________________________________________</w:t>
+      </w:r>
+    </w:p>
+    <w:p>
+      <w:pPr>
+        <w:pStyle w:val="Heading3"/>
+      </w:pPr>
+      <w:r>
+        <w:t>02. Follow the deciding steps</w:t>
+      </w:r>
+    </w:p>
+    <w:p>
+      <w:r>
+        <w:drawing>
+          <wp:inline xmlns:a="http://schemas.openxmlformats.org/drawingml/2006/main" xmlns:pic="http://schemas.openxmlformats.org/drawingml/2006/picture">
+            <wp:extent cx="5486400" cy="3182112"/>
+            <wp:docPr id="3" name="Picture 3" descr="State the purpose: Explain the drawing task and planned use before participation. → Respect exclusions: Do not publish originals or transfer them to the unrelated project. → Keep the agreement: Record permitted uses and the approved withdrawal procedure."/>
+            <wp:cNvGraphicFramePr>
+              <a:graphicFrameLocks noChangeAspect="1"/>
+            </wp:cNvGraphicFramePr>
+            <a:graphic>
+              <a:graphicData uri="http://schemas.openxmlformats.org/drawingml/2006/picture">
+                <pic:pic>
+                  <pic:nvPicPr>
+                    <pic:cNvPr id="0" name="academy-story-ai-7-19-02.png"/>
+                    <pic:cNvPicPr/>
+                  </pic:nvPicPr>
+                  <pic:blipFill>
+                    <a:blip r:embed="rId11"/>
+                    <a:stretch>
+                      <a:fillRect/>
+                    </a:stretch>
+                  </pic:blipFill>
+                  <pic:spPr>
+                    <a:xfrm>
+                      <a:off x="0" y="0"/>
+                      <a:ext cx="5486400" cy="3182112"/>
+                    </a:xfrm>
+                    <a:prstGeom prst="rect"/>
+                  </pic:spPr>
+                </pic:pic>
+              </a:graphicData>
+            </a:graphic>
+          </wp:inline>
+        </w:drawing>
+      </w:r>
+    </w:p>
+    <w:p>
+      <w:pPr>
+        <w:spacing w:line="336" w:lineRule="auto" w:after="180"/>
+      </w:pPr>
+      <w:r>
+        <w:rPr>
+          <w:b w:val="0"/>
+        </w:rPr>
+        <w:t>State the purpose: Explain the drawing task and planned use before participation. → Respect exclusions: Do not publish originals or transfer them to the unrelated project. → Keep the agreement: Record permitted uses and the approved withdrawal procedure.</w:t>
+      </w:r>
+    </w:p>
+    <w:p>
+      <w:pPr>
+        <w:spacing w:line="336" w:lineRule="auto" w:after="180"/>
+        <w:shd w:fill="F5F1FB"/>
+      </w:pPr>
+      <w:r>
+        <w:rPr>
+          <w:b w:val="0"/>
+        </w:rPr>
+        <w:t xml:space="preserve">Point to each numbered stage and explain which recorded </w:t>
+      </w:r>
+      <w:r>
+        <w:rPr>
+          <w:b/>
+        </w:rPr>
+        <w:t>input</w:t>
+      </w:r>
+      <w:r>
+        <w:rPr>
+          <w:b w:val="0"/>
+        </w:rPr>
+        <w:t xml:space="preserve"> it uses.</w:t>
+      </w:r>
+    </w:p>
+    <w:p>
+      <w:pPr>
+        <w:pStyle w:val="Heading3"/>
+      </w:pPr>
+      <w:r>
+        <w:t>My picture explanation, deciding evidence and one limit</w:t>
+      </w:r>
+    </w:p>
+    <w:p>
+      <w:r>
+        <w:t>________________________________________________________________</w:t>
+      </w:r>
+    </w:p>
+    <w:p>
+      <w:r>
+        <w:t>________________________________________________________________</w:t>
+      </w:r>
+    </w:p>
+    <w:p>
+      <w:r>
+        <w:t>________________________________________________________________</w:t>
+      </w:r>
+    </w:p>
+    <w:p>
+      <w:r>
+        <w:t>________________________________________________________________</w:t>
+      </w:r>
+    </w:p>
+    <w:p>
+      <w:pPr>
+        <w:pStyle w:val="Heading3"/>
+      </w:pPr>
+      <w:r>
+        <w:t>03. Research ethics and consent — evidence trace</w:t>
+      </w:r>
+    </w:p>
+    <w:p>
+      <w:r>
+        <w:drawing>
+          <wp:inline xmlns:a="http://schemas.openxmlformats.org/drawingml/2006/main" xmlns:pic="http://schemas.openxmlformats.org/drawingml/2006/picture">
+            <wp:extent cx="5486400" cy="3297936"/>
+            <wp:docPr id="4" name="Picture 4" descr="Research ethics and consent — evidence trace. Proposal automatically copies student essays into a study because they were submitted for grading. | Use fictional records for this course. For the supplied classroom policy, a real study needs responsible review, plain-language purpose, opt-in consent and withdrawal handling before collection. Do not implement real recruitment in this exercise. | The grading purpose does not establish research permission under the policy. Redesign around fictional data or obtain required review and voluntary permission before collection."/>
+            <wp:cNvGraphicFramePr>
+              <a:graphicFrameLocks noChangeAspect="1"/>
+            </wp:cNvGraphicFramePr>
+            <a:graphic>
+              <a:graphicData uri="http://schemas.openxmlformats.org/drawingml/2006/picture">
+                <pic:pic>
+                  <pic:nvPicPr>
+                    <pic:cNvPr id="0" name="academy-story-ai-7-19-03.png"/>
+                    <pic:cNvPicPr/>
+                  </pic:nvPicPr>
+                  <pic:blipFill>
+                    <a:blip r:embed="rId12"/>
+                    <a:stretch>
+                      <a:fillRect/>
+                    </a:stretch>
+                  </pic:blipFill>
+                  <pic:spPr>
+                    <a:xfrm>
+                      <a:off x="0" y="0"/>
+                      <a:ext cx="5486400" cy="3297936"/>
+                    </a:xfrm>
+                    <a:prstGeom prst="rect"/>
+                  </pic:spPr>
+                </pic:pic>
+              </a:graphicData>
+            </a:graphic>
+          </wp:inline>
+        </w:drawing>
+      </w:r>
+    </w:p>
+    <w:p>
+      <w:pPr>
+        <w:spacing w:line="336" w:lineRule="auto" w:after="180"/>
+      </w:pPr>
+      <w:r>
+        <w:rPr>
+          <w:b w:val="0"/>
+        </w:rPr>
+        <w:t xml:space="preserve">Research ethics and </w:t>
+      </w:r>
+      <w:r>
+        <w:rPr>
+          <w:b/>
+        </w:rPr>
+        <w:t>consent</w:t>
+      </w:r>
+      <w:r>
+        <w:rPr>
+          <w:b w:val="0"/>
+        </w:rPr>
+        <w:t xml:space="preserve"> — </w:t>
+      </w:r>
+      <w:r>
+        <w:rPr>
+          <w:b/>
+        </w:rPr>
+        <w:t>evidence</w:t>
+      </w:r>
+      <w:r>
+        <w:rPr>
+          <w:b w:val="0"/>
+        </w:rPr>
+        <w:t xml:space="preserve"> trace. Proposal automatically copies student essays into a study because they were submitted for grading. | Use fictional records for this course.</w:t>
+      </w:r>
+    </w:p>
+    <w:p>
+      <w:pPr>
+        <w:spacing w:line="336" w:lineRule="auto" w:after="180"/>
+      </w:pPr>
+      <w:r>
+        <w:rPr>
+          <w:b w:val="0"/>
+        </w:rPr>
+        <w:t xml:space="preserve">For the supplied classroom policy, a real study needs responsible review, plain-language purpose, opt-in </w:t>
+      </w:r>
+      <w:r>
+        <w:rPr>
+          <w:b/>
+        </w:rPr>
+        <w:t>consent</w:t>
+      </w:r>
+      <w:r>
+        <w:rPr>
+          <w:b w:val="0"/>
+        </w:rPr>
+        <w:t xml:space="preserve"> and withdrawal handling before collection.</w:t>
+      </w:r>
+    </w:p>
+    <w:p>
+      <w:pPr>
+        <w:spacing w:line="336" w:lineRule="auto" w:after="180"/>
+      </w:pPr>
+      <w:r>
+        <w:rPr>
+          <w:b w:val="0"/>
+        </w:rPr>
+        <w:t>Do not implement real recruitment in this exercise. | The grading purpose does not establish research permission under the policy.</w:t>
+      </w:r>
+    </w:p>
+    <w:p>
+      <w:pPr>
+        <w:spacing w:line="336" w:lineRule="auto" w:after="180"/>
+      </w:pPr>
+      <w:r>
+        <w:rPr>
+          <w:b w:val="0"/>
+        </w:rPr>
+        <w:t>Redesign around fictional data or obtain required review and voluntary permission before collection.</w:t>
+      </w:r>
+    </w:p>
+    <w:p>
+      <w:pPr>
+        <w:spacing w:line="336" w:lineRule="auto" w:after="180"/>
+        <w:shd w:fill="F5F1FB"/>
+      </w:pPr>
+      <w:r>
+        <w:rPr>
+          <w:b w:val="0"/>
+        </w:rPr>
+        <w:t>Read the labels and values. Explain the relationship the model shows.</w:t>
+      </w:r>
+    </w:p>
+    <w:p>
+      <w:pPr>
+        <w:pStyle w:val="Heading3"/>
+      </w:pPr>
+      <w:r>
+        <w:t>My picture explanation, deciding evidence and one limit</w:t>
+      </w:r>
+    </w:p>
+    <w:p>
+      <w:r>
+        <w:t>________________________________________________________________</w:t>
+      </w:r>
+    </w:p>
+    <w:p>
+      <w:r>
+        <w:t>________________________________________________________________</w:t>
+      </w:r>
+    </w:p>
+    <w:p>
+      <w:r>
+        <w:t>________________________________________________________________</w:t>
+      </w:r>
+    </w:p>
+    <w:p>
+      <w:r>
+        <w:t>________________________________________________________________</w:t>
+      </w:r>
+    </w:p>
+    <w:p>
+      <w:pPr>
+        <w:pStyle w:val="Heading3"/>
+      </w:pPr>
+      <w:r>
+        <w:t>04. Change one thing. Trace what follows.</w:t>
+      </w:r>
+    </w:p>
+    <w:p>
+      <w:r>
+        <w:drawing>
+          <wp:inline xmlns:a="http://schemas.openxmlformats.org/drawingml/2006/main" xmlns:pic="http://schemas.openxmlformats.org/drawingml/2006/picture">
+            <wp:extent cx="5486400" cy="3026664"/>
+            <wp:docPr id="5" name="Picture 5" descr="Original case: Record permitted uses and the approved withdrawal procedure. Changed condition: A new project requests the same drawings for an excluded purpose. Expected result: Do not reuse them under the existing consent; seek the required new authorisation. Reason: The new purpose falls outside the stated agreement."/>
+            <wp:cNvGraphicFramePr>
+              <a:graphicFrameLocks noChangeAspect="1"/>
+            </wp:cNvGraphicFramePr>
+            <a:graphic>
+              <a:graphicData uri="http://schemas.openxmlformats.org/drawingml/2006/picture">
+                <pic:pic>
+                  <pic:nvPicPr>
+                    <pic:cNvPr id="0" name="academy-story-ai-7-19-04.png"/>
+                    <pic:cNvPicPr/>
+                  </pic:nvPicPr>
+                  <pic:blipFill>
+                    <a:blip r:embed="rId13"/>
+                    <a:stretch>
+                      <a:fillRect/>
+                    </a:stretch>
+                  </pic:blipFill>
+                  <pic:spPr>
+                    <a:xfrm>
+                      <a:off x="0" y="0"/>
+                      <a:ext cx="5486400" cy="3026664"/>
+                    </a:xfrm>
+                    <a:prstGeom prst="rect"/>
+                  </pic:spPr>
+                </pic:pic>
+              </a:graphicData>
+            </a:graphic>
+          </wp:inline>
+        </w:drawing>
+      </w:r>
+    </w:p>
+    <w:p>
+      <w:pPr>
+        <w:spacing w:line="336" w:lineRule="auto" w:after="180"/>
+      </w:pPr>
+      <w:r>
+        <w:rPr>
+          <w:b w:val="0"/>
+        </w:rPr>
+        <w:t>Original case: Record permitted uses and the approved withdrawal procedure. Changed condition: A new project requests the same drawings for an excluded purpose.</w:t>
+      </w:r>
+    </w:p>
+    <w:p>
+      <w:pPr>
+        <w:spacing w:line="336" w:lineRule="auto" w:after="180"/>
+      </w:pPr>
+      <w:r>
+        <w:rPr>
+          <w:b w:val="0"/>
+        </w:rPr>
+        <w:t xml:space="preserve">Expected result: Do not reuse them under the existing </w:t>
+      </w:r>
+      <w:r>
+        <w:rPr>
+          <w:b/>
+        </w:rPr>
+        <w:t>consent</w:t>
+      </w:r>
+      <w:r>
+        <w:rPr>
+          <w:b w:val="0"/>
+        </w:rPr>
+        <w:t>; seek the required new authorisation. Reason: The new purpose falls outside the stated agreement.</w:t>
+      </w:r>
+    </w:p>
+    <w:p>
+      <w:pPr>
+        <w:spacing w:line="336" w:lineRule="auto" w:after="180"/>
+        <w:shd w:fill="F5F1FB"/>
+      </w:pPr>
+      <w:r>
+        <w:rPr>
+          <w:b w:val="0"/>
+        </w:rPr>
+        <w:t>Predict before checking the worked changed-case result. Name what changed and what the supplied facts allow you to conclude.</w:t>
+      </w:r>
+    </w:p>
+    <w:p>
+      <w:pPr>
+        <w:pStyle w:val="Heading3"/>
+      </w:pPr>
+      <w:r>
+        <w:t>My picture explanation, deciding evidence and one limit</w:t>
+      </w:r>
+    </w:p>
+    <w:p>
+      <w:r>
+        <w:t>________________________________________________________________</w:t>
+      </w:r>
+    </w:p>
+    <w:p>
+      <w:r>
+        <w:t>________________________________________________________________</w:t>
+      </w:r>
+    </w:p>
+    <w:p>
+      <w:r>
+        <w:t>________________________________________________________________</w:t>
+      </w:r>
+    </w:p>
+    <w:p>
+      <w:r>
+        <w:t>________________________________________________________________</w:t>
+      </w:r>
+    </w:p>
+    <w:p>
+      <w:pPr>
+        <w:pStyle w:val="Heading3"/>
+      </w:pPr>
+      <w:r>
+        <w:t>05. Connect the explanation to its limit</w:t>
+      </w:r>
+    </w:p>
+    <w:p>
+      <w:r>
+        <w:drawing>
+          <wp:inline xmlns:a="http://schemas.openxmlformats.org/drawingml/2006/main" xmlns:pic="http://schemas.openxmlformats.org/drawingml/2006/picture">
+            <wp:extent cx="5486400" cy="2834640"/>
+            <wp:docPr id="6" name="Picture 6" descr="Research ethics includes what people agree to, how they can decline and how risks are addressed. A contribution does not grant unlimited reuse. Limit: This fictional adult scenario is not approval for research with children; real oversight and applicable rules are separate requirements."/>
+            <wp:cNvGraphicFramePr>
+              <a:graphicFrameLocks noChangeAspect="1"/>
+            </wp:cNvGraphicFramePr>
+            <a:graphic>
+              <a:graphicData uri="http://schemas.openxmlformats.org/drawingml/2006/picture">
+                <pic:pic>
+                  <pic:nvPicPr>
+                    <pic:cNvPr id="0" name="academy-story-ai-7-19-05.png"/>
+                    <pic:cNvPicPr/>
+                  </pic:nvPicPr>
+                  <pic:blipFill>
+                    <a:blip r:embed="rId14"/>
+                    <a:stretch>
+                      <a:fillRect/>
+                    </a:stretch>
+                  </pic:blipFill>
+                  <pic:spPr>
+                    <a:xfrm>
+                      <a:off x="0" y="0"/>
+                      <a:ext cx="5486400" cy="2834640"/>
+                    </a:xfrm>
+                    <a:prstGeom prst="rect"/>
+                  </pic:spPr>
+                </pic:pic>
+              </a:graphicData>
+            </a:graphic>
+          </wp:inline>
+        </w:drawing>
+      </w:r>
+    </w:p>
+    <w:p>
+      <w:pPr>
+        <w:spacing w:line="336" w:lineRule="auto" w:after="180"/>
+      </w:pPr>
+      <w:r>
+        <w:rPr>
+          <w:b w:val="0"/>
+        </w:rPr>
+        <w:t>Research ethics includes what people agree to, how they can decline and how risks are addressed. A contribution does not grant unlimited reuse.</w:t>
+      </w:r>
+    </w:p>
+    <w:p>
+      <w:pPr>
+        <w:spacing w:line="336" w:lineRule="auto" w:after="180"/>
+      </w:pPr>
+      <w:r>
+        <w:rPr>
+          <w:b w:val="0"/>
+        </w:rPr>
+        <w:t>Limit: This fictional adult scenario is not approval for research with children; real oversight and applicable rules are separate requirements.</w:t>
+      </w:r>
+    </w:p>
+    <w:p>
+      <w:pPr>
+        <w:spacing w:line="336" w:lineRule="auto" w:after="180"/>
+        <w:shd w:fill="F5F1FB"/>
+      </w:pPr>
+      <w:r>
+        <w:rPr>
+          <w:b w:val="0"/>
+        </w:rPr>
+        <w:t>Explain the case, then point to a limit on the claim.</w:t>
+      </w:r>
+    </w:p>
+    <w:p>
+      <w:pPr>
+        <w:pStyle w:val="Heading3"/>
+      </w:pPr>
+      <w:r>
+        <w:t>My picture explanation, deciding evidence and one limit</w:t>
+      </w:r>
+    </w:p>
+    <w:p>
+      <w:r>
+        <w:t>________________________________________________________________</w:t>
+      </w:r>
+    </w:p>
+    <w:p>
+      <w:r>
+        <w:t>________________________________________________________________</w:t>
+      </w:r>
+    </w:p>
+    <w:p>
+      <w:r>
+        <w:t>________________________________________________________________</w:t>
+      </w:r>
+    </w:p>
+    <w:p>
+      <w:r>
+        <w:t>________________________________________________________________</w:t>
+      </w:r>
+    </w:p>
+    <w:p>
+      <w:pPr>
+        <w:pStyle w:val="Heading3"/>
+      </w:pPr>
+      <w:r>
+        <w:t>06. Make the idea visible in your project</w:t>
+      </w:r>
+    </w:p>
+    <w:p>
+      <w:r>
+        <w:drawing>
+          <wp:inline xmlns:a="http://schemas.openxmlformats.org/drawingml/2006/main" xmlns:pic="http://schemas.openxmlformats.org/drawingml/2006/picture">
+            <wp:extent cx="5486400" cy="3681984"/>
+            <wp:docPr id="7" name="Picture 7" descr="For the Reproducible AI Research Study, retain an annotated worked trace and the changed-case reasoning. Connect the claim to its records, units and assumptions so another investigator can challenge or reproduce it. Draw your input, deciding step, result and limit. Supported question: Identify which uses the drawing consent permits and excludes. Can the unrelated project reuse the drawings under this agreement, and what new authorisation would be needed?"/>
+            <wp:cNvGraphicFramePr>
+              <a:graphicFrameLocks noChangeAspect="1"/>
+            </wp:cNvGraphicFramePr>
+            <a:graphic>
+              <a:graphicData uri="http://schemas.openxmlformats.org/drawingml/2006/picture">
+                <pic:pic>
+                  <pic:nvPicPr>
+                    <pic:cNvPr id="0" name="academy-story-ai-7-19-06.png"/>
+                    <pic:cNvPicPr/>
+                  </pic:nvPicPr>
+                  <pic:blipFill>
+                    <a:blip r:embed="rId15"/>
+                    <a:stretch>
+                      <a:fillRect/>
+                    </a:stretch>
+                  </pic:blipFill>
+                  <pic:spPr>
+                    <a:xfrm>
+                      <a:off x="0" y="0"/>
+                      <a:ext cx="5486400" cy="3681984"/>
+                    </a:xfrm>
+                    <a:prstGeom prst="rect"/>
+                  </pic:spPr>
+                </pic:pic>
+              </a:graphicData>
+            </a:graphic>
+          </wp:inline>
+        </w:drawing>
+      </w:r>
+    </w:p>
+    <w:p>
+      <w:pPr>
+        <w:spacing w:line="336" w:lineRule="auto" w:after="180"/>
+      </w:pPr>
+      <w:r>
+        <w:rPr>
+          <w:b w:val="0"/>
+        </w:rPr>
+        <w:t>For the Reproducible AI Research Study, retain an annotated worked trace and the changed-case reasoning. Connect the claim to its records, units and assumptions so another investigator can challenge or reproduce it.</w:t>
+      </w:r>
+    </w:p>
+    <w:p>
+      <w:pPr>
+        <w:spacing w:line="336" w:lineRule="auto" w:after="180"/>
+      </w:pPr>
+      <w:r>
+        <w:rPr>
+          <w:b w:val="0"/>
+        </w:rPr>
+        <w:t xml:space="preserve">Draw your </w:t>
+      </w:r>
+      <w:r>
+        <w:rPr>
+          <w:b/>
+        </w:rPr>
+        <w:t>input</w:t>
+      </w:r>
+      <w:r>
+        <w:rPr>
+          <w:b w:val="0"/>
+        </w:rPr>
+        <w:t xml:space="preserve">, deciding step, result and limit. Supported question: Identify which uses the drawing </w:t>
+      </w:r>
+      <w:r>
+        <w:rPr>
+          <w:b/>
+        </w:rPr>
+        <w:t>consent</w:t>
+      </w:r>
+      <w:r>
+        <w:rPr>
+          <w:b w:val="0"/>
+        </w:rPr>
+        <w:t xml:space="preserve"> permits and excludes.</w:t>
+      </w:r>
+    </w:p>
+    <w:p>
+      <w:pPr>
+        <w:spacing w:line="336" w:lineRule="auto" w:after="180"/>
+      </w:pPr>
+      <w:r>
+        <w:rPr>
+          <w:b w:val="0"/>
+        </w:rPr>
+        <w:t>Can the unrelated project reuse the drawings under this agreement, and what new authorisation would be needed?</w:t>
+      </w:r>
+    </w:p>
+    <w:p>
+      <w:pPr>
+        <w:spacing w:line="336" w:lineRule="auto" w:after="180"/>
+        <w:shd w:fill="F5F1FB"/>
+      </w:pPr>
+      <w:r>
+        <w:rPr>
+          <w:b w:val="0"/>
+        </w:rPr>
+        <w:t xml:space="preserve">Draw your project trace and justify the deciding step using </w:t>
+      </w:r>
+      <w:r>
+        <w:rPr>
+          <w:b/>
+        </w:rPr>
+        <w:t>evidence</w:t>
+      </w:r>
+      <w:r>
+        <w:rPr>
+          <w:b w:val="0"/>
+        </w:rPr>
+        <w:t>.</w:t>
+      </w:r>
+    </w:p>
+    <w:p>
+      <w:pPr>
+        <w:pStyle w:val="Heading3"/>
+      </w:pPr>
+      <w:r>
+        <w:t>My picture explanation, deciding evidence and one limit</w:t>
       </w:r>
     </w:p>
     <w:p>

--- a/downloads/workbook/ai-7-week-19.docx
+++ b/downloads/workbook/ai-7-week-19.docx
@@ -25,22 +25,45 @@
         <w:pStyle w:val="Heading1"/>
       </w:pPr>
       <w:r>
-        <w:t>01. Recall and choose your starting point</w:t>
-      </w:r>
-    </w:p>
-    <w:p>
-      <w:r>
-        <w:t>Record your starting explanation for Research ethics and consent before opening notes. Show any later correction separately.</w:t>
-      </w:r>
-    </w:p>
-    <w:p>
-      <w:pPr>
-        <w:spacing w:line="336" w:lineRule="auto" w:after="180"/>
-      </w:pPr>
-      <w:r>
-        <w:rPr>
-          <w:b w:val="0"/>
-        </w:rPr>
+        <w:t>One complete fictional proposal and permission audit.</w:t>
+      </w:r>
+    </w:p>
+    <w:p>
+      <w:r>
+        <w:t>Keep purpose, conditions, supplied evidence, proposed repair and unperformed actions together.</w:t>
+      </w:r>
+    </w:p>
+    <w:p>
+      <w:r>
+        <w:t>Recall → W1–W3/W5 → independent opt-in scenario → research project → delayed return.</w:t>
+      </w:r>
+    </w:p>
+    <w:p>
+      <w:pPr>
+        <w:pStyle w:val="Heading1"/>
+      </w:pPr>
+      <w:r>
+        <w:t>01. Recall · Retrieve before notes</w:t>
+      </w:r>
+    </w:p>
+    <w:p>
+      <w:r>
+        <w:t>Keep this task’s inputs,rule and response together.</w:t>
+      </w:r>
+    </w:p>
+    <w:p>
+      <w:pPr>
+        <w:pStyle w:val="Heading2"/>
+      </w:pPr>
+      <w:r>
+        <w:t>Complete task and evidence</w:t>
+      </w:r>
+    </w:p>
+    <w:p>
+      <w:pPr>
+        <w:pStyle w:val="ListBullet"/>
+      </w:pPr>
+      <w:r>
         <w:t>Try the recall before opening notes. Then use a different colour or a labelled second line to correct your explanation.</w:t>
       </w:r>
     </w:p>
@@ -54,12 +77,9 @@
     </w:p>
     <w:p>
       <w:pPr>
-        <w:spacing w:line="336" w:lineRule="auto" w:after="180"/>
-      </w:pPr>
-      <w:r>
-        <w:rPr>
-          <w:b w:val="0"/>
-        </w:rPr>
+        <w:pStyle w:val="ListBullet"/>
+      </w:pPr>
+      <w:r>
         <w:t>Without opening the old lesson, explain one key idea from Dataset and benchmark limitations. Give an example and a mistake that the idea helps you avoid.</w:t>
       </w:r>
     </w:p>
@@ -96,12 +116,9 @@
     </w:p>
     <w:p>
       <w:pPr>
-        <w:spacing w:line="336" w:lineRule="auto" w:after="180"/>
-      </w:pPr>
-      <w:r>
-        <w:rPr>
-          <w:b w:val="0"/>
-        </w:rPr>
+        <w:pStyle w:val="ListBullet"/>
+      </w:pPr>
+      <w:r>
         <w:t>Without opening the old lesson, explain one key idea from Ablation studies. Give an example and a mistake that the idea helps you avoid.</w:t>
       </w:r>
     </w:p>
@@ -138,12 +155,9 @@
     </w:p>
     <w:p>
       <w:pPr>
-        <w:spacing w:line="336" w:lineRule="auto" w:after="180"/>
-      </w:pPr>
-      <w:r>
-        <w:rPr>
-          <w:b w:val="0"/>
-        </w:rPr>
+        <w:pStyle w:val="ListBullet"/>
+      </w:pPr>
+      <w:r>
         <w:t>Without opening the old lesson, explain one key idea from Effect size and practical importance. Give an example and a mistake that the idea helps you avoid.</w:t>
       </w:r>
     </w:p>
@@ -175,35 +189,95 @@
         <w:pStyle w:val="Heading1"/>
       </w:pPr>
       <w:r>
-        <w:t>02. Practise with fading help</w:t>
-      </w:r>
-    </w:p>
-    <w:p>
-      <w:r>
-        <w:t>Complete the supported Research ethics and consent trace and record the first step you can explain without help.</w:t>
-      </w:r>
-    </w:p>
-    <w:p>
-      <w:pPr>
-        <w:spacing w:line="336" w:lineRule="auto" w:after="180"/>
-      </w:pPr>
-      <w:r>
-        <w:rPr>
-          <w:b w:val="0"/>
-        </w:rPr>
-        <w:t xml:space="preserve">Use W2: Trace the worked case for Research ethics and </w:t>
-      </w:r>
-      <w:r>
-        <w:rPr>
-          <w:b/>
-        </w:rPr>
-        <w:t>consent</w:t>
-      </w:r>
-      <w:r>
-        <w:rPr>
-          <w:b w:val="0"/>
-        </w:rPr>
-        <w:t>. Record the answer once; the lesson and workbook refer to the same attempt.</w:t>
+        <w:t>05. W1 · Explain the current example</w:t>
+      </w:r>
+    </w:p>
+    <w:p>
+      <w:r>
+        <w:t>Keep this task’s inputs,rule and response together.</w:t>
+      </w:r>
+    </w:p>
+    <w:p>
+      <w:pPr>
+        <w:pStyle w:val="Heading2"/>
+      </w:pPr>
+      <w:r>
+        <w:t>Complete task and evidence</w:t>
+      </w:r>
+    </w:p>
+    <w:p>
+      <w:pPr>
+        <w:pStyle w:val="ListBullet"/>
+      </w:pPr>
+      <w:r>
+        <w:t>This lesson audits fictional proposals under a supplied classroom policy; it performs no recruitment or real data collection. The policy calls for responsible review, plain-language purpose, affirmative opt-in and withdrawal handling before an actual collection. Submission for grading does not establish permission to copy essays into a study. Use fictional substitutes in this course. A proposed form or remedy does not prove review or consent occurred. Separate fictional adult drawing agreement covers one named pattern-recognition investigation and excludes public posting of originals and unrelated face-recognition research. A new request does not authorize excluded uses. Even a named use still needs its other review and handling conditions. The picture describes anonymous drawings without a traceable withdrawal mechanism; do not invent an ability to find every unlinked contribution. Explain declared withdrawal limits before participation. The adult example does not approve research with children or determine real institutional/legal requirements. Keep purpose, voluntary choice, burden, readers and handling visible in the paper audit.</w:t>
+      </w:r>
+    </w:p>
+    <w:p>
+      <w:pPr>
+        <w:pStyle w:val="ListBullet"/>
+      </w:pPr>
+      <w:r>
+        <w:t>Explain the weekly mechanism in your own words. Use the worked scenario to name its input, decision rule and output.</w:t>
+      </w:r>
+    </w:p>
+    <w:p>
+      <w:pPr>
+        <w:pStyle w:val="Heading3"/>
+      </w:pPr>
+      <w:r>
+        <w:t>My reasoning and evidence</w:t>
+      </w:r>
+    </w:p>
+    <w:p>
+      <w:r>
+        <w:t>________________________________________________________________</w:t>
+      </w:r>
+    </w:p>
+    <w:p>
+      <w:r>
+        <w:t>________________________________________________________________</w:t>
+      </w:r>
+    </w:p>
+    <w:p>
+      <w:r>
+        <w:t>________________________________________________________________</w:t>
+      </w:r>
+    </w:p>
+    <w:p>
+      <w:r>
+        <w:t>________________________________________________________________</w:t>
+      </w:r>
+    </w:p>
+    <w:p>
+      <w:r>
+        <w:t>________________________________________________________________</w:t>
+      </w:r>
+    </w:p>
+    <w:p>
+      <w:r>
+        <w:t>________________________________________________________________</w:t>
+      </w:r>
+    </w:p>
+    <w:p>
+      <w:pPr>
+        <w:pStyle w:val="Heading1"/>
+      </w:pPr>
+      <w:r>
+        <w:t>06. W2 · Trace the worked case</w:t>
+      </w:r>
+    </w:p>
+    <w:p>
+      <w:r>
+        <w:t>Keep the supplied inputs, comparison rule and evidence together.</w:t>
+      </w:r>
+    </w:p>
+    <w:p>
+      <w:pPr>
+        <w:pStyle w:val="Heading2"/>
+      </w:pPr>
+      <w:r>
+        <w:t>Complete task and evidence</w:t>
       </w:r>
     </w:p>
     <w:tbl>
@@ -213,10 +287,9 @@
         <w:tblLook w:firstColumn="1" w:firstRow="1" w:lastColumn="0" w:lastRow="0" w:noHBand="0" w:noVBand="1" w:val="04A0"/>
       </w:tblPr>
       <w:tblGrid>
-        <w:gridCol w:w="2556"/>
-        <w:gridCol w:w="2556"/>
-        <w:gridCol w:w="2556"/>
-        <w:gridCol w:w="2556"/>
+        <w:gridCol w:w="3408"/>
+        <w:gridCol w:w="3408"/>
+        <w:gridCol w:w="3408"/>
       </w:tblGrid>
       <w:tr>
         <w:trPr>
@@ -224,41 +297,31 @@
         </w:trPr>
         <w:tc>
           <w:tcPr>
-            <w:tcW w:type="dxa" w:w="2556"/>
+            <w:tcW w:type="dxa" w:w="3408"/>
           </w:tcPr>
           <w:p>
             <w:r>
-              <w:t>Given inputs</w:t>
+              <w:t>Main proposal step</w:t>
             </w:r>
           </w:p>
         </w:tc>
         <w:tc>
           <w:tcPr>
-            <w:tcW w:type="dxa" w:w="2556"/>
+            <w:tcW w:type="dxa" w:w="3408"/>
           </w:tcPr>
           <w:p>
             <w:r>
-              <w:t>Procedure I chose</w:t>
+              <w:t>Evidence supplied</w:t>
             </w:r>
           </w:p>
         </w:tc>
         <w:tc>
           <w:tcPr>
-            <w:tcW w:type="dxa" w:w="2556"/>
+            <w:tcW w:type="dxa" w:w="3408"/>
           </w:tcPr>
           <w:p>
             <w:r>
-              <w:t>Middle steps</w:t>
-            </w:r>
-          </w:p>
-        </w:tc>
-        <w:tc>
-          <w:tcPr>
-            <w:tcW w:type="dxa" w:w="2556"/>
-          </w:tcPr>
-          <w:p>
-            <w:r>
-              <w:t>Result and check</w:t>
+              <w:t>Audit result under this policy</w:t>
             </w:r>
           </w:p>
         </w:tc>
@@ -266,44 +329,186 @@
       <w:tr>
         <w:tc>
           <w:tcPr>
-            <w:tcW w:type="dxa" w:w="2556"/>
+            <w:tcW w:type="dxa" w:w="3408"/>
           </w:tcPr>
           <w:p>
-            <w:r/>
+            <w:r>
+              <w:t>Student submits essay</w:t>
+            </w:r>
           </w:p>
         </w:tc>
         <w:tc>
           <w:tcPr>
-            <w:tcW w:type="dxa" w:w="2556"/>
+            <w:tcW w:type="dxa" w:w="3408"/>
           </w:tcPr>
           <w:p>
-            <w:r/>
+            <w:r>
+              <w:t>Submission is for grading</w:t>
+            </w:r>
           </w:p>
         </w:tc>
         <w:tc>
           <w:tcPr>
-            <w:tcW w:type="dxa" w:w="2556"/>
+            <w:tcW w:type="dxa" w:w="3408"/>
           </w:tcPr>
           <w:p>
-            <w:r/>
+            <w:r>
+              <w:t>Supports the grading purpose only</w:t>
+            </w:r>
+          </w:p>
+        </w:tc>
+      </w:tr>
+      <w:tr>
+        <w:tc>
+          <w:tcPr>
+            <w:tcW w:type="dxa" w:w="3408"/>
+          </w:tcPr>
+          <w:p>
+            <w:r>
+              <w:t>Team proposes automatic study copy</w:t>
+            </w:r>
           </w:p>
         </w:tc>
         <w:tc>
           <w:tcPr>
-            <w:tcW w:type="dxa" w:w="2556"/>
+            <w:tcW w:type="dxa" w:w="3408"/>
           </w:tcPr>
           <w:p>
-            <w:r/>
+            <w:r>
+              <w:t>No separate research opt-in or review supplied</w:t>
+            </w:r>
+          </w:p>
+        </w:tc>
+        <w:tc>
+          <w:tcPr>
+            <w:tcW w:type="dxa" w:w="3408"/>
+          </w:tcPr>
+          <w:p>
+            <w:r>
+              <w:t>Research permission is not established</w:t>
+            </w:r>
+          </w:p>
+        </w:tc>
+      </w:tr>
+      <w:tr>
+        <w:tc>
+          <w:tcPr>
+            <w:tcW w:type="dxa" w:w="3408"/>
+          </w:tcPr>
+          <w:p>
+            <w:r>
+              <w:t>Assume submission implies agreement</w:t>
+            </w:r>
+          </w:p>
+        </w:tc>
+        <w:tc>
+          <w:tcPr>
+            <w:tcW w:type="dxa" w:w="3408"/>
+          </w:tcPr>
+          <w:p>
+            <w:r>
+              <w:t>Purpose changes without its required process</w:t>
+            </w:r>
+          </w:p>
+        </w:tc>
+        <w:tc>
+          <w:tcPr>
+            <w:tcW w:type="dxa" w:w="3408"/>
+          </w:tcPr>
+          <w:p>
+            <w:r>
+              <w:t>Unsupported inference</w:t>
+            </w:r>
+          </w:p>
+        </w:tc>
+      </w:tr>
+      <w:tr>
+        <w:tc>
+          <w:tcPr>
+            <w:tcW w:type="dxa" w:w="3408"/>
+          </w:tcPr>
+          <w:p>
+            <w:r>
+              <w:t>Repair for this course</w:t>
+            </w:r>
+          </w:p>
+        </w:tc>
+        <w:tc>
+          <w:tcPr>
+            <w:tcW w:type="dxa" w:w="3408"/>
+          </w:tcPr>
+          <w:p>
+            <w:r>
+              <w:t>Use fictional essay substitutes</w:t>
+            </w:r>
+          </w:p>
+        </w:tc>
+        <w:tc>
+          <w:tcPr>
+            <w:tcW w:type="dxa" w:w="3408"/>
+          </w:tcPr>
+          <w:p>
+            <w:r>
+              <w:t>No real records need to be copied</w:t>
+            </w:r>
+          </w:p>
+        </w:tc>
+      </w:tr>
+      <w:tr>
+        <w:tc>
+          <w:tcPr>
+            <w:tcW w:type="dxa" w:w="3408"/>
+          </w:tcPr>
+          <w:p>
+            <w:r>
+              <w:t>Any actual future study</w:t>
+            </w:r>
+          </w:p>
+        </w:tc>
+        <w:tc>
+          <w:tcPr>
+            <w:tcW w:type="dxa" w:w="3408"/>
+          </w:tcPr>
+          <w:p>
+            <w:r>
+              <w:t>Required review and voluntary permission before collection</w:t>
+            </w:r>
+          </w:p>
+        </w:tc>
+        <w:tc>
+          <w:tcPr>
+            <w:tcW w:type="dxa" w:w="3408"/>
+          </w:tcPr>
+          <w:p>
+            <w:r>
+              <w:t>Not performed or approved by this exercise</w:t>
+            </w:r>
           </w:p>
         </w:tc>
       </w:tr>
     </w:tbl>
     <w:p>
       <w:pPr>
+        <w:pStyle w:val="ListBullet"/>
+      </w:pPr>
+      <w:r>
+        <w:t>This lesson audits fictional proposals under a supplied classroom policy; it performs no recruitment or real data collection. The policy calls for responsible review, plain-language purpose, affirmative opt-in and withdrawal handling before an actual collection. Submission for grading does not establish permission to copy essays into a study. Use fictional substitutes in this course. A proposed form or remedy does not prove review or consent occurred. Separate fictional adult drawing agreement covers one named pattern-recognition investigation and excludes public posting of originals and unrelated face-recognition research. A new request does not authorize excluded uses. Even a named use still needs its other review and handling conditions. The picture describes anonymous drawings without a traceable withdrawal mechanism; do not invent an ability to find every unlinked contribution. Explain declared withdrawal limits before participation. The adult example does not approve research with children or determine real institutional/legal requirements. Keep purpose, voluntary choice, burden, readers and handling visible in the paper audit.</w:t>
+      </w:r>
+    </w:p>
+    <w:p>
+      <w:pPr>
+        <w:pStyle w:val="ListBullet"/>
+      </w:pPr>
+      <w:r>
+        <w:t>Proposal automatically copies student essays into a study because they were submitted for grading. Show the intermediate steps and give the conclusion with its scope.</w:t>
+      </w:r>
+    </w:p>
+    <w:p>
+      <w:pPr>
         <w:pStyle w:val="Heading3"/>
       </w:pPr>
       <w:r>
-        <w:t>The step I completed without help, and the hint I needed</w:t>
+        <w:t>My reasoning and evidence</w:t>
       </w:r>
     </w:p>
     <w:p>
@@ -322,50 +527,60 @@
       </w:r>
     </w:p>
     <w:p>
+      <w:r>
+        <w:t>________________________________________________________________</w:t>
+      </w:r>
+    </w:p>
+    <w:p>
+      <w:r>
+        <w:t>________________________________________________________________</w:t>
+      </w:r>
+    </w:p>
+    <w:p>
+      <w:r>
+        <w:t>________________________________________________________________</w:t>
+      </w:r>
+    </w:p>
+    <w:p>
+      <w:r>
+        <w:t>________________________________________________________________</w:t>
+      </w:r>
+    </w:p>
+    <w:p>
       <w:pPr>
         <w:pStyle w:val="Heading1"/>
       </w:pPr>
       <w:r>
-        <w:t>03. Individual reasoning check</w:t>
-      </w:r>
-    </w:p>
-    <w:p>
-      <w:r>
-        <w:t>Check the proposed Research ethics and consent explanation against the supplied facts before discussing it.</w:t>
-      </w:r>
-    </w:p>
-    <w:p>
-      <w:pPr>
-        <w:spacing w:line="336" w:lineRule="auto" w:after="180"/>
-      </w:pPr>
-      <w:r>
-        <w:rPr>
-          <w:b w:val="0"/>
-        </w:rPr>
-        <w:t xml:space="preserve">Use the worked case for Research ethics and </w:t>
-      </w:r>
-      <w:r>
-        <w:rPr>
-          <w:b/>
-        </w:rPr>
-        <w:t>consent</w:t>
-      </w:r>
-      <w:r>
-        <w:rPr>
-          <w:b w:val="0"/>
-        </w:rPr>
-        <w:t>. Proposed explanation: “The worked result establishes every future case”. Decide whether this explanation is supported.</w:t>
-      </w:r>
-    </w:p>
-    <w:p>
-      <w:pPr>
-        <w:spacing w:line="336" w:lineRule="auto" w:after="180"/>
-      </w:pPr>
-      <w:r>
-        <w:rPr>
-          <w:b w:val="0"/>
-        </w:rPr>
-        <w:t>Point to the step or supplied fact that decides; explain your repair if needed.</w:t>
+        <w:t>07. W3 · Repair a misconception</w:t>
+      </w:r>
+    </w:p>
+    <w:p>
+      <w:r>
+        <w:t>Keep this task’s inputs,rule and response together.</w:t>
+      </w:r>
+    </w:p>
+    <w:p>
+      <w:pPr>
+        <w:pStyle w:val="Heading2"/>
+      </w:pPr>
+      <w:r>
+        <w:t>Complete task and evidence</w:t>
+      </w:r>
+    </w:p>
+    <w:p>
+      <w:pPr>
+        <w:pStyle w:val="ListBullet"/>
+      </w:pPr>
+      <w:r>
+        <w:t>This lesson audits fictional proposals under a supplied classroom policy; it performs no recruitment or real data collection. The policy calls for responsible review, plain-language purpose, affirmative opt-in and withdrawal handling before an actual collection. Submission for grading does not establish permission to copy essays into a study. Use fictional substitutes in this course. A proposed form or remedy does not prove review or consent occurred. Separate fictional adult drawing agreement covers one named pattern-recognition investigation and excludes public posting of originals and unrelated face-recognition research. A new request does not authorize excluded uses. Even a named use still needs its other review and handling conditions. The picture describes anonymous drawings without a traceable withdrawal mechanism; do not invent an ability to find every unlinked contribution. Explain declared withdrawal limits before participation. The adult example does not approve research with children or determine real institutional/legal requirements. Keep purpose, voluntary choice, burden, readers and handling visible in the paper audit.</w:t>
+      </w:r>
+    </w:p>
+    <w:p>
+      <w:pPr>
+        <w:pStyle w:val="ListBullet"/>
+      </w:pPr>
+      <w:r>
+        <w:t>A report omits this qualification: This classroom policy exercise does not determine real legal or institutional requirements. Explain how omitting it could change a reader's interpretation, and write an accurate replacement.</w:t>
       </w:r>
     </w:p>
     <w:p>
@@ -373,7 +588,7 @@
         <w:pStyle w:val="Heading3"/>
       </w:pPr>
       <w:r>
-        <w:t>My explanation before partner discussion</w:t>
+        <w:t>My reasoning and evidence</w:t>
       </w:r>
     </w:p>
     <w:p>
@@ -397,16 +612,50 @@
       </w:r>
     </w:p>
     <w:p>
+      <w:r>
+        <w:t>________________________________________________________________</w:t>
+      </w:r>
+    </w:p>
+    <w:p>
+      <w:r>
+        <w:t>________________________________________________________________</w:t>
+      </w:r>
+    </w:p>
+    <w:p>
       <w:pPr>
         <w:pStyle w:val="Heading1"/>
       </w:pPr>
       <w:r>
-        <w:t>04. Independent transfer case</w:t>
-      </w:r>
-    </w:p>
-    <w:p>
-      <w:r>
-        <w:t>Write one first attempt at the reserved independent case before feedback. Repeated copies of that case refer to the same recorded attempt.</w:t>
+        <w:t>09. W5 · Explain the limitation</w:t>
+      </w:r>
+    </w:p>
+    <w:p>
+      <w:r>
+        <w:t>Keep this task’s inputs,rule and response together.</w:t>
+      </w:r>
+    </w:p>
+    <w:p>
+      <w:pPr>
+        <w:pStyle w:val="Heading2"/>
+      </w:pPr>
+      <w:r>
+        <w:t>Complete task and evidence</w:t>
+      </w:r>
+    </w:p>
+    <w:p>
+      <w:pPr>
+        <w:pStyle w:val="ListBullet"/>
+      </w:pPr>
+      <w:r>
+        <w:t>This lesson audits fictional proposals under a supplied classroom policy; it performs no recruitment or real data collection. The policy calls for responsible review, plain-language purpose, affirmative opt-in and withdrawal handling before an actual collection. Submission for grading does not establish permission to copy essays into a study. Use fictional substitutes in this course. A proposed form or remedy does not prove review or consent occurred. Separate fictional adult drawing agreement covers one named pattern-recognition investigation and excludes public posting of originals and unrelated face-recognition research. A new request does not authorize excluded uses. Even a named use still needs its other review and handling conditions. The picture describes anonymous drawings without a traceable withdrawal mechanism; do not invent an ability to find every unlinked contribution. Explain declared withdrawal limits before participation. The adult example does not approve research with children or determine real institutional/legal requirements. Keep purpose, voluntary choice, burden, readers and handling visible in the paper audit.</w:t>
+      </w:r>
+    </w:p>
+    <w:p>
+      <w:pPr>
+        <w:pStyle w:val="ListBullet"/>
+      </w:pPr>
+      <w:r>
+        <w:t>For the worked scenario, propose one additional case that could reveal a failure, describe its expected outcome before running it, and explain what would need to remain fixed for a fair comparison. Do not reuse W4 as a new final test after receiving feedback.</w:t>
       </w:r>
     </w:p>
     <w:p>
@@ -414,17 +663,78 @@
         <w:pStyle w:val="Heading3"/>
       </w:pPr>
       <w:r>
+        <w:t>My reasoning and evidence</w:t>
+      </w:r>
+    </w:p>
+    <w:p>
+      <w:r>
+        <w:t>________________________________________________________________</w:t>
+      </w:r>
+    </w:p>
+    <w:p>
+      <w:r>
+        <w:t>________________________________________________________________</w:t>
+      </w:r>
+    </w:p>
+    <w:p>
+      <w:r>
+        <w:t>________________________________________________________________</w:t>
+      </w:r>
+    </w:p>
+    <w:p>
+      <w:r>
+        <w:t>________________________________________________________________</w:t>
+      </w:r>
+    </w:p>
+    <w:p>
+      <w:r>
+        <w:t>________________________________________________________________</w:t>
+      </w:r>
+    </w:p>
+    <w:p>
+      <w:r>
+        <w:t>________________________________________________________________</w:t>
+      </w:r>
+    </w:p>
+    <w:p>
+      <w:r>
+        <w:t>________________________________________________________________</w:t>
+      </w:r>
+    </w:p>
+    <w:p>
+      <w:pPr>
+        <w:pStyle w:val="Heading1"/>
+      </w:pPr>
+      <w:r>
+        <w:t>04. Try alone · Selected transfer</w:t>
+      </w:r>
+    </w:p>
+    <w:p>
+      <w:r>
+        <w:t>Keep this task’s inputs,rule and response together.</w:t>
+      </w:r>
+    </w:p>
+    <w:p>
+      <w:pPr>
+        <w:pStyle w:val="Heading2"/>
+      </w:pPr>
+      <w:r>
+        <w:t>Complete task and evidence</w:t>
+      </w:r>
+    </w:p>
+    <w:p>
+      <w:pPr>
+        <w:pStyle w:val="Heading3"/>
+      </w:pPr>
+      <w:r>
         <w:t>Independent case: Apply a new case independently</w:t>
       </w:r>
     </w:p>
     <w:p>
       <w:pPr>
-        <w:spacing w:line="336" w:lineRule="auto" w:after="180"/>
-      </w:pPr>
-      <w:r>
-        <w:rPr>
-          <w:b w:val="0"/>
-        </w:rPr>
+        <w:pStyle w:val="ListBullet"/>
+      </w:pPr>
+      <w:r>
         <w:t>A fictional policy requires opt-in; proposal treats silence as agreement and grades participation. Audit.</w:t>
       </w:r>
     </w:p>
@@ -473,12 +783,9 @@
     </w:p>
     <w:p>
       <w:pPr>
-        <w:spacing w:line="336" w:lineRule="auto" w:after="180"/>
-      </w:pPr>
-      <w:r>
-        <w:rPr>
-          <w:b w:val="0"/>
-        </w:rPr>
+        <w:pStyle w:val="ListBullet"/>
+      </w:pPr>
+      <w:r>
         <w:t>Attempt this case before feedback. Record any help. Earlier examples below are further practice; a case already practised with feedback cannot establish fresh transfer.</w:t>
       </w:r>
     </w:p>
@@ -487,59 +794,28 @@
         <w:pStyle w:val="Heading1"/>
       </w:pPr>
       <w:r>
-        <w:t>05. W1 Explain the mechanism</w:t>
-      </w:r>
-    </w:p>
-    <w:p>
-      <w:r>
-        <w:t>Explain the mechanism. Apply the supplied Research ethics and consent facts and keep your reasoning.</w:t>
-      </w:r>
-    </w:p>
-    <w:p>
-      <w:pPr>
-        <w:spacing w:line="336" w:lineRule="auto" w:after="180"/>
-      </w:pPr>
-      <w:r>
-        <w:rPr>
-          <w:b w:val="0"/>
-        </w:rPr>
-        <w:t xml:space="preserve">Explain the weekly </w:t>
-      </w:r>
-      <w:r>
-        <w:rPr>
-          <w:b/>
-        </w:rPr>
-        <w:t>mechanism</w:t>
-      </w:r>
-      <w:r>
-        <w:rPr>
-          <w:b w:val="0"/>
-        </w:rPr>
-        <w:t xml:space="preserve"> in your own words. Use the worked scenario to name its </w:t>
-      </w:r>
-      <w:r>
-        <w:rPr>
-          <w:b/>
-        </w:rPr>
-        <w:t>input</w:t>
-      </w:r>
-      <w:r>
-        <w:rPr>
-          <w:b w:val="0"/>
-        </w:rPr>
-        <w:t xml:space="preserve">, decision rule and </w:t>
-      </w:r>
-      <w:r>
-        <w:rPr>
-          <w:b/>
-        </w:rPr>
-        <w:t>output</w:t>
-      </w:r>
-      <w:r>
-        <w:rPr>
-          <w:b w:val="0"/>
-        </w:rPr>
-        <w:t>.</w:t>
+        <w:t>10. Project · Keep the research evidence</w:t>
+      </w:r>
+    </w:p>
+    <w:p>
+      <w:r>
+        <w:t>Preserve the question, protocol, observations, analysis and limits.</w:t>
+      </w:r>
+    </w:p>
+    <w:p>
+      <w:pPr>
+        <w:pStyle w:val="Heading2"/>
+      </w:pPr>
+      <w:r>
+        <w:t>Complete task and evidence</w:t>
+      </w:r>
+    </w:p>
+    <w:p>
+      <w:pPr>
+        <w:pStyle w:val="ListBullet"/>
+      </w:pPr>
+      <w:r>
+        <w:t>Add a labelled research ethics and consent evidence sheet to Reproducible AI Research Study. Show how you can explain the mechanism and terminology of research ethics and consent. Use the supplied fictional case and keep its inputs, intermediate steps, calculation or prediction, and limitation. Connect this record to last week’s record; a matching answer without a trace is insufficient.</w:t>
       </w:r>
     </w:p>
     <w:p>
@@ -547,7 +823,7 @@
         <w:pStyle w:val="Heading3"/>
       </w:pPr>
       <w:r>
-        <w:t>My reasoning and evidence</w:t>
+        <w:t>My project change, supporting evidence and remaining limit</w:t>
       </w:r>
     </w:p>
     <w:p>
@@ -585,436 +861,20 @@
         <w:pStyle w:val="Heading1"/>
       </w:pPr>
       <w:r>
-        <w:t>06. W2 Trace the worked case</w:t>
-      </w:r>
-    </w:p>
-    <w:p>
-      <w:r>
-        <w:t>Trace the worked case. Apply the supplied Research ethics and consent facts and keep your reasoning.</w:t>
-      </w:r>
-    </w:p>
-    <w:p>
-      <w:pPr>
-        <w:spacing w:line="336" w:lineRule="auto" w:after="180"/>
-      </w:pPr>
-      <w:r>
-        <w:rPr>
-          <w:b w:val="0"/>
-        </w:rPr>
-        <w:t>Proposal automatically copies student essays into a study because they were submitted for grading. Show the intermediate steps and give the conclusion with its scope.</w:t>
-      </w:r>
-    </w:p>
-    <w:p>
-      <w:pPr>
-        <w:pStyle w:val="Heading3"/>
-      </w:pPr>
-      <w:r>
-        <w:t>My reasoning and evidence</w:t>
-      </w:r>
-    </w:p>
-    <w:p>
-      <w:r>
-        <w:t>________________________________________________________________</w:t>
-      </w:r>
-    </w:p>
-    <w:p>
-      <w:r>
-        <w:t>________________________________________________________________</w:t>
-      </w:r>
-    </w:p>
-    <w:p>
-      <w:r>
-        <w:t>________________________________________________________________</w:t>
-      </w:r>
-    </w:p>
-    <w:p>
-      <w:r>
-        <w:t>________________________________________________________________</w:t>
-      </w:r>
-    </w:p>
-    <w:p>
-      <w:r>
-        <w:t>________________________________________________________________</w:t>
-      </w:r>
-    </w:p>
-    <w:p>
-      <w:r>
-        <w:t>________________________________________________________________</w:t>
-      </w:r>
-    </w:p>
-    <w:p>
-      <w:r>
-        <w:t>________________________________________________________________</w:t>
-      </w:r>
-    </w:p>
-    <w:p>
-      <w:pPr>
-        <w:pStyle w:val="Heading1"/>
-      </w:pPr>
-      <w:r>
-        <w:t>07. W3 Audit the limit</w:t>
-      </w:r>
-    </w:p>
-    <w:p>
-      <w:r>
-        <w:t>Audit the limit. Apply the supplied Research ethics and consent facts and keep your reasoning.</w:t>
-      </w:r>
-    </w:p>
-    <w:p>
-      <w:pPr>
-        <w:spacing w:line="336" w:lineRule="auto" w:after="180"/>
-      </w:pPr>
-      <w:r>
-        <w:rPr>
-          <w:b w:val="0"/>
-        </w:rPr>
-        <w:t>A report omits this qualification: This classroom policy exercise does not determine real legal or institutional requirements. Explain how omitting it could change a reader's interpretation, and write an accurate replacement.</w:t>
-      </w:r>
-    </w:p>
-    <w:p>
-      <w:pPr>
-        <w:pStyle w:val="Heading3"/>
-      </w:pPr>
-      <w:r>
-        <w:t>My reasoning and evidence</w:t>
-      </w:r>
-    </w:p>
-    <w:p>
-      <w:r>
-        <w:t>________________________________________________________________</w:t>
-      </w:r>
-    </w:p>
-    <w:p>
-      <w:r>
-        <w:t>________________________________________________________________</w:t>
-      </w:r>
-    </w:p>
-    <w:p>
-      <w:r>
-        <w:t>________________________________________________________________</w:t>
-      </w:r>
-    </w:p>
-    <w:p>
-      <w:r>
-        <w:t>________________________________________________________________</w:t>
-      </w:r>
-    </w:p>
-    <w:p>
-      <w:r>
-        <w:t>________________________________________________________________</w:t>
-      </w:r>
-    </w:p>
-    <w:p>
-      <w:r>
-        <w:t>________________________________________________________________</w:t>
-      </w:r>
-    </w:p>
-    <w:p>
-      <w:pPr>
-        <w:pStyle w:val="Heading1"/>
-      </w:pPr>
-      <w:r>
-        <w:t>08. W4 Apply a new case independently</w:t>
-      </w:r>
-    </w:p>
-    <w:p>
-      <w:r>
-        <w:t>Attempt before feedback. If this repeats the selected independent case, reuse that first attempt; otherwise keep a separate record. Apply a new case independently. Apply the supplied Research ethics and consent facts and keep your reasoning.</w:t>
-      </w:r>
-    </w:p>
-    <w:p>
-      <w:pPr>
-        <w:spacing w:line="336" w:lineRule="auto" w:after="180"/>
-      </w:pPr>
-      <w:r>
-        <w:rPr>
-          <w:b w:val="0"/>
-        </w:rPr>
-        <w:t>A fictional policy requires opt-in; proposal treats silence as agreement and grades participation. Audit.</w:t>
-      </w:r>
-    </w:p>
-    <w:p>
-      <w:pPr>
-        <w:pStyle w:val="Heading3"/>
-      </w:pPr>
-      <w:r>
-        <w:t>My reasoning and evidence</w:t>
-      </w:r>
-    </w:p>
-    <w:p>
-      <w:r>
-        <w:t>________________________________________________________________</w:t>
-      </w:r>
-    </w:p>
-    <w:p>
-      <w:r>
-        <w:t>________________________________________________________________</w:t>
-      </w:r>
-    </w:p>
-    <w:p>
-      <w:r>
-        <w:t>________________________________________________________________</w:t>
-      </w:r>
-    </w:p>
-    <w:p>
-      <w:r>
-        <w:t>________________________________________________________________</w:t>
-      </w:r>
-    </w:p>
-    <w:p>
-      <w:r>
-        <w:t>________________________________________________________________</w:t>
-      </w:r>
-    </w:p>
-    <w:p>
-      <w:r>
-        <w:t>________________________________________________________________</w:t>
-      </w:r>
-    </w:p>
-    <w:p>
-      <w:r>
-        <w:t>________________________________________________________________</w:t>
-      </w:r>
-    </w:p>
-    <w:p>
-      <w:r>
-        <w:t>________________________________________________________________</w:t>
-      </w:r>
-    </w:p>
-    <w:p>
-      <w:pPr>
-        <w:pStyle w:val="Heading1"/>
-      </w:pPr>
-      <w:r>
-        <w:t>09. W5 Design a revealing follow-up</w:t>
-      </w:r>
-    </w:p>
-    <w:p>
-      <w:r>
-        <w:t>Design a revealing follow-up. Apply the supplied Research ethics and consent facts and keep your reasoning.</w:t>
-      </w:r>
-    </w:p>
-    <w:p>
-      <w:pPr>
-        <w:spacing w:line="336" w:lineRule="auto" w:after="180"/>
-      </w:pPr>
-      <w:r>
-        <w:rPr>
-          <w:b w:val="0"/>
-        </w:rPr>
-        <w:t>For the worked scenario, propose one additional case that could reveal a failure, describe its expected outcome before running it, and explain what would need to remain fixed for a fair comparison.</w:t>
-      </w:r>
-    </w:p>
-    <w:p>
-      <w:pPr>
-        <w:spacing w:line="336" w:lineRule="auto" w:after="180"/>
-      </w:pPr>
-      <w:r>
-        <w:rPr>
-          <w:b w:val="0"/>
-        </w:rPr>
-        <w:t>Do not reuse W4 as a new final test after receiving feedback.</w:t>
-      </w:r>
-    </w:p>
-    <w:p>
-      <w:pPr>
-        <w:pStyle w:val="Heading3"/>
-      </w:pPr>
-      <w:r>
-        <w:t>My reasoning and evidence</w:t>
-      </w:r>
-    </w:p>
-    <w:p>
-      <w:r>
-        <w:t>________________________________________________________________</w:t>
-      </w:r>
-    </w:p>
-    <w:p>
-      <w:r>
-        <w:t>________________________________________________________________</w:t>
-      </w:r>
-    </w:p>
-    <w:p>
-      <w:r>
-        <w:t>________________________________________________________________</w:t>
-      </w:r>
-    </w:p>
-    <w:p>
-      <w:r>
-        <w:t>________________________________________________________________</w:t>
-      </w:r>
-    </w:p>
-    <w:p>
-      <w:r>
-        <w:t>________________________________________________________________</w:t>
-      </w:r>
-    </w:p>
-    <w:p>
-      <w:r>
-        <w:t>________________________________________________________________</w:t>
-      </w:r>
-    </w:p>
-    <w:p>
-      <w:r>
-        <w:t>________________________________________________________________</w:t>
-      </w:r>
-    </w:p>
-    <w:p>
-      <w:pPr>
-        <w:pStyle w:val="Heading1"/>
-      </w:pPr>
-      <w:r>
-        <w:t>10. Project checkpoint and reflection</w:t>
-      </w:r>
-    </w:p>
-    <w:p>
-      <w:r>
-        <w:t>Connect Research ethics and consent to Reproducible AI Research Study, identify a limit and choose the next useful test.</w:t>
-      </w:r>
-    </w:p>
-    <w:p>
-      <w:pPr>
-        <w:spacing w:line="336" w:lineRule="auto" w:after="180"/>
-      </w:pPr>
-      <w:r>
-        <w:rPr>
-          <w:b w:val="0"/>
-        </w:rPr>
-        <w:t xml:space="preserve">Add a labelled research ethics and </w:t>
-      </w:r>
-      <w:r>
-        <w:rPr>
-          <w:b/>
-        </w:rPr>
-        <w:t>consent</w:t>
-      </w:r>
-      <w:r>
-        <w:rPr>
-          <w:b w:val="0"/>
-        </w:rPr>
-        <w:t xml:space="preserve"> </w:t>
-      </w:r>
-      <w:r>
-        <w:rPr>
-          <w:b/>
-        </w:rPr>
-        <w:t>evidence</w:t>
-      </w:r>
-      <w:r>
-        <w:rPr>
-          <w:b w:val="0"/>
-        </w:rPr>
-        <w:t xml:space="preserve"> sheet to Reproducible AI Research Study. Show how you can explain the </w:t>
-      </w:r>
-      <w:r>
-        <w:rPr>
-          <w:b/>
-        </w:rPr>
-        <w:t>mechanism</w:t>
-      </w:r>
-      <w:r>
-        <w:rPr>
-          <w:b w:val="0"/>
-        </w:rPr>
-        <w:t xml:space="preserve"> and terminology of research ethics and </w:t>
-      </w:r>
-      <w:r>
-        <w:rPr>
-          <w:b/>
-        </w:rPr>
-        <w:t>consent</w:t>
-      </w:r>
-      <w:r>
-        <w:rPr>
-          <w:b w:val="0"/>
-        </w:rPr>
-        <w:t>.</w:t>
-      </w:r>
-    </w:p>
-    <w:p>
-      <w:pPr>
-        <w:spacing w:line="336" w:lineRule="auto" w:after="180"/>
-      </w:pPr>
-      <w:r>
-        <w:rPr>
-          <w:b w:val="0"/>
-        </w:rPr>
-        <w:t xml:space="preserve">Use the supplied fictional case and keep its </w:t>
-      </w:r>
-      <w:r>
-        <w:rPr>
-          <w:b/>
-        </w:rPr>
-        <w:t>input</w:t>
-      </w:r>
-      <w:r>
-        <w:rPr>
-          <w:b w:val="0"/>
-        </w:rPr>
-        <w:t xml:space="preserve">s, intermediate steps, calculation or </w:t>
-      </w:r>
-      <w:r>
-        <w:rPr>
-          <w:b/>
-        </w:rPr>
-        <w:t>prediction</w:t>
-      </w:r>
-      <w:r>
-        <w:rPr>
-          <w:b w:val="0"/>
-        </w:rPr>
-        <w:t>, and limitation. Connect this record to last week’s record; a matching answer without a trace is insufficient.</w:t>
-      </w:r>
-    </w:p>
-    <w:p>
-      <w:pPr>
-        <w:pStyle w:val="Heading3"/>
-      </w:pPr>
-      <w:r>
-        <w:t>My project change, supporting evidence and remaining limit</w:t>
-      </w:r>
-    </w:p>
-    <w:p>
-      <w:r>
-        <w:t>________________________________________________________________</w:t>
-      </w:r>
-    </w:p>
-    <w:p>
-      <w:r>
-        <w:t>________________________________________________________________</w:t>
-      </w:r>
-    </w:p>
-    <w:p>
-      <w:r>
-        <w:t>________________________________________________________________</w:t>
-      </w:r>
-    </w:p>
-    <w:p>
-      <w:r>
-        <w:t>________________________________________________________________</w:t>
-      </w:r>
-    </w:p>
-    <w:p>
-      <w:r>
-        <w:t>________________________________________________________________</w:t>
-      </w:r>
-    </w:p>
-    <w:p>
-      <w:r>
-        <w:t>________________________________________________________________</w:t>
-      </w:r>
-    </w:p>
-    <w:p>
-      <w:pPr>
-        <w:pStyle w:val="Heading1"/>
-      </w:pPr>
-      <w:r>
-        <w:t>11. Feedback, return check and learning record</w:t>
-      </w:r>
-    </w:p>
-    <w:p>
-      <w:r>
-        <w:t>Record the first repaired step and a different case to revisit after a delay.</w:t>
+        <w:t>11. Feedback · Repair and return</w:t>
+      </w:r>
+    </w:p>
+    <w:p>
+      <w:r>
+        <w:t>Keep this task’s inputs,rule and response together.</w:t>
+      </w:r>
+    </w:p>
+    <w:p>
+      <w:pPr>
+        <w:pStyle w:val="Heading2"/>
+      </w:pPr>
+      <w:r>
+        <w:t>Complete task and evidence</w:t>
       </w:r>
     </w:p>
     <w:tbl>
@@ -1155,12 +1015,9 @@
     </w:tbl>
     <w:p>
       <w:pPr>
-        <w:spacing w:line="336" w:lineRule="auto" w:after="180"/>
-      </w:pPr>
-      <w:r>
-        <w:rPr>
-          <w:b w:val="0"/>
-        </w:rPr>
+        <w:pStyle w:val="ListBullet"/>
+      </w:pPr>
+      <w:r>
         <w:t>Revisit this idea with your teacher after a delay. Familiarity is different from explaining and using it on a changed case.</w:t>
       </w:r>
     </w:p>
@@ -1169,46 +1026,358 @@
         <w:pStyle w:val="Heading1"/>
       </w:pPr>
       <w:r>
-        <w:t>12. Pictorial case practice: Research ethics and consent</w:t>
-      </w:r>
-    </w:p>
-    <w:p>
-      <w:r>
-        <w:t>Consent is specific, not universal. A fictional study asks adults to submit anonymous drawings for one pattern-recognition investigation. Explain the labelled step before checking the changed condition.</w:t>
-      </w:r>
-    </w:p>
-    <w:p>
-      <w:pPr>
-        <w:spacing w:line="336" w:lineRule="auto" w:after="180"/>
-      </w:pPr>
-      <w:r>
-        <w:rPr>
-          <w:b/>
-        </w:rPr>
-        <w:t>Consent</w:t>
-      </w:r>
-      <w:r>
-        <w:rPr>
-          <w:b w:val="0"/>
-        </w:rPr>
-        <w:t xml:space="preserve"> is specific, not universal. A fictional study asks adults to submit anonymous drawings for one pattern-recognition investigation.</w:t>
-      </w:r>
-    </w:p>
-    <w:p>
-      <w:pPr>
-        <w:spacing w:line="336" w:lineRule="auto" w:after="180"/>
-      </w:pPr>
-      <w:r>
-        <w:rPr>
-          <w:b/>
-        </w:rPr>
-        <w:t>Consent</w:t>
-      </w:r>
-      <w:r>
-        <w:rPr>
-          <w:b w:val="0"/>
-        </w:rPr>
-        <w:t xml:space="preserve"> covers this study only. It excludes public posting of originals and unrelated face-recognition research.</w:t>
+        <w:t>Reference bank and extra practice</w:t>
+      </w:r>
+    </w:p>
+    <w:p>
+      <w:pPr>
+        <w:pStyle w:val="Heading1"/>
+      </w:pPr>
+      <w:r>
+        <w:t>02. Reference · Supported W2 record</w:t>
+      </w:r>
+    </w:p>
+    <w:p>
+      <w:r>
+        <w:t>Keep this task’s inputs,rule and response together.</w:t>
+      </w:r>
+    </w:p>
+    <w:p>
+      <w:pPr>
+        <w:pStyle w:val="Heading2"/>
+      </w:pPr>
+      <w:r>
+        <w:t>Complete task and evidence</w:t>
+      </w:r>
+    </w:p>
+    <w:p>
+      <w:pPr>
+        <w:pStyle w:val="ListBullet"/>
+      </w:pPr>
+      <w:r>
+        <w:t>Use W2: Trace the worked case for Research ethics and consent. Record the answer once; the lesson and workbook refer to the same attempt.</w:t>
+      </w:r>
+    </w:p>
+    <w:tbl>
+      <w:tblPr>
+        <w:tblStyle w:val="LightShading-Accent1"/>
+        <w:tblW w:type="auto" w:w="0"/>
+        <w:tblLook w:firstColumn="1" w:firstRow="1" w:lastColumn="0" w:lastRow="0" w:noHBand="0" w:noVBand="1" w:val="04A0"/>
+      </w:tblPr>
+      <w:tblGrid>
+        <w:gridCol w:w="2556"/>
+        <w:gridCol w:w="2556"/>
+        <w:gridCol w:w="2556"/>
+        <w:gridCol w:w="2556"/>
+      </w:tblGrid>
+      <w:tr>
+        <w:trPr>
+          <w:tblHeader/>
+        </w:trPr>
+        <w:tc>
+          <w:tcPr>
+            <w:tcW w:type="dxa" w:w="2556"/>
+          </w:tcPr>
+          <w:p>
+            <w:r>
+              <w:t>Given inputs</w:t>
+            </w:r>
+          </w:p>
+        </w:tc>
+        <w:tc>
+          <w:tcPr>
+            <w:tcW w:type="dxa" w:w="2556"/>
+          </w:tcPr>
+          <w:p>
+            <w:r>
+              <w:t>Procedure I chose</w:t>
+            </w:r>
+          </w:p>
+        </w:tc>
+        <w:tc>
+          <w:tcPr>
+            <w:tcW w:type="dxa" w:w="2556"/>
+          </w:tcPr>
+          <w:p>
+            <w:r>
+              <w:t>Middle steps</w:t>
+            </w:r>
+          </w:p>
+        </w:tc>
+        <w:tc>
+          <w:tcPr>
+            <w:tcW w:type="dxa" w:w="2556"/>
+          </w:tcPr>
+          <w:p>
+            <w:r>
+              <w:t>Result and check</w:t>
+            </w:r>
+          </w:p>
+        </w:tc>
+      </w:tr>
+      <w:tr>
+        <w:tc>
+          <w:tcPr>
+            <w:tcW w:type="dxa" w:w="2556"/>
+          </w:tcPr>
+          <w:p>
+            <w:r/>
+          </w:p>
+        </w:tc>
+        <w:tc>
+          <w:tcPr>
+            <w:tcW w:type="dxa" w:w="2556"/>
+          </w:tcPr>
+          <w:p>
+            <w:r/>
+          </w:p>
+        </w:tc>
+        <w:tc>
+          <w:tcPr>
+            <w:tcW w:type="dxa" w:w="2556"/>
+          </w:tcPr>
+          <w:p>
+            <w:r/>
+          </w:p>
+        </w:tc>
+        <w:tc>
+          <w:tcPr>
+            <w:tcW w:type="dxa" w:w="2556"/>
+          </w:tcPr>
+          <w:p>
+            <w:r/>
+          </w:p>
+        </w:tc>
+      </w:tr>
+    </w:tbl>
+    <w:p>
+      <w:pPr>
+        <w:pStyle w:val="Heading3"/>
+      </w:pPr>
+      <w:r>
+        <w:t>The step I completed without help, and the hint I needed</w:t>
+      </w:r>
+    </w:p>
+    <w:p>
+      <w:r>
+        <w:t>________________________________________________________________</w:t>
+      </w:r>
+    </w:p>
+    <w:p>
+      <w:r>
+        <w:t>________________________________________________________________</w:t>
+      </w:r>
+    </w:p>
+    <w:p>
+      <w:r>
+        <w:t>________________________________________________________________</w:t>
+      </w:r>
+    </w:p>
+    <w:p>
+      <w:pPr>
+        <w:pStyle w:val="Heading1"/>
+      </w:pPr>
+      <w:r>
+        <w:t>03. Extra practice · Individual reasoning check</w:t>
+      </w:r>
+    </w:p>
+    <w:p>
+      <w:r>
+        <w:t>Keep this task’s inputs,rule and response together.</w:t>
+      </w:r>
+    </w:p>
+    <w:p>
+      <w:pPr>
+        <w:pStyle w:val="Heading2"/>
+      </w:pPr>
+      <w:r>
+        <w:t>Complete task and evidence</w:t>
+      </w:r>
+    </w:p>
+    <w:p>
+      <w:pPr>
+        <w:pStyle w:val="ListBullet"/>
+      </w:pPr>
+      <w:r>
+        <w:t>Use the worked case for Research ethics and consent. Proposed explanation: “The worked result establishes every future case”. Decide whether this explanation is supported. Point to the step or supplied fact that decides; explain your repair if needed.</w:t>
+      </w:r>
+    </w:p>
+    <w:p>
+      <w:pPr>
+        <w:pStyle w:val="Heading3"/>
+      </w:pPr>
+      <w:r>
+        <w:t>My explanation before partner discussion</w:t>
+      </w:r>
+    </w:p>
+    <w:p>
+      <w:r>
+        <w:t>________________________________________________________________</w:t>
+      </w:r>
+    </w:p>
+    <w:p>
+      <w:r>
+        <w:t>________________________________________________________________</w:t>
+      </w:r>
+    </w:p>
+    <w:p>
+      <w:r>
+        <w:t>________________________________________________________________</w:t>
+      </w:r>
+    </w:p>
+    <w:p>
+      <w:r>
+        <w:t>________________________________________________________________</w:t>
+      </w:r>
+    </w:p>
+    <w:p>
+      <w:pPr>
+        <w:pStyle w:val="Heading1"/>
+      </w:pPr>
+      <w:r>
+        <w:t>08. Reference · Earlier W4 response copy</w:t>
+      </w:r>
+    </w:p>
+    <w:p>
+      <w:r>
+        <w:t>Keep this task’s inputs,rule and response together.</w:t>
+      </w:r>
+    </w:p>
+    <w:p>
+      <w:pPr>
+        <w:pStyle w:val="Heading2"/>
+      </w:pPr>
+      <w:r>
+        <w:t>Complete task and evidence</w:t>
+      </w:r>
+    </w:p>
+    <w:p>
+      <w:pPr>
+        <w:pStyle w:val="ListBullet"/>
+      </w:pPr>
+      <w:r>
+        <w:t>A fictional policy requires opt-in; proposal treats silence as agreement and grades participation. Audit.</w:t>
+      </w:r>
+    </w:p>
+    <w:p>
+      <w:pPr>
+        <w:pStyle w:val="Heading3"/>
+      </w:pPr>
+      <w:r>
+        <w:t>My reasoning and evidence</w:t>
+      </w:r>
+    </w:p>
+    <w:p>
+      <w:r>
+        <w:t>________________________________________________________________</w:t>
+      </w:r>
+    </w:p>
+    <w:p>
+      <w:r>
+        <w:t>________________________________________________________________</w:t>
+      </w:r>
+    </w:p>
+    <w:p>
+      <w:r>
+        <w:t>________________________________________________________________</w:t>
+      </w:r>
+    </w:p>
+    <w:p>
+      <w:r>
+        <w:t>________________________________________________________________</w:t>
+      </w:r>
+    </w:p>
+    <w:p>
+      <w:r>
+        <w:t>________________________________________________________________</w:t>
+      </w:r>
+    </w:p>
+    <w:p>
+      <w:r>
+        <w:t>________________________________________________________________</w:t>
+      </w:r>
+    </w:p>
+    <w:p>
+      <w:r>
+        <w:t>________________________________________________________________</w:t>
+      </w:r>
+    </w:p>
+    <w:p>
+      <w:r>
+        <w:t>________________________________________________________________</w:t>
+      </w:r>
+    </w:p>
+    <w:p>
+      <w:pPr>
+        <w:pStyle w:val="Heading1"/>
+      </w:pPr>
+      <w:r>
+        <w:t>12. Extra practice · Pictured case</w:t>
+      </w:r>
+    </w:p>
+    <w:p>
+      <w:r>
+        <w:t>Keep this task’s inputs,rule and response together.</w:t>
+      </w:r>
+    </w:p>
+    <w:p>
+      <w:pPr>
+        <w:pStyle w:val="Heading2"/>
+      </w:pPr>
+      <w:r>
+        <w:t>Complete task and evidence</w:t>
+      </w:r>
+    </w:p>
+    <w:p>
+      <w:r>
+        <w:drawing>
+          <wp:inline xmlns:a="http://schemas.openxmlformats.org/drawingml/2006/main" xmlns:pic="http://schemas.openxmlformats.org/drawingml/2006/picture">
+            <wp:extent cx="5486400" cy="3029913"/>
+            <wp:docPr id="1" name="Picture 1" descr="Fictional adult drawing agreement covers one named pattern-recognition investigation. Public posting of originals and an unrelated face-recognition study are excluded. A new request does not authorize those uses. Other review and handling conditions still apply even within the stated purpose."/>
+            <wp:cNvGraphicFramePr>
+              <a:graphicFrameLocks noChangeAspect="1"/>
+            </wp:cNvGraphicFramePr>
+            <a:graphic>
+              <a:graphicData uri="http://schemas.openxmlformats.org/drawingml/2006/picture">
+                <pic:pic>
+                  <pic:nvPicPr>
+                    <pic:cNvPr id="0" name="ai-7-19-purpose-map.png"/>
+                    <pic:cNvPicPr/>
+                  </pic:nvPicPr>
+                  <pic:blipFill>
+                    <a:blip r:embed="rId9"/>
+                    <a:stretch>
+                      <a:fillRect/>
+                    </a:stretch>
+                  </pic:blipFill>
+                  <pic:spPr>
+                    <a:xfrm>
+                      <a:off x="0" y="0"/>
+                      <a:ext cx="5486400" cy="3029913"/>
+                    </a:xfrm>
+                    <a:prstGeom prst="rect"/>
+                  </pic:spPr>
+                </pic:pic>
+              </a:graphicData>
+            </a:graphic>
+          </wp:inline>
+        </w:drawing>
+      </w:r>
+    </w:p>
+    <w:p>
+      <w:pPr>
+        <w:pStyle w:val="ListBullet"/>
+      </w:pPr>
+      <w:r>
+        <w:t>Consent is specific, not universal. A fictional study asks adults to submit anonymous drawings for one pattern-recognition investigation.</w:t>
+      </w:r>
+    </w:p>
+    <w:p>
+      <w:pPr>
+        <w:pStyle w:val="ListBullet"/>
+      </w:pPr>
+      <w:r>
+        <w:t>Consent covers this study only. It excludes public posting of originals and unrelated face-recognition research.</w:t>
       </w:r>
     </w:p>
     <w:p>
@@ -1216,7 +1385,7 @@
         <w:drawing>
           <wp:inline xmlns:a="http://schemas.openxmlformats.org/drawingml/2006/main" xmlns:pic="http://schemas.openxmlformats.org/drawingml/2006/picture">
             <wp:extent cx="5486400" cy="5261429"/>
-            <wp:docPr id="1" name="Picture 1" descr="Research ethics and consent. State the purpose: Explain the drawing task and planned use before participation.. Respect exclusions: Do not publish originals or transfer them to the unrelated project.. Keep the agreement: Record permitted uses and the approved withdrawal procedure."/>
+            <wp:docPr id="2" name="Picture 2" descr="Research ethics and consent. State the purpose: Explain the drawing task and planned use before participation.. Respect exclusions: Do not publish originals or transfer them to the unrelated project.. Keep the agreement: Record permitted uses and the approved withdrawal procedure."/>
             <wp:cNvGraphicFramePr>
               <a:graphicFrameLocks noChangeAspect="1"/>
             </wp:cNvGraphicFramePr>
@@ -1228,7 +1397,7 @@
                     <pic:cNvPicPr/>
                   </pic:nvPicPr>
                   <pic:blipFill>
-                    <a:blip r:embed="rId9"/>
+                    <a:blip r:embed="rId10"/>
                     <a:stretch>
                       <a:fillRect/>
                     </a:stretch>
@@ -1249,26 +1418,10 @@
     </w:p>
     <w:p>
       <w:pPr>
-        <w:spacing w:line="336" w:lineRule="auto" w:after="180"/>
-        <w:shd w:fill="F5F1FB"/>
-      </w:pPr>
-      <w:r>
-        <w:rPr>
-          <w:b w:val="0"/>
-        </w:rPr>
-        <w:t xml:space="preserve">Identify which uses the drawing </w:t>
-      </w:r>
-      <w:r>
-        <w:rPr>
-          <w:b/>
-        </w:rPr>
-        <w:t>consent</w:t>
-      </w:r>
-      <w:r>
-        <w:rPr>
-          <w:b w:val="0"/>
-        </w:rPr>
-        <w:t xml:space="preserve"> permits and excludes. Can the unrelated project reuse the drawings under this agreement, and what new authorisation would be needed?</w:t>
+        <w:pStyle w:val="ListBullet"/>
+      </w:pPr>
+      <w:r>
+        <w:t>Identify which uses the drawing consent permits and excludes. Can the unrelated project reuse the drawings under this agreement, and what new authorisation would be needed?</w:t>
       </w:r>
     </w:p>
     <w:p>
@@ -1311,56 +1464,18 @@
     </w:p>
     <w:p>
       <w:pPr>
-        <w:pStyle w:val="Heading3"/>
-      </w:pPr>
-      <w:r>
-        <w:t>Record the help used</w:t>
-      </w:r>
-    </w:p>
-    <w:p>
-      <w:pPr>
-        <w:spacing w:line="336" w:lineRule="auto" w:after="180"/>
-        <w:shd w:fill="F1F6F8"/>
-      </w:pPr>
-      <w:r>
-        <w:rPr>
-          <w:b w:val="0"/>
-        </w:rPr>
-        <w:t xml:space="preserve">Support used: alone / hint / worked example. This record is practice </w:t>
-      </w:r>
-      <w:r>
-        <w:rPr>
-          <w:b/>
-        </w:rPr>
-        <w:t>evidence</w:t>
-      </w:r>
-      <w:r>
-        <w:rPr>
-          <w:b w:val="0"/>
-        </w:rPr>
-        <w:t>.</w:t>
-      </w:r>
-    </w:p>
-    <w:p>
-      <w:pPr>
-        <w:spacing w:line="336" w:lineRule="auto" w:after="180"/>
-      </w:pPr>
-      <w:r>
-        <w:rPr>
-          <w:b w:val="0"/>
-        </w:rPr>
-        <w:t>Project connection: For the Reproducible AI Research Study, retain an annotated worked trace and the changed-case reasoning.</w:t>
-      </w:r>
-    </w:p>
-    <w:p>
-      <w:pPr>
-        <w:spacing w:line="336" w:lineRule="auto" w:after="180"/>
-      </w:pPr>
-      <w:r>
-        <w:rPr>
-          <w:b w:val="0"/>
-        </w:rPr>
-        <w:t>Connect the claim to its records, units and assumptions so another investigator can challenge or reproduce it.</w:t>
+        <w:pStyle w:val="ListBullet"/>
+      </w:pPr>
+      <w:r>
+        <w:t>Support used: alone / hint / worked example. This record is practice evidence.</w:t>
+      </w:r>
+    </w:p>
+    <w:p>
+      <w:pPr>
+        <w:pStyle w:val="ListBullet"/>
+      </w:pPr>
+      <w:r>
+        <w:t>Project connection: For the Reproducible AI Research Study, retain an annotated worked trace and the changed-case reasoning. Connect the claim to its records, units and assumptions so another investigator can challenge or reproduce it.</w:t>
       </w:r>
     </w:p>
     <w:p>
@@ -1368,44 +1483,43 @@
         <w:pStyle w:val="Heading1"/>
       </w:pPr>
       <w:r>
-        <w:t>13. Project portfolio milestone</w:t>
-      </w:r>
-    </w:p>
-    <w:p>
-      <w:r>
-        <w:t>Keep this week’s input, deciding step, result and limit together in the Reproducible AI Research Study record.</w:t>
-      </w:r>
-    </w:p>
-    <w:p>
-      <w:pPr>
-        <w:spacing w:line="336" w:lineRule="auto" w:after="180"/>
-      </w:pPr>
-      <w:r>
-        <w:rPr>
-          <w:b w:val="0"/>
-        </w:rPr>
+        <w:t>13. Reference · Project milestone</w:t>
+      </w:r>
+    </w:p>
+    <w:p>
+      <w:r>
+        <w:t>Keep this task’s inputs,rule and response together.</w:t>
+      </w:r>
+    </w:p>
+    <w:p>
+      <w:pPr>
+        <w:pStyle w:val="Heading2"/>
+      </w:pPr>
+      <w:r>
+        <w:t>Complete task and evidence</w:t>
+      </w:r>
+    </w:p>
+    <w:p>
+      <w:pPr>
+        <w:pStyle w:val="ListBullet"/>
+      </w:pPr>
+      <w:r>
         <w:t>Project: Reproducible AI Research Study</w:t>
       </w:r>
     </w:p>
     <w:p>
       <w:pPr>
-        <w:spacing w:line="336" w:lineRule="auto" w:after="180"/>
-      </w:pPr>
-      <w:r>
-        <w:rPr>
-          <w:b w:val="0"/>
-        </w:rPr>
+        <w:pStyle w:val="ListBullet"/>
+      </w:pPr>
+      <w:r>
         <w:t>Current milestone: Evaluate and revise. Compare with your starting method, explain errors and record a justified revision.</w:t>
       </w:r>
     </w:p>
     <w:p>
       <w:pPr>
-        <w:spacing w:line="336" w:lineRule="auto" w:after="180"/>
-      </w:pPr>
-      <w:r>
-        <w:rPr>
-          <w:b w:val="0"/>
-        </w:rPr>
+        <w:pStyle w:val="ListBullet"/>
+      </w:pPr>
+      <w:r>
         <w:t>For the Reproducible AI Research Study, retain an annotated worked trace and the changed-case reasoning. Connect the claim to its records, units and assumptions so another investigator can challenge or reproduce it.</w:t>
       </w:r>
     </w:p>
@@ -1563,12 +1677,444 @@
         <w:pStyle w:val="Heading1"/>
       </w:pPr>
       <w:r>
-        <w:t>14. Supported practice and learning evidence</w:t>
-      </w:r>
-    </w:p>
-    <w:p>
-      <w:r>
-        <w:t>Try the supported questions before comparing with hints and feedback. Record what you repaired and the evidence you retained.</w:t>
+        <w:t>14. Extra practice · Predict,check and repair</w:t>
+      </w:r>
+    </w:p>
+    <w:p>
+      <w:r>
+        <w:t>Keep supported feedback separate from the independent case.</w:t>
+      </w:r>
+    </w:p>
+    <w:p>
+      <w:pPr>
+        <w:pStyle w:val="Heading2"/>
+      </w:pPr>
+      <w:r>
+        <w:t>First supported question and optional hint</w:t>
+      </w:r>
+    </w:p>
+    <w:p>
+      <w:pPr>
+        <w:pStyle w:val="ListBullet"/>
+      </w:pPr>
+      <w:r>
+        <w:t>Consent is specific, not universal. A fictional study asks adults to submit anonymous drawings for one pattern-recognition investigation.</w:t>
+      </w:r>
+    </w:p>
+    <w:p>
+      <w:pPr>
+        <w:pStyle w:val="Heading3"/>
+      </w:pPr>
+      <w:r>
+        <w:t>Practice 1: explain the deciding evidence</w:t>
+      </w:r>
+    </w:p>
+    <w:p>
+      <w:pPr>
+        <w:pStyle w:val="ListBullet"/>
+      </w:pPr>
+      <w:r>
+        <w:t>Which labelled step matches this detail? Record permitted uses and the approved withdrawal procedure.</w:t>
+      </w:r>
+    </w:p>
+    <w:p>
+      <w:pPr>
+        <w:pStyle w:val="ListBullet"/>
+      </w:pPr>
+      <w:r>
+        <w:t>1. State the purpose</w:t>
+      </w:r>
+    </w:p>
+    <w:p>
+      <w:pPr>
+        <w:pStyle w:val="ListBullet"/>
+      </w:pPr>
+      <w:r>
+        <w:t>2. Keep the agreement</w:t>
+      </w:r>
+    </w:p>
+    <w:p>
+      <w:pPr>
+        <w:pStyle w:val="ListBullet"/>
+      </w:pPr>
+      <w:r>
+        <w:t>3. Respect exclusions</w:t>
+      </w:r>
+    </w:p>
+    <w:p>
+      <w:pPr>
+        <w:pStyle w:val="Heading3"/>
+      </w:pPr>
+      <w:r>
+        <w:t>My selected conclusion, deciding fact and explanation</w:t>
+      </w:r>
+    </w:p>
+    <w:p>
+      <w:r>
+        <w:t>________________________________________________________________</w:t>
+      </w:r>
+    </w:p>
+    <w:p>
+      <w:r>
+        <w:t>________________________________________________________________</w:t>
+      </w:r>
+    </w:p>
+    <w:p>
+      <w:r>
+        <w:t>________________________________________________________________</w:t>
+      </w:r>
+    </w:p>
+    <w:p>
+      <w:r>
+        <w:t>________________________________________________________________</w:t>
+      </w:r>
+    </w:p>
+    <w:p>
+      <w:r>
+        <w:t>________________________________________________________________</w:t>
+      </w:r>
+    </w:p>
+    <w:p>
+      <w:pPr>
+        <w:pStyle w:val="ListBullet"/>
+      </w:pPr>
+      <w:r>
+        <w:t>Hint if needed: Read the steps in the pictorial case. Match the supplied detail to the stage that performs or records it.</w:t>
+      </w:r>
+    </w:p>
+    <w:p>
+      <w:pPr>
+        <w:pStyle w:val="Heading2"/>
+      </w:pPr>
+      <w:r>
+        <w:t>Check after the first attempt · reference / check after trying</w:t>
+      </w:r>
+    </w:p>
+    <w:p>
+      <w:pPr>
+        <w:spacing w:line="336" w:lineRule="auto" w:after="180"/>
+      </w:pPr>
+      <w:r>
+        <w:rPr>
+          <w:b w:val="0"/>
+        </w:rPr>
+        <w:t>After your attempt, compare with the supported explanation: Keep the agreement Record permitted uses and the approved withdrawal procedure.</w:t>
+      </w:r>
+    </w:p>
+    <w:p>
+      <w:pPr>
+        <w:spacing w:line="336" w:lineRule="auto" w:after="180"/>
+      </w:pPr>
+      <w:r>
+        <w:rPr>
+          <w:b w:val="0"/>
+        </w:rPr>
+        <w:t>Research ethics includes what people agree to, how they can decline and how risks are addressed. A contribution does not grant unlimited reuse.</w:t>
+      </w:r>
+    </w:p>
+    <w:p>
+      <w:pPr>
+        <w:pStyle w:val="Heading2"/>
+      </w:pPr>
+      <w:r>
+        <w:t>Changed-case question and optional hint</w:t>
+      </w:r>
+    </w:p>
+    <w:p>
+      <w:pPr>
+        <w:pStyle w:val="Heading3"/>
+      </w:pPr>
+      <w:r>
+        <w:t>Practice 2: explain the deciding evidence</w:t>
+      </w:r>
+    </w:p>
+    <w:p>
+      <w:pPr>
+        <w:pStyle w:val="ListBullet"/>
+      </w:pPr>
+      <w:r>
+        <w:t>Changed-case practice: A new project requests the same drawings for an excluded purpose. Which conclusion is supported by the supplied facts?</w:t>
+      </w:r>
+    </w:p>
+    <w:p>
+      <w:pPr>
+        <w:pStyle w:val="ListBullet"/>
+      </w:pPr>
+      <w:r>
+        <w:t>1. This one example guarantees correct results for every future input.</w:t>
+      </w:r>
+    </w:p>
+    <w:p>
+      <w:pPr>
+        <w:pStyle w:val="ListBullet"/>
+      </w:pPr>
+      <w:r>
+        <w:t>2. Do not reuse them under the existing consent; seek the required new authorisation.</w:t>
+      </w:r>
+    </w:p>
+    <w:p>
+      <w:pPr>
+        <w:pStyle w:val="ListBullet"/>
+      </w:pPr>
+      <w:r>
+        <w:t>3. We can decide the result without examining the changed input or the procedure.</w:t>
+      </w:r>
+    </w:p>
+    <w:p>
+      <w:pPr>
+        <w:pStyle w:val="Heading3"/>
+      </w:pPr>
+      <w:r>
+        <w:t>My selected conclusion, deciding fact and explanation</w:t>
+      </w:r>
+    </w:p>
+    <w:p>
+      <w:r>
+        <w:t>________________________________________________________________</w:t>
+      </w:r>
+    </w:p>
+    <w:p>
+      <w:r>
+        <w:t>________________________________________________________________</w:t>
+      </w:r>
+    </w:p>
+    <w:p>
+      <w:r>
+        <w:t>________________________________________________________________</w:t>
+      </w:r>
+    </w:p>
+    <w:p>
+      <w:r>
+        <w:t>________________________________________________________________</w:t>
+      </w:r>
+    </w:p>
+    <w:p>
+      <w:r>
+        <w:t>________________________________________________________________</w:t>
+      </w:r>
+    </w:p>
+    <w:p>
+      <w:pPr>
+        <w:pStyle w:val="ListBullet"/>
+      </w:pPr>
+      <w:r>
+        <w:t>Hint if needed: Use the changed condition and the deciding step in the pictorial trace. The answer must say what follows from those facts.</w:t>
+      </w:r>
+    </w:p>
+    <w:p>
+      <w:pPr>
+        <w:pStyle w:val="Heading2"/>
+      </w:pPr>
+      <w:r>
+        <w:t>Check after the changed attempt · reference / check after trying</w:t>
+      </w:r>
+    </w:p>
+    <w:p>
+      <w:pPr>
+        <w:spacing w:line="336" w:lineRule="auto" w:after="180"/>
+      </w:pPr>
+      <w:r>
+        <w:rPr>
+          <w:b w:val="0"/>
+        </w:rPr>
+        <w:t xml:space="preserve">After your attempt, compare with the supported explanation: Do not reuse them under the existing </w:t>
+      </w:r>
+      <w:r>
+        <w:rPr>
+          <w:b/>
+        </w:rPr>
+        <w:t>consent</w:t>
+      </w:r>
+      <w:r>
+        <w:rPr>
+          <w:b w:val="0"/>
+        </w:rPr>
+        <w:t>; seek the required new authorisation. The new purpose falls outside the stated agreement.</w:t>
+      </w:r>
+    </w:p>
+    <w:p>
+      <w:pPr>
+        <w:pStyle w:val="Heading2"/>
+      </w:pPr>
+      <w:r>
+        <w:t>Repair and retain the record</w:t>
+      </w:r>
+    </w:p>
+    <w:p>
+      <w:pPr>
+        <w:spacing w:line="336" w:lineRule="auto" w:after="180"/>
+      </w:pPr>
+      <w:r>
+        <w:rPr>
+          <w:b w:val="0"/>
+        </w:rPr>
+        <w:t xml:space="preserve">Review Dataset and benchmark limitations (ai-7/18). Goal: Explain the </w:t>
+      </w:r>
+      <w:r>
+        <w:rPr>
+          <w:b/>
+        </w:rPr>
+        <w:t>mechanism</w:t>
+      </w:r>
+      <w:r>
+        <w:rPr>
+          <w:b w:val="0"/>
+        </w:rPr>
+        <w:t xml:space="preserve"> and terminology of dataset and benchmark limitations. Short practice: Report the indoor benchmark with its denominator and missing condition.</w:t>
+      </w:r>
+    </w:p>
+    <w:p>
+      <w:pPr>
+        <w:spacing w:line="336" w:lineRule="auto" w:after="180"/>
+      </w:pPr>
+      <w:r>
+        <w:rPr>
+          <w:b w:val="0"/>
+        </w:rPr>
+        <w:t>After two correct outdoor cases out of four are added, what slice rate is supported and what remains uncertain?. Return to this week and explain what you changed.</w:t>
+      </w:r>
+    </w:p>
+    <w:p>
+      <w:pPr>
+        <w:spacing w:line="336" w:lineRule="auto" w:after="180"/>
+      </w:pPr>
+      <w:r>
+        <w:rPr>
+          <w:b w:val="0"/>
+        </w:rPr>
+        <w:t xml:space="preserve">Review Ablation studies (ai-7/16). Goal: Explain the </w:t>
+      </w:r>
+      <w:r>
+        <w:rPr>
+          <w:b/>
+        </w:rPr>
+        <w:t>mechanism</w:t>
+      </w:r>
+      <w:r>
+        <w:rPr>
+          <w:b w:val="0"/>
+        </w:rPr>
+        <w:t xml:space="preserve"> and terminology of ablation studies. Short practice: Calculate the filter ablation’s two rates and count change.</w:t>
+      </w:r>
+    </w:p>
+    <w:p>
+      <w:pPr>
+        <w:spacing w:line="336" w:lineRule="auto" w:after="180"/>
+      </w:pPr>
+      <w:r>
+        <w:rPr>
+          <w:b w:val="0"/>
+        </w:rPr>
+        <w:t>Which single component is altered, and why does also changing the model prevent isolating the filter?. Return to this week and explain what you changed.</w:t>
+      </w:r>
+    </w:p>
+    <w:p>
+      <w:pPr>
+        <w:spacing w:line="336" w:lineRule="auto" w:after="180"/>
+      </w:pPr>
+      <w:r>
+        <w:rPr>
+          <w:b w:val="0"/>
+        </w:rPr>
+        <w:t xml:space="preserve">Review Effect size and practical importance (ai-7/13). Goal: Explain the </w:t>
+      </w:r>
+      <w:r>
+        <w:rPr>
+          <w:b/>
+        </w:rPr>
+        <w:t>mechanism</w:t>
+      </w:r>
+      <w:r>
+        <w:rPr>
+          <w:b w:val="0"/>
+        </w:rPr>
+        <w:t xml:space="preserve"> and terminology of effect size and practical importance. Short practice: Calculate the absolute error-rate reduction from 20/1000 to 15/1000.</w:t>
+      </w:r>
+    </w:p>
+    <w:p>
+      <w:pPr>
+        <w:spacing w:line="336" w:lineRule="auto" w:after="180"/>
+      </w:pPr>
+      <w:r>
+        <w:rPr>
+          <w:b w:val="0"/>
+        </w:rPr>
+        <w:t>Does it meet the ten-fewer-errors threshold, and what changes when B has eight errors?. Return to this week and explain what you changed.</w:t>
+      </w:r>
+    </w:p>
+    <w:p>
+      <w:pPr>
+        <w:spacing w:line="336" w:lineRule="auto" w:after="180"/>
+      </w:pPr>
+      <w:r>
+        <w:rPr>
+          <w:b w:val="0"/>
+        </w:rPr>
+        <w:t xml:space="preserve">Use Download completed work in the hosted lesson to export your answers, reflections, practice feedback and code-run </w:t>
+      </w:r>
+      <w:r>
+        <w:rPr>
+          <w:b/>
+        </w:rPr>
+        <w:t>evidence</w:t>
+      </w:r>
+      <w:r>
+        <w:rPr>
+          <w:b w:val="0"/>
+        </w:rPr>
+        <w:t>. Open the HTML copy to read or print it.</w:t>
+      </w:r>
+    </w:p>
+    <w:p>
+      <w:pPr>
+        <w:spacing w:line="336" w:lineRule="auto" w:after="180"/>
+      </w:pPr>
+      <w:r>
+        <w:rPr>
+          <w:b w:val="0"/>
+        </w:rPr>
+        <w:t>Drafts stay in this browser when storage is available; clear drafts on a shared device.</w:t>
+      </w:r>
+    </w:p>
+    <w:p>
+      <w:pPr>
+        <w:pStyle w:val="Heading3"/>
+      </w:pPr>
+      <w:r>
+        <w:t>What I repaired, the evidence I kept and the next test</w:t>
+      </w:r>
+    </w:p>
+    <w:p>
+      <w:r>
+        <w:t>________________________________________________________________</w:t>
+      </w:r>
+    </w:p>
+    <w:p>
+      <w:r>
+        <w:t>________________________________________________________________</w:t>
+      </w:r>
+    </w:p>
+    <w:p>
+      <w:r>
+        <w:t>________________________________________________________________</w:t>
+      </w:r>
+    </w:p>
+    <w:p>
+      <w:r>
+        <w:t>________________________________________________________________</w:t>
+      </w:r>
+    </w:p>
+    <w:p>
+      <w:r>
+        <w:t>________________________________________________________________</w:t>
+      </w:r>
+    </w:p>
+    <w:p>
+      <w:pPr>
+        <w:pStyle w:val="Heading2"/>
+      </w:pPr>
+      <w:r>
+        <w:t>Earlier wording, alternatives and picture transcripts · reference / check after trying</w:t>
       </w:r>
     </w:p>
     <w:p>
@@ -1584,74 +2130,10 @@
     </w:p>
     <w:p>
       <w:pPr>
-        <w:spacing w:line="336" w:lineRule="auto" w:after="180"/>
-      </w:pPr>
-      <w:r>
-        <w:rPr>
-          <w:b/>
-        </w:rPr>
-        <w:t>Consent</w:t>
-      </w:r>
-      <w:r>
-        <w:rPr>
-          <w:b w:val="0"/>
-        </w:rPr>
-        <w:t xml:space="preserve"> is specific, not universal. A fictional study asks adults to submit anonymous drawings for one pattern-recognition investigation.</w:t>
-      </w:r>
-    </w:p>
-    <w:p>
-      <w:pPr>
         <w:pStyle w:val="Heading3"/>
       </w:pPr>
       <w:r>
-        <w:t>Practice 1: explain the deciding evidence</w:t>
-      </w:r>
-    </w:p>
-    <w:p>
-      <w:pPr>
-        <w:spacing w:line="336" w:lineRule="auto" w:after="180"/>
-      </w:pPr>
-      <w:r>
-        <w:rPr>
-          <w:b w:val="0"/>
-        </w:rPr>
-        <w:t>Which labelled step matches this detail? Record permitted uses and the approved withdrawal procedure.</w:t>
-      </w:r>
-    </w:p>
-    <w:p>
-      <w:pPr>
-        <w:spacing w:line="336" w:lineRule="auto" w:after="180"/>
-        <w:shd w:fill="F4F9FC"/>
-      </w:pPr>
-      <w:r>
-        <w:rPr>
-          <w:b w:val="0"/>
-        </w:rPr>
-        <w:t>1. State the purpose</w:t>
-      </w:r>
-    </w:p>
-    <w:p>
-      <w:pPr>
-        <w:spacing w:line="336" w:lineRule="auto" w:after="180"/>
-        <w:shd w:fill="F4F9FC"/>
-      </w:pPr>
-      <w:r>
-        <w:rPr>
-          <w:b w:val="0"/>
-        </w:rPr>
-        <w:t>2. Keep the agreement</w:t>
-      </w:r>
-    </w:p>
-    <w:p>
-      <w:pPr>
-        <w:spacing w:line="336" w:lineRule="auto" w:after="180"/>
-        <w:shd w:fill="F4F9FC"/>
-      </w:pPr>
-      <w:r>
-        <w:rPr>
-          <w:b w:val="0"/>
-        </w:rPr>
-        <w:t>3. Respect exclusions</w:t>
+        <w:t>Repair a missing building block</w:t>
       </w:r>
     </w:p>
     <w:p>
@@ -1659,472 +2141,25 @@
         <w:pStyle w:val="Heading3"/>
       </w:pPr>
       <w:r>
-        <w:t>My selected conclusion, deciding fact and explanation</w:t>
-      </w:r>
-    </w:p>
-    <w:p>
-      <w:r>
-        <w:t>________________________________________________________________</w:t>
-      </w:r>
-    </w:p>
-    <w:p>
-      <w:r>
-        <w:t>________________________________________________________________</w:t>
-      </w:r>
-    </w:p>
-    <w:p>
-      <w:r>
-        <w:t>________________________________________________________________</w:t>
-      </w:r>
-    </w:p>
-    <w:p>
-      <w:r>
-        <w:t>________________________________________________________________</w:t>
-      </w:r>
-    </w:p>
-    <w:p>
-      <w:r>
-        <w:t>________________________________________________________________</w:t>
-      </w:r>
-    </w:p>
-    <w:p>
-      <w:pPr>
-        <w:pStyle w:val="Heading3"/>
-      </w:pPr>
-      <w:r>
-        <w:t>Hint · try first</w:t>
-      </w:r>
-    </w:p>
-    <w:p>
-      <w:pPr>
-        <w:spacing w:line="336" w:lineRule="auto" w:after="180"/>
-        <w:shd w:fill="F1F6F8"/>
-      </w:pPr>
-      <w:r>
-        <w:rPr>
-          <w:b w:val="0"/>
-        </w:rPr>
-        <w:t>Hint if needed: Read the steps in the pictorial case. Match the supplied detail to the stage that performs or records it.</w:t>
-      </w:r>
-    </w:p>
-    <w:p>
-      <w:pPr>
-        <w:pStyle w:val="Heading3"/>
-      </w:pPr>
-      <w:r>
-        <w:t>Feedback · compare after trying</w:t>
-      </w:r>
-    </w:p>
-    <w:p>
-      <w:pPr>
-        <w:spacing w:line="336" w:lineRule="auto" w:after="180"/>
-        <w:shd w:fill="F1F6FC"/>
-      </w:pPr>
-      <w:r>
-        <w:rPr>
-          <w:b w:val="0"/>
-        </w:rPr>
-        <w:t>After your attempt, compare with the supported explanation: Keep the agreement Record permitted uses and the approved withdrawal procedure.</w:t>
-      </w:r>
-    </w:p>
-    <w:p>
-      <w:pPr>
-        <w:spacing w:line="336" w:lineRule="auto" w:after="180"/>
-        <w:shd w:fill="F1F6FC"/>
-      </w:pPr>
-      <w:r>
-        <w:rPr>
-          <w:b w:val="0"/>
-        </w:rPr>
-        <w:t>Research ethics includes what people agree to, how they can decline and how risks are addressed. A contribution does not grant unlimited reuse.</w:t>
-      </w:r>
-    </w:p>
-    <w:p>
-      <w:pPr>
-        <w:pStyle w:val="Heading3"/>
-      </w:pPr>
-      <w:r>
-        <w:t>Practice 2: explain the deciding evidence</w:t>
-      </w:r>
-    </w:p>
-    <w:p>
-      <w:pPr>
-        <w:pStyle w:val="Heading3"/>
-      </w:pPr>
-      <w:r>
-        <w:t>Changed case · predict first</w:t>
-      </w:r>
-    </w:p>
-    <w:p>
-      <w:pPr>
-        <w:spacing w:line="336" w:lineRule="auto" w:after="180"/>
-        <w:shd w:fill="F5F1FB"/>
-      </w:pPr>
-      <w:r>
-        <w:rPr>
-          <w:b w:val="0"/>
-        </w:rPr>
-        <w:t>Changed-case practice: A new project requests the same drawings for an excluded purpose. Which conclusion is supported by the supplied facts?</w:t>
-      </w:r>
-    </w:p>
-    <w:p>
-      <w:pPr>
-        <w:spacing w:line="336" w:lineRule="auto" w:after="180"/>
-        <w:shd w:fill="F4F9FC"/>
-      </w:pPr>
-      <w:r>
-        <w:rPr>
-          <w:b w:val="0"/>
-        </w:rPr>
-        <w:t xml:space="preserve">1. This one example guarantees correct results for every future </w:t>
-      </w:r>
-      <w:r>
-        <w:rPr>
-          <w:b/>
-        </w:rPr>
-        <w:t>input</w:t>
-      </w:r>
-      <w:r>
-        <w:rPr>
-          <w:b w:val="0"/>
-        </w:rPr>
-        <w:t>.</w:t>
-      </w:r>
-    </w:p>
-    <w:p>
-      <w:pPr>
-        <w:spacing w:line="336" w:lineRule="auto" w:after="180"/>
-        <w:shd w:fill="F4F9FC"/>
-      </w:pPr>
-      <w:r>
-        <w:rPr>
-          <w:b w:val="0"/>
-        </w:rPr>
-        <w:t xml:space="preserve">2. Do not reuse them under the existing </w:t>
-      </w:r>
-      <w:r>
-        <w:rPr>
-          <w:b/>
-        </w:rPr>
-        <w:t>consent</w:t>
-      </w:r>
-      <w:r>
-        <w:rPr>
-          <w:b w:val="0"/>
-        </w:rPr>
-        <w:t>; seek the required new authorisation.</w:t>
-      </w:r>
-    </w:p>
-    <w:p>
-      <w:pPr>
-        <w:spacing w:line="336" w:lineRule="auto" w:after="180"/>
-        <w:shd w:fill="F4F9FC"/>
-      </w:pPr>
-      <w:r>
-        <w:rPr>
-          <w:b w:val="0"/>
-        </w:rPr>
-        <w:t xml:space="preserve">3. We can decide the result without examining the changed </w:t>
-      </w:r>
-      <w:r>
-        <w:rPr>
-          <w:b/>
-        </w:rPr>
-        <w:t>input</w:t>
-      </w:r>
-      <w:r>
-        <w:rPr>
-          <w:b w:val="0"/>
-        </w:rPr>
-        <w:t xml:space="preserve"> or the procedure.</w:t>
-      </w:r>
-    </w:p>
-    <w:p>
-      <w:pPr>
-        <w:pStyle w:val="Heading3"/>
-      </w:pPr>
-      <w:r>
-        <w:t>My selected conclusion, deciding fact and explanation</w:t>
-      </w:r>
-    </w:p>
-    <w:p>
-      <w:r>
-        <w:t>________________________________________________________________</w:t>
-      </w:r>
-    </w:p>
-    <w:p>
-      <w:r>
-        <w:t>________________________________________________________________</w:t>
-      </w:r>
-    </w:p>
-    <w:p>
-      <w:r>
-        <w:t>________________________________________________________________</w:t>
-      </w:r>
-    </w:p>
-    <w:p>
-      <w:r>
-        <w:t>________________________________________________________________</w:t>
-      </w:r>
-    </w:p>
-    <w:p>
-      <w:r>
-        <w:t>________________________________________________________________</w:t>
-      </w:r>
-    </w:p>
-    <w:p>
-      <w:pPr>
-        <w:pStyle w:val="Heading3"/>
-      </w:pPr>
-      <w:r>
-        <w:t>Hint · try first</w:t>
-      </w:r>
-    </w:p>
-    <w:p>
-      <w:pPr>
-        <w:spacing w:line="336" w:lineRule="auto" w:after="180"/>
-        <w:shd w:fill="F1F6F8"/>
-      </w:pPr>
-      <w:r>
-        <w:rPr>
-          <w:b w:val="0"/>
-        </w:rPr>
-        <w:t>Hint if needed: Use the changed condition and the deciding step in the pictorial trace. The answer must say what follows from those facts.</w:t>
-      </w:r>
-    </w:p>
-    <w:p>
-      <w:pPr>
-        <w:pStyle w:val="Heading3"/>
-      </w:pPr>
-      <w:r>
-        <w:t>Feedback · compare after trying</w:t>
-      </w:r>
-    </w:p>
-    <w:p>
-      <w:pPr>
-        <w:spacing w:line="336" w:lineRule="auto" w:after="180"/>
-        <w:shd w:fill="F1F6FC"/>
-      </w:pPr>
-      <w:r>
-        <w:rPr>
-          <w:b w:val="0"/>
-        </w:rPr>
-        <w:t xml:space="preserve">After your attempt, compare with the supported explanation: Do not reuse them under the existing </w:t>
-      </w:r>
-      <w:r>
-        <w:rPr>
-          <w:b/>
-        </w:rPr>
-        <w:t>consent</w:t>
-      </w:r>
-      <w:r>
-        <w:rPr>
-          <w:b w:val="0"/>
-        </w:rPr>
-        <w:t>; seek the required new authorisation. The new purpose falls outside the stated agreement.</w:t>
-      </w:r>
-    </w:p>
-    <w:p>
-      <w:pPr>
-        <w:pStyle w:val="Heading3"/>
-      </w:pPr>
-      <w:r>
-        <w:t>Repair a missing building block</w:t>
-      </w:r>
-    </w:p>
-    <w:p>
-      <w:pPr>
-        <w:spacing w:line="336" w:lineRule="auto" w:after="180"/>
-      </w:pPr>
-      <w:r>
-        <w:rPr>
-          <w:b w:val="0"/>
-        </w:rPr>
-        <w:t xml:space="preserve">Review Dataset and benchmark limitations (ai-7/18). Goal: Explain the </w:t>
-      </w:r>
-      <w:r>
-        <w:rPr>
-          <w:b/>
-        </w:rPr>
-        <w:t>mechanism</w:t>
-      </w:r>
-      <w:r>
-        <w:rPr>
-          <w:b w:val="0"/>
-        </w:rPr>
-        <w:t xml:space="preserve"> and terminology of dataset and benchmark limitations. Short practice: Report the indoor benchmark with its denominator and missing condition.</w:t>
-      </w:r>
-    </w:p>
-    <w:p>
-      <w:pPr>
-        <w:spacing w:line="336" w:lineRule="auto" w:after="180"/>
-      </w:pPr>
-      <w:r>
-        <w:rPr>
-          <w:b w:val="0"/>
-        </w:rPr>
-        <w:t>After two correct outdoor cases out of four are added, what slice rate is supported and what remains uncertain?. Return to this week and explain what you changed.</w:t>
-      </w:r>
-    </w:p>
-    <w:p>
-      <w:pPr>
-        <w:spacing w:line="336" w:lineRule="auto" w:after="180"/>
-      </w:pPr>
-      <w:r>
-        <w:rPr>
-          <w:b w:val="0"/>
-        </w:rPr>
-        <w:t xml:space="preserve">Review Ablation studies (ai-7/16). Goal: Explain the </w:t>
-      </w:r>
-      <w:r>
-        <w:rPr>
-          <w:b/>
-        </w:rPr>
-        <w:t>mechanism</w:t>
-      </w:r>
-      <w:r>
-        <w:rPr>
-          <w:b w:val="0"/>
-        </w:rPr>
-        <w:t xml:space="preserve"> and terminology of ablation studies. Short practice: Calculate the filter ablation’s two rates and count change.</w:t>
-      </w:r>
-    </w:p>
-    <w:p>
-      <w:pPr>
-        <w:spacing w:line="336" w:lineRule="auto" w:after="180"/>
-      </w:pPr>
-      <w:r>
-        <w:rPr>
-          <w:b w:val="0"/>
-        </w:rPr>
-        <w:t>Which single component is altered, and why does also changing the model prevent isolating the filter?. Return to this week and explain what you changed.</w:t>
-      </w:r>
-    </w:p>
-    <w:p>
-      <w:pPr>
-        <w:spacing w:line="336" w:lineRule="auto" w:after="180"/>
-      </w:pPr>
-      <w:r>
-        <w:rPr>
-          <w:b w:val="0"/>
-        </w:rPr>
-        <w:t xml:space="preserve">Review Effect size and practical importance (ai-7/13). Goal: Explain the </w:t>
-      </w:r>
-      <w:r>
-        <w:rPr>
-          <w:b/>
-        </w:rPr>
-        <w:t>mechanism</w:t>
-      </w:r>
-      <w:r>
-        <w:rPr>
-          <w:b w:val="0"/>
-        </w:rPr>
-        <w:t xml:space="preserve"> and terminology of effect size and practical importance. Short practice: Calculate the absolute error-rate reduction from 20/1000 to 15/1000.</w:t>
-      </w:r>
-    </w:p>
-    <w:p>
-      <w:pPr>
-        <w:spacing w:line="336" w:lineRule="auto" w:after="180"/>
-      </w:pPr>
-      <w:r>
-        <w:rPr>
-          <w:b w:val="0"/>
-        </w:rPr>
-        <w:t>Does it meet the ten-fewer-errors threshold, and what changes when B has eight errors?. Return to this week and explain what you changed.</w:t>
-      </w:r>
-    </w:p>
-    <w:p>
-      <w:pPr>
-        <w:pStyle w:val="Heading3"/>
-      </w:pPr>
-      <w:r>
         <w:t>Keep your completed work</w:t>
       </w:r>
     </w:p>
     <w:p>
       <w:pPr>
-        <w:spacing w:line="336" w:lineRule="auto" w:after="180"/>
-      </w:pPr>
-      <w:r>
-        <w:rPr>
-          <w:b w:val="0"/>
-        </w:rPr>
-        <w:t xml:space="preserve">Use Download completed work in the hosted lesson to export your answers, reflections, practice feedback and code-run </w:t>
-      </w:r>
-      <w:r>
-        <w:rPr>
-          <w:b/>
-        </w:rPr>
-        <w:t>evidence</w:t>
-      </w:r>
-      <w:r>
-        <w:rPr>
-          <w:b w:val="0"/>
-        </w:rPr>
-        <w:t>. Open the HTML copy to read or print it.</w:t>
-      </w:r>
-    </w:p>
-    <w:p>
-      <w:pPr>
-        <w:spacing w:line="336" w:lineRule="auto" w:after="180"/>
-      </w:pPr>
-      <w:r>
-        <w:rPr>
-          <w:b w:val="0"/>
-        </w:rPr>
-        <w:t>Drafts stay in this browser when storage is available; clear drafts on a shared device.</w:t>
-      </w:r>
-    </w:p>
-    <w:p>
-      <w:pPr>
-        <w:pStyle w:val="Heading3"/>
-      </w:pPr>
-      <w:r>
-        <w:t>What I repaired, the evidence I kept and the next test</w:t>
-      </w:r>
-    </w:p>
-    <w:p>
-      <w:r>
-        <w:t>________________________________________________________________</w:t>
-      </w:r>
-    </w:p>
-    <w:p>
-      <w:r>
-        <w:t>________________________________________________________________</w:t>
-      </w:r>
-    </w:p>
-    <w:p>
-      <w:r>
-        <w:t>________________________________________________________________</w:t>
-      </w:r>
-    </w:p>
-    <w:p>
-      <w:r>
-        <w:t>________________________________________________________________</w:t>
-      </w:r>
-    </w:p>
-    <w:p>
-      <w:r>
-        <w:t>________________________________________________________________</w:t>
-      </w:r>
-    </w:p>
-    <w:p>
-      <w:pPr>
         <w:pStyle w:val="Heading1"/>
       </w:pPr>
       <w:r>
-        <w:t>15. Visual concept journey</w:t>
-      </w:r>
-    </w:p>
-    <w:p>
-      <w:r>
-        <w:t>Explain each Research ethics and consent picture from its labels, then record a relevant limit.</w:t>
-      </w:r>
-    </w:p>
-    <w:p>
-      <w:pPr>
-        <w:pStyle w:val="Heading3"/>
+        <w:t>15. Reference · Six-picture response sheets</w:t>
+      </w:r>
+    </w:p>
+    <w:p>
+      <w:r>
+        <w:t>Choose the picture that helps explain the current step.</w:t>
+      </w:r>
+    </w:p>
+    <w:p>
+      <w:pPr>
+        <w:pStyle w:val="Heading2"/>
       </w:pPr>
       <w:r>
         <w:t>01. Research ethics and consent: the case</w:t>
@@ -2135,7 +2170,7 @@
         <w:drawing>
           <wp:inline xmlns:a="http://schemas.openxmlformats.org/drawingml/2006/main" xmlns:pic="http://schemas.openxmlformats.org/drawingml/2006/picture">
             <wp:extent cx="5486400" cy="2834640"/>
-            <wp:docPr id="2" name="Picture 2" descr="Consent is specific, not universal. A fictional study asks adults to submit anonymous drawings for one pattern-recognition investigation. Supplied facts: Consent covers this study only. It excludes public posting of originals and unrelated face-recognition research."/>
+            <wp:docPr id="3" name="Picture 3" descr="Consent is specific, not universal. A fictional study asks adults to submit anonymous drawings for one pattern-recognition investigation. Supplied facts: Consent covers this study only. It excludes public posting of originals and unrelated face-recognition research."/>
             <wp:cNvGraphicFramePr>
               <a:graphicFrameLocks noChangeAspect="1"/>
             </wp:cNvGraphicFramePr>
@@ -2147,7 +2182,7 @@
                     <pic:cNvPicPr/>
                   </pic:nvPicPr>
                   <pic:blipFill>
-                    <a:blip r:embed="rId10"/>
+                    <a:blip r:embed="rId11"/>
                     <a:stretch>
                       <a:fillRect/>
                     </a:stretch>
@@ -2209,7 +2244,6 @@
     <w:p>
       <w:pPr>
         <w:spacing w:line="336" w:lineRule="auto" w:after="180"/>
-        <w:shd w:fill="F5F1FB"/>
       </w:pPr>
       <w:r>
         <w:rPr>
@@ -2248,7 +2282,7 @@
     </w:p>
     <w:p>
       <w:pPr>
-        <w:pStyle w:val="Heading3"/>
+        <w:pStyle w:val="Heading2"/>
       </w:pPr>
       <w:r>
         <w:t>02. Follow the deciding steps</w:t>
@@ -2259,7 +2293,7 @@
         <w:drawing>
           <wp:inline xmlns:a="http://schemas.openxmlformats.org/drawingml/2006/main" xmlns:pic="http://schemas.openxmlformats.org/drawingml/2006/picture">
             <wp:extent cx="5486400" cy="3182112"/>
-            <wp:docPr id="3" name="Picture 3" descr="State the purpose: Explain the drawing task and planned use before participation. → Respect exclusions: Do not publish originals or transfer them to the unrelated project. → Keep the agreement: Record permitted uses and the approved withdrawal procedure."/>
+            <wp:docPr id="4" name="Picture 4" descr="State the purpose: Explain the drawing task and planned use before participation. → Respect exclusions: Do not publish originals or transfer them to the unrelated project. → Keep the agreement: Record permitted uses and the approved withdrawal procedure."/>
             <wp:cNvGraphicFramePr>
               <a:graphicFrameLocks noChangeAspect="1"/>
             </wp:cNvGraphicFramePr>
@@ -2271,7 +2305,7 @@
                     <pic:cNvPicPr/>
                   </pic:nvPicPr>
                   <pic:blipFill>
-                    <a:blip r:embed="rId11"/>
+                    <a:blip r:embed="rId12"/>
                     <a:stretch>
                       <a:fillRect/>
                     </a:stretch>
@@ -2304,7 +2338,6 @@
     <w:p>
       <w:pPr>
         <w:spacing w:line="336" w:lineRule="auto" w:after="180"/>
-        <w:shd w:fill="F5F1FB"/>
       </w:pPr>
       <w:r>
         <w:rPr>
@@ -2355,7 +2388,7 @@
     </w:p>
     <w:p>
       <w:pPr>
-        <w:pStyle w:val="Heading3"/>
+        <w:pStyle w:val="Heading2"/>
       </w:pPr>
       <w:r>
         <w:t>03. Research ethics and consent — evidence trace</w:t>
@@ -2366,7 +2399,7 @@
         <w:drawing>
           <wp:inline xmlns:a="http://schemas.openxmlformats.org/drawingml/2006/main" xmlns:pic="http://schemas.openxmlformats.org/drawingml/2006/picture">
             <wp:extent cx="5486400" cy="3297936"/>
-            <wp:docPr id="4" name="Picture 4" descr="Research ethics and consent — evidence trace. Proposal automatically copies student essays into a study because they were submitted for grading. | Use fictional records for this course. For the supplied classroom policy, a real study needs responsible review, plain-language purpose, opt-in consent and withdrawal handling before collection. Do not implement real recruitment in this exercise. | The grading purpose does not establish research permission under the policy. Redesign around fictional data or obtain required review and voluntary permission before collection."/>
+            <wp:docPr id="5" name="Picture 5" descr="Research ethics and consent — evidence trace. Proposal automatically copies student essays into a study because they were submitted for grading. | Use fictional records for this course. For the supplied classroom policy, a real study needs responsible review, plain-language purpose, opt-in consent and withdrawal handling before collection. Do not implement real recruitment in this exercise. | The grading purpose does not establish research permission under the policy. Redesign around fictional data or obtain required review and voluntary permission before collection."/>
             <wp:cNvGraphicFramePr>
               <a:graphicFrameLocks noChangeAspect="1"/>
             </wp:cNvGraphicFramePr>
@@ -2378,7 +2411,7 @@
                     <pic:cNvPicPr/>
                   </pic:nvPicPr>
                   <pic:blipFill>
-                    <a:blip r:embed="rId12"/>
+                    <a:blip r:embed="rId13"/>
                     <a:stretch>
                       <a:fillRect/>
                     </a:stretch>
@@ -2480,7 +2513,6 @@
     <w:p>
       <w:pPr>
         <w:spacing w:line="336" w:lineRule="auto" w:after="180"/>
-        <w:shd w:fill="F5F1FB"/>
       </w:pPr>
       <w:r>
         <w:rPr>
@@ -2519,7 +2551,7 @@
     </w:p>
     <w:p>
       <w:pPr>
-        <w:pStyle w:val="Heading3"/>
+        <w:pStyle w:val="Heading2"/>
       </w:pPr>
       <w:r>
         <w:t>04. Change one thing. Trace what follows.</w:t>
@@ -2530,7 +2562,7 @@
         <w:drawing>
           <wp:inline xmlns:a="http://schemas.openxmlformats.org/drawingml/2006/main" xmlns:pic="http://schemas.openxmlformats.org/drawingml/2006/picture">
             <wp:extent cx="5486400" cy="3026664"/>
-            <wp:docPr id="5" name="Picture 5" descr="Original case: Record permitted uses and the approved withdrawal procedure. Changed condition: A new project requests the same drawings for an excluded purpose. Expected result: Do not reuse them under the existing consent; seek the required new authorisation. Reason: The new purpose falls outside the stated agreement."/>
+            <wp:docPr id="6" name="Picture 6" descr="Original case: Record permitted uses and the approved withdrawal procedure. Changed condition: A new project requests the same drawings for an excluded purpose. Expected result: Do not reuse them under the existing consent; seek the required new authorisation. Reason: The new purpose falls outside the stated agreement."/>
             <wp:cNvGraphicFramePr>
               <a:graphicFrameLocks noChangeAspect="1"/>
             </wp:cNvGraphicFramePr>
@@ -2542,7 +2574,7 @@
                     <pic:cNvPicPr/>
                   </pic:nvPicPr>
                   <pic:blipFill>
-                    <a:blip r:embed="rId13"/>
+                    <a:blip r:embed="rId14"/>
                     <a:stretch>
                       <a:fillRect/>
                     </a:stretch>
@@ -2598,7 +2630,6 @@
     <w:p>
       <w:pPr>
         <w:spacing w:line="336" w:lineRule="auto" w:after="180"/>
-        <w:shd w:fill="F5F1FB"/>
       </w:pPr>
       <w:r>
         <w:rPr>
@@ -2637,7 +2668,7 @@
     </w:p>
     <w:p>
       <w:pPr>
-        <w:pStyle w:val="Heading3"/>
+        <w:pStyle w:val="Heading2"/>
       </w:pPr>
       <w:r>
         <w:t>05. Connect the explanation to its limit</w:t>
@@ -2648,7 +2679,7 @@
         <w:drawing>
           <wp:inline xmlns:a="http://schemas.openxmlformats.org/drawingml/2006/main" xmlns:pic="http://schemas.openxmlformats.org/drawingml/2006/picture">
             <wp:extent cx="5486400" cy="2834640"/>
-            <wp:docPr id="6" name="Picture 6" descr="Research ethics includes what people agree to, how they can decline and how risks are addressed. A contribution does not grant unlimited reuse. Limit: This fictional adult scenario is not approval for research with children; real oversight and applicable rules are separate requirements."/>
+            <wp:docPr id="7" name="Picture 7" descr="Research ethics includes what people agree to, how they can decline and how risks are addressed. A contribution does not grant unlimited reuse. Limit: This fictional adult scenario is not approval for research with children; real oversight and applicable rules are separate requirements."/>
             <wp:cNvGraphicFramePr>
               <a:graphicFrameLocks noChangeAspect="1"/>
             </wp:cNvGraphicFramePr>
@@ -2660,7 +2691,7 @@
                     <pic:cNvPicPr/>
                   </pic:nvPicPr>
                   <pic:blipFill>
-                    <a:blip r:embed="rId14"/>
+                    <a:blip r:embed="rId15"/>
                     <a:stretch>
                       <a:fillRect/>
                     </a:stretch>
@@ -2704,7 +2735,6 @@
     <w:p>
       <w:pPr>
         <w:spacing w:line="336" w:lineRule="auto" w:after="180"/>
-        <w:shd w:fill="F5F1FB"/>
       </w:pPr>
       <w:r>
         <w:rPr>
@@ -2743,7 +2773,7 @@
     </w:p>
     <w:p>
       <w:pPr>
-        <w:pStyle w:val="Heading3"/>
+        <w:pStyle w:val="Heading2"/>
       </w:pPr>
       <w:r>
         <w:t>06. Make the idea visible in your project</w:t>
@@ -2754,7 +2784,7 @@
         <w:drawing>
           <wp:inline xmlns:a="http://schemas.openxmlformats.org/drawingml/2006/main" xmlns:pic="http://schemas.openxmlformats.org/drawingml/2006/picture">
             <wp:extent cx="5486400" cy="3681984"/>
-            <wp:docPr id="7" name="Picture 7" descr="For the Reproducible AI Research Study, retain an annotated worked trace and the changed-case reasoning. Connect the claim to its records, units and assumptions so another investigator can challenge or reproduce it. Draw your input, deciding step, result and limit. Supported question: Identify which uses the drawing consent permits and excludes. Can the unrelated project reuse the drawings under this agreement, and what new authorisation would be needed?"/>
+            <wp:docPr id="8" name="Picture 8" descr="For the Reproducible AI Research Study, retain an annotated worked trace and the changed-case reasoning. Connect the claim to its records, units and assumptions so another investigator can challenge or reproduce it. Draw your input, deciding step, result and limit. Supported question: Identify which uses the drawing consent permits and excludes. Can the unrelated project reuse the drawings under this agreement, and what new authorisation would be needed?"/>
             <wp:cNvGraphicFramePr>
               <a:graphicFrameLocks noChangeAspect="1"/>
             </wp:cNvGraphicFramePr>
@@ -2766,7 +2796,7 @@
                     <pic:cNvPicPr/>
                   </pic:nvPicPr>
                   <pic:blipFill>
-                    <a:blip r:embed="rId15"/>
+                    <a:blip r:embed="rId16"/>
                     <a:stretch>
                       <a:fillRect/>
                     </a:stretch>
@@ -2845,7 +2875,6 @@
     <w:p>
       <w:pPr>
         <w:spacing w:line="336" w:lineRule="auto" w:after="180"/>
-        <w:shd w:fill="F5F1FB"/>
       </w:pPr>
       <w:r>
         <w:rPr>
@@ -2892,6 +2921,62 @@
     <w:p>
       <w:r>
         <w:t>________________________________________________________________</w:t>
+      </w:r>
+    </w:p>
+    <w:p>
+      <w:pPr>
+        <w:pStyle w:val="Heading2"/>
+      </w:pPr>
+      <w:r>
+        <w:t>Earlier wording, alternatives and picture transcripts · reference / check after trying</w:t>
+      </w:r>
+    </w:p>
+    <w:p>
+      <w:pPr>
+        <w:pStyle w:val="Heading3"/>
+      </w:pPr>
+      <w:r>
+        <w:t>01. Research ethics and consent: the case</w:t>
+      </w:r>
+    </w:p>
+    <w:p>
+      <w:pPr>
+        <w:pStyle w:val="Heading3"/>
+      </w:pPr>
+      <w:r>
+        <w:t>02. Follow the deciding steps</w:t>
+      </w:r>
+    </w:p>
+    <w:p>
+      <w:pPr>
+        <w:pStyle w:val="Heading3"/>
+      </w:pPr>
+      <w:r>
+        <w:t>03. Research ethics and consent — evidence trace</w:t>
+      </w:r>
+    </w:p>
+    <w:p>
+      <w:pPr>
+        <w:pStyle w:val="Heading3"/>
+      </w:pPr>
+      <w:r>
+        <w:t>04. Change one thing. Trace what follows.</w:t>
+      </w:r>
+    </w:p>
+    <w:p>
+      <w:pPr>
+        <w:pStyle w:val="Heading3"/>
+      </w:pPr>
+      <w:r>
+        <w:t>05. Connect the explanation to its limit</w:t>
+      </w:r>
+    </w:p>
+    <w:p>
+      <w:pPr>
+        <w:pStyle w:val="Heading3"/>
+      </w:pPr>
+      <w:r>
+        <w:t>06. Make the idea visible in your project</w:t>
       </w:r>
     </w:p>
     <w:sectPr>
